--- a/William/DevOps/William_Jackson.docx
+++ b/William/DevOps/William_Jackson.docx
@@ -15,7 +15,17 @@
           <w:sz w:val="44"/>
           <w:szCs w:val="44"/>
         </w:rPr>
-        <w:t>WILLIAM</w:t>
+        <w:t>W</w:t>
+      </w:r>
+      <w:r>
+        <w:rPr>
+          <w:b/>
+          <w:bCs/>
+          <w:color w:val="111111"/>
+          <w:sz w:val="44"/>
+          <w:szCs w:val="44"/>
+        </w:rPr>
+        <w:t xml:space="preserve">illiam </w:t>
       </w:r>
       <w:r>
         <w:rPr>
@@ -25,7 +35,7 @@
           <w:sz w:val="44"/>
           <w:szCs w:val="44"/>
         </w:rPr>
-        <w:t xml:space="preserve"> JACKSON</w:t>
+        <w:t>Jackson</w:t>
       </w:r>
     </w:p>
     <w:p>
@@ -41,6 +51,35 @@
           <w:szCs w:val="19"/>
         </w:rPr>
         <w:t>Senior Software Engineer</w:t>
+      </w:r>
+      <w:r>
+        <w:rPr>
+          <w:rFonts w:ascii="Arial" w:eastAsia="Arial" w:hAnsi="Arial" w:cs="Arial"/>
+          <w:color w:val="555555"/>
+          <w:sz w:val="19"/>
+          <w:szCs w:val="19"/>
+        </w:rPr>
+        <w:t xml:space="preserve"> - </w:t>
+      </w:r>
+      <w:proofErr w:type="spellStart"/>
+      <w:r>
+        <w:rPr>
+          <w:rFonts w:ascii="Arial" w:eastAsia="Arial" w:hAnsi="Arial" w:cs="Arial"/>
+          <w:color w:val="555555"/>
+          <w:sz w:val="19"/>
+          <w:szCs w:val="19"/>
+        </w:rPr>
+        <w:t>DevOps</w:t>
+      </w:r>
+      <w:proofErr w:type="spellEnd"/>
+      <w:r>
+        <w:rPr>
+          <w:rFonts w:ascii="Arial" w:eastAsia="Arial" w:hAnsi="Arial" w:cs="Arial"/>
+          <w:color w:val="555555"/>
+          <w:sz w:val="19"/>
+          <w:szCs w:val="19"/>
+        </w:rPr>
+        <w:t>/Cloud Infrastructure</w:t>
       </w:r>
     </w:p>
     <w:tbl>
@@ -62,7 +101,7 @@
         <w:tblLook w:val="04A0" w:firstRow="1" w:lastRow="0" w:firstColumn="1" w:lastColumn="0" w:noHBand="0" w:noVBand="1"/>
       </w:tblPr>
       <w:tblGrid>
-        <w:gridCol w:w="10340"/>
+        <w:gridCol w:w="10626"/>
       </w:tblGrid>
       <w:tr>
         <w:tc>
@@ -94,7 +133,25 @@
                 <w:sz w:val="17"/>
                 <w:szCs w:val="17"/>
               </w:rPr>
-              <w:t xml:space="preserve">Wellington, Nevada, United States </w:t>
+              <w:t>Wellington, Nevada, United States</w:t>
+            </w:r>
+            <w:r>
+              <w:rPr>
+                <w:rFonts w:ascii="Arial" w:eastAsia="Arial" w:hAnsi="Arial" w:cs="Arial"/>
+                <w:color w:val="FFFFFF"/>
+                <w:sz w:val="17"/>
+                <w:szCs w:val="17"/>
+              </w:rPr>
+              <w:t xml:space="preserve"> |</w:t>
+            </w:r>
+            <w:r>
+              <w:rPr>
+                <w:rFonts w:ascii="Arial" w:eastAsia="Arial" w:hAnsi="Arial" w:cs="Arial"/>
+                <w:color w:val="FFFFFF"/>
+                <w:sz w:val="17"/>
+                <w:szCs w:val="17"/>
+              </w:rPr>
+              <w:t xml:space="preserve"> </w:t>
             </w:r>
             <w:r>
               <w:rPr>
@@ -112,16 +169,7 @@
                 <w:sz w:val="17"/>
                 <w:szCs w:val="17"/>
               </w:rPr>
-              <w:t xml:space="preserve">| </w:t>
-            </w:r>
-            <w:r>
-              <w:rPr>
-                <w:rFonts w:ascii="Arial" w:eastAsia="Arial" w:hAnsi="Arial" w:cs="Arial"/>
-                <w:color w:val="FFFFFF"/>
-                <w:sz w:val="17"/>
-                <w:szCs w:val="17"/>
-              </w:rPr>
-              <w:t>williamjacksondev@outlook.com</w:t>
+              <w:t xml:space="preserve"> </w:t>
             </w:r>
             <w:r>
               <w:rPr>
@@ -139,7 +187,43 @@
                 <w:sz w:val="17"/>
                 <w:szCs w:val="17"/>
               </w:rPr>
-              <w:t>linkedin.com/in/william-jackson-3816183aa</w:t>
+              <w:t>williamjackson.pro@outlook.com</w:t>
+            </w:r>
+            <w:r>
+              <w:rPr>
+                <w:rFonts w:ascii="Arial" w:eastAsia="Arial" w:hAnsi="Arial" w:cs="Arial"/>
+                <w:color w:val="FFFFFF"/>
+                <w:sz w:val="17"/>
+                <w:szCs w:val="17"/>
+              </w:rPr>
+              <w:t xml:space="preserve"> </w:t>
+            </w:r>
+            <w:r>
+              <w:rPr>
+                <w:rFonts w:ascii="Arial" w:eastAsia="Arial" w:hAnsi="Arial" w:cs="Arial"/>
+                <w:color w:val="FFFFFF"/>
+                <w:sz w:val="17"/>
+                <w:szCs w:val="17"/>
+              </w:rPr>
+              <w:t xml:space="preserve">| </w:t>
+            </w:r>
+            <w:r>
+              <w:rPr>
+                <w:rFonts w:ascii="Arial" w:eastAsia="Arial" w:hAnsi="Arial" w:cs="Arial"/>
+                <w:color w:val="FFFFFF"/>
+                <w:sz w:val="17"/>
+                <w:szCs w:val="17"/>
+              </w:rPr>
+              <w:t>linkedin.com/in/william-jackson-</w:t>
+            </w:r>
+            <w:r>
+              <w:rPr>
+                <w:rFonts w:ascii="Arial" w:eastAsia="Arial" w:hAnsi="Arial" w:cs="Arial"/>
+                <w:color w:val="FFFFFF"/>
+                <w:sz w:val="17"/>
+                <w:szCs w:val="17"/>
+              </w:rPr>
+              <w:t>75b9343b6</w:t>
             </w:r>
           </w:p>
         </w:tc>
@@ -147,22 +231,20 @@
     </w:tbl>
     <w:p>
       <w:pPr>
-        <w:spacing w:after="120"/>
-      </w:pPr>
-    </w:p>
-    <w:p>
-      <w:pPr>
         <w:pBdr>
           <w:bottom w:val="single" w:sz="6" w:space="0" w:color="B91C1C"/>
         </w:pBdr>
         <w:spacing w:before="120" w:after="80"/>
+        <w:rPr>
+          <w:sz w:val="24"/>
+        </w:rPr>
       </w:pPr>
       <w:r>
         <w:rPr>
           <w:b/>
           <w:bCs/>
           <w:color w:val="111111"/>
-          <w:sz w:val="21"/>
+          <w:sz w:val="24"/>
           <w:szCs w:val="21"/>
         </w:rPr>
         <w:t>PROFESSIONAL SUMMARY</w:t>
@@ -174,112 +256,175 @@
         <w:rPr>
           <w:rStyle w:val="relative"/>
           <w:rFonts w:ascii="Arial" w:hAnsi="Arial" w:cs="Arial"/>
-          <w:sz w:val="18"/>
         </w:rPr>
       </w:pPr>
       <w:proofErr w:type="spellStart"/>
       <w:r>
+        <w:rPr>
+          <w:b/>
+          <w:sz w:val="22"/>
+        </w:rPr>
         <w:t>DevOps</w:t>
       </w:r>
       <w:proofErr w:type="spellEnd"/>
       <w:r>
-        <w:t xml:space="preserve"> and cloud infrastructure engineer with strong experience building scalable delivery platforms and production automation across modern </w:t>
+        <w:rPr>
+          <w:sz w:val="22"/>
+        </w:rPr>
+        <w:t xml:space="preserve"> and </w:t>
+      </w:r>
+      <w:r>
+        <w:rPr>
+          <w:b/>
+          <w:sz w:val="22"/>
+        </w:rPr>
+        <w:t>cloud infrastructure</w:t>
+      </w:r>
+      <w:r>
+        <w:rPr>
+          <w:sz w:val="22"/>
+        </w:rPr>
+        <w:t xml:space="preserve"> engineer with strong experience building scalable delivery platforms and production automation across modern </w:t>
       </w:r>
       <w:proofErr w:type="spellStart"/>
       <w:r>
+        <w:rPr>
+          <w:sz w:val="22"/>
+        </w:rPr>
         <w:t>SaaS</w:t>
       </w:r>
       <w:proofErr w:type="spellEnd"/>
       <w:r>
+        <w:rPr>
+          <w:sz w:val="22"/>
+        </w:rPr>
         <w:t xml:space="preserve"> and distributed systems environments. Over years of working in high-traffic software and platform engineering teams, expertise developed around </w:t>
       </w:r>
       <w:proofErr w:type="spellStart"/>
       <w:r>
         <w:rPr>
           <w:rStyle w:val="Strong"/>
+          <w:sz w:val="22"/>
         </w:rPr>
         <w:t>DevOps</w:t>
       </w:r>
       <w:proofErr w:type="spellEnd"/>
       <w:r>
+        <w:rPr>
+          <w:sz w:val="22"/>
+        </w:rPr>
         <w:t xml:space="preserve">, </w:t>
       </w:r>
       <w:r>
         <w:rPr>
           <w:rStyle w:val="Strong"/>
+          <w:sz w:val="22"/>
         </w:rPr>
         <w:t>AWS Cloud</w:t>
       </w:r>
       <w:r>
+        <w:rPr>
+          <w:sz w:val="22"/>
+        </w:rPr>
         <w:t xml:space="preserve">, </w:t>
       </w:r>
       <w:proofErr w:type="spellStart"/>
       <w:r>
         <w:rPr>
           <w:rStyle w:val="Strong"/>
+          <w:sz w:val="22"/>
         </w:rPr>
         <w:t>Docker</w:t>
       </w:r>
       <w:proofErr w:type="spellEnd"/>
       <w:r>
+        <w:rPr>
+          <w:sz w:val="22"/>
+        </w:rPr>
         <w:t xml:space="preserve">, </w:t>
       </w:r>
       <w:proofErr w:type="spellStart"/>
       <w:r>
         <w:rPr>
           <w:rStyle w:val="Strong"/>
+          <w:sz w:val="22"/>
         </w:rPr>
         <w:t>Kubernetes</w:t>
       </w:r>
       <w:proofErr w:type="spellEnd"/>
       <w:r>
+        <w:rPr>
+          <w:sz w:val="22"/>
+        </w:rPr>
         <w:t xml:space="preserve">, </w:t>
       </w:r>
       <w:r>
         <w:rPr>
           <w:rStyle w:val="Strong"/>
+          <w:sz w:val="22"/>
         </w:rPr>
         <w:t>CI/CD automation</w:t>
       </w:r>
       <w:r>
+        <w:rPr>
+          <w:sz w:val="22"/>
+        </w:rPr>
         <w:t xml:space="preserve">, and </w:t>
       </w:r>
       <w:r>
         <w:rPr>
           <w:rStyle w:val="Strong"/>
+          <w:sz w:val="22"/>
         </w:rPr>
         <w:t>Infrastructure as Code</w:t>
       </w:r>
       <w:r>
+        <w:rPr>
+          <w:sz w:val="22"/>
+        </w:rPr>
         <w:t xml:space="preserve"> while supporting backend engineering teams delivering </w:t>
       </w:r>
       <w:proofErr w:type="spellStart"/>
       <w:r>
+        <w:rPr>
+          <w:sz w:val="22"/>
+        </w:rPr>
         <w:t>microservices</w:t>
       </w:r>
       <w:proofErr w:type="spellEnd"/>
       <w:r>
+        <w:rPr>
+          <w:sz w:val="22"/>
+        </w:rPr>
         <w:t xml:space="preserve"> and API platforms. </w:t>
       </w:r>
       <w:proofErr w:type="gramStart"/>
       <w:r>
+        <w:rPr>
+          <w:sz w:val="22"/>
+        </w:rPr>
         <w:t xml:space="preserve">Extensive hands-on work modernizing legacy deployment systems into cloud-native environments using </w:t>
       </w:r>
       <w:proofErr w:type="spellStart"/>
       <w:r>
         <w:rPr>
           <w:rStyle w:val="Strong"/>
+          <w:sz w:val="22"/>
         </w:rPr>
         <w:t>Terraform</w:t>
       </w:r>
       <w:proofErr w:type="spellEnd"/>
       <w:r>
+        <w:rPr>
+          <w:sz w:val="22"/>
+        </w:rPr>
         <w:t xml:space="preserve">, </w:t>
       </w:r>
       <w:proofErr w:type="spellStart"/>
       <w:r>
         <w:rPr>
           <w:rStyle w:val="Strong"/>
+          <w:sz w:val="22"/>
         </w:rPr>
         <w:t>GitHub</w:t>
       </w:r>
@@ -287,28 +432,40 @@
       <w:r>
         <w:rPr>
           <w:rStyle w:val="Strong"/>
+          <w:sz w:val="22"/>
         </w:rPr>
         <w:t xml:space="preserve"> Actions</w:t>
       </w:r>
       <w:r>
+        <w:rPr>
+          <w:sz w:val="22"/>
+        </w:rPr>
         <w:t>, and container orchestration while improving reliability, monitoring, and release velocity across engineering organizations.</w:t>
       </w:r>
       <w:proofErr w:type="gramEnd"/>
       <w:r>
+        <w:rPr>
+          <w:sz w:val="22"/>
+        </w:rPr>
         <w:t xml:space="preserve"> Proven ability to troubleshoot complex deployment failures, resolve infrastructure incidents, and optimize system </w:t>
       </w:r>
       <w:proofErr w:type="spellStart"/>
       <w:r>
+        <w:rPr>
+          <w:sz w:val="22"/>
+        </w:rPr>
         <w:t>observability</w:t>
       </w:r>
       <w:proofErr w:type="spellEnd"/>
       <w:r>
+        <w:rPr>
+          <w:sz w:val="22"/>
+        </w:rPr>
         <w:t xml:space="preserve"> using modern monitoring stacks, enabling highly resilient production environments and faster engineering delivery cycles.</w:t>
       </w:r>
       <w:r>
         <w:rPr>
           <w:rFonts w:ascii="Arial" w:hAnsi="Arial" w:cs="Arial"/>
-          <w:sz w:val="18"/>
         </w:rPr>
         <w:t xml:space="preserve"> </w:t>
       </w:r>
@@ -319,23 +476,16 @@
           <w:bottom w:val="single" w:sz="6" w:space="0" w:color="B91C1C"/>
         </w:pBdr>
         <w:spacing w:before="120" w:after="80"/>
+        <w:rPr>
+          <w:sz w:val="24"/>
+        </w:rPr>
       </w:pPr>
       <w:r>
         <w:rPr>
           <w:b/>
           <w:bCs/>
           <w:color w:val="111111"/>
-          <w:sz w:val="21"/>
-          <w:szCs w:val="21"/>
-        </w:rPr>
-        <w:t xml:space="preserve"> </w:t>
-      </w:r>
-      <w:r>
-        <w:rPr>
-          <w:b/>
-          <w:bCs/>
-          <w:color w:val="111111"/>
-          <w:sz w:val="21"/>
+          <w:sz w:val="24"/>
           <w:szCs w:val="21"/>
         </w:rPr>
         <w:t>SKILLS</w:t>
@@ -346,18 +496,19 @@
         <w:pStyle w:val="NormalWeb"/>
         <w:numPr>
           <w:ilvl w:val="0"/>
-          <w:numId w:val="9"/>
+          <w:numId w:val="15"/>
         </w:numPr>
+        <w:spacing w:before="0" w:beforeAutospacing="0" w:after="0" w:afterAutospacing="0"/>
         <w:jc w:val="both"/>
         <w:rPr>
-          <w:sz w:val="20"/>
+          <w:sz w:val="22"/>
         </w:rPr>
       </w:pPr>
       <w:proofErr w:type="spellStart"/>
       <w:r>
         <w:rPr>
           <w:rStyle w:val="Strong"/>
-          <w:sz w:val="20"/>
+          <w:sz w:val="22"/>
         </w:rPr>
         <w:t>DevOps</w:t>
       </w:r>
@@ -365,13 +516,13 @@
       <w:r>
         <w:rPr>
           <w:rStyle w:val="Strong"/>
-          <w:sz w:val="20"/>
+          <w:sz w:val="22"/>
         </w:rPr>
         <w:t xml:space="preserve"> &amp; Infrastructure:</w:t>
       </w:r>
       <w:r>
         <w:rPr>
-          <w:sz w:val="20"/>
+          <w:sz w:val="22"/>
         </w:rPr>
         <w:t xml:space="preserve"> </w:t>
       </w:r>
@@ -379,7 +530,7 @@
       <w:r>
         <w:rPr>
           <w:rStyle w:val="Strong"/>
-          <w:sz w:val="20"/>
+          <w:sz w:val="22"/>
         </w:rPr>
         <w:t>Docker</w:t>
       </w:r>
@@ -387,13 +538,13 @@
       <w:r>
         <w:rPr>
           <w:rStyle w:val="Strong"/>
-          <w:sz w:val="20"/>
+          <w:sz w:val="22"/>
         </w:rPr>
         <w:t xml:space="preserve"> (18-24)</w:t>
       </w:r>
       <w:r>
         <w:rPr>
-          <w:sz w:val="20"/>
+          <w:sz w:val="22"/>
         </w:rPr>
         <w:t xml:space="preserve">, </w:t>
       </w:r>
@@ -401,7 +552,7 @@
       <w:r>
         <w:rPr>
           <w:rStyle w:val="Strong"/>
-          <w:sz w:val="20"/>
+          <w:sz w:val="22"/>
         </w:rPr>
         <w:t>Kubernetes</w:t>
       </w:r>
@@ -409,13 +560,13 @@
       <w:r>
         <w:rPr>
           <w:rStyle w:val="Strong"/>
-          <w:sz w:val="20"/>
+          <w:sz w:val="22"/>
         </w:rPr>
         <w:t xml:space="preserve"> (1.18-1.29)</w:t>
       </w:r>
       <w:r>
         <w:rPr>
-          <w:sz w:val="20"/>
+          <w:sz w:val="22"/>
         </w:rPr>
         <w:t xml:space="preserve">, </w:t>
       </w:r>
@@ -423,7 +574,7 @@
       <w:r>
         <w:rPr>
           <w:rStyle w:val="Strong"/>
-          <w:sz w:val="20"/>
+          <w:sz w:val="22"/>
         </w:rPr>
         <w:t>Terraform</w:t>
       </w:r>
@@ -431,65 +582,69 @@
       <w:r>
         <w:rPr>
           <w:rStyle w:val="Strong"/>
-          <w:sz w:val="20"/>
+          <w:sz w:val="22"/>
         </w:rPr>
         <w:t xml:space="preserve"> (0.12-1.x)</w:t>
       </w:r>
       <w:r>
         <w:rPr>
-          <w:sz w:val="20"/>
+          <w:sz w:val="22"/>
         </w:rPr>
         <w:t xml:space="preserve">, </w:t>
       </w:r>
       <w:r>
         <w:rPr>
           <w:rStyle w:val="Strong"/>
-          <w:sz w:val="20"/>
+          <w:sz w:val="22"/>
         </w:rPr>
         <w:t>Helm</w:t>
       </w:r>
       <w:r>
         <w:rPr>
-          <w:sz w:val="20"/>
+          <w:sz w:val="22"/>
         </w:rPr>
         <w:t xml:space="preserve">, </w:t>
       </w:r>
       <w:r>
         <w:rPr>
           <w:rStyle w:val="Strong"/>
-          <w:sz w:val="20"/>
+          <w:sz w:val="22"/>
         </w:rPr>
         <w:t>Linux</w:t>
       </w:r>
       <w:r>
         <w:rPr>
-          <w:sz w:val="20"/>
+          <w:sz w:val="22"/>
         </w:rPr>
         <w:t xml:space="preserve">, </w:t>
       </w:r>
       <w:r>
         <w:rPr>
           <w:rStyle w:val="Strong"/>
-          <w:sz w:val="20"/>
+          <w:b w:val="0"/>
+          <w:sz w:val="22"/>
         </w:rPr>
         <w:t>Bash</w:t>
       </w:r>
       <w:r>
         <w:rPr>
-          <w:sz w:val="20"/>
+          <w:b/>
+          <w:sz w:val="22"/>
         </w:rPr>
         <w:t xml:space="preserve">, </w:t>
       </w:r>
       <w:r>
         <w:rPr>
           <w:rStyle w:val="Strong"/>
-          <w:sz w:val="20"/>
+          <w:b w:val="0"/>
+          <w:sz w:val="22"/>
         </w:rPr>
         <w:t>Infrastructure as Code</w:t>
       </w:r>
       <w:r>
         <w:rPr>
-          <w:sz w:val="20"/>
+          <w:b/>
+          <w:sz w:val="22"/>
         </w:rPr>
         <w:t xml:space="preserve">, </w:t>
       </w:r>
@@ -497,7 +652,8 @@
       <w:r>
         <w:rPr>
           <w:rStyle w:val="Strong"/>
-          <w:sz w:val="20"/>
+          <w:b w:val="0"/>
+          <w:sz w:val="22"/>
         </w:rPr>
         <w:t>Microservices</w:t>
       </w:r>
@@ -505,42 +661,42 @@
       <w:r>
         <w:rPr>
           <w:rStyle w:val="Strong"/>
-          <w:sz w:val="20"/>
+          <w:b w:val="0"/>
+          <w:sz w:val="22"/>
         </w:rPr>
         <w:t xml:space="preserve"> Deployment</w:t>
       </w:r>
-      <w:bookmarkStart w:id="0" w:name="_GoBack"/>
-      <w:bookmarkEnd w:id="0"/>
     </w:p>
     <w:p>
       <w:pPr>
         <w:pStyle w:val="NormalWeb"/>
         <w:numPr>
           <w:ilvl w:val="0"/>
-          <w:numId w:val="9"/>
+          <w:numId w:val="15"/>
         </w:numPr>
+        <w:spacing w:before="0" w:beforeAutospacing="0" w:after="0" w:afterAutospacing="0"/>
         <w:jc w:val="both"/>
         <w:rPr>
-          <w:sz w:val="20"/>
-        </w:rPr>
-      </w:pPr>
-      <w:r>
-        <w:rPr>
-          <w:rStyle w:val="Strong"/>
-          <w:sz w:val="20"/>
+          <w:sz w:val="22"/>
+        </w:rPr>
+      </w:pPr>
+      <w:r>
+        <w:rPr>
+          <w:rStyle w:val="Strong"/>
+          <w:sz w:val="22"/>
         </w:rPr>
         <w:t>Cloud Platforms:</w:t>
       </w:r>
       <w:r>
         <w:rPr>
-          <w:sz w:val="20"/>
+          <w:sz w:val="22"/>
         </w:rPr>
         <w:t xml:space="preserve"> </w:t>
       </w:r>
       <w:r>
         <w:rPr>
           <w:rStyle w:val="Strong"/>
-          <w:sz w:val="20"/>
+          <w:sz w:val="22"/>
         </w:rPr>
         <w:t xml:space="preserve">AWS (EC2, EKS, ECS, Lambda, API Gateway, S3, RDS, </w:t>
       </w:r>
@@ -548,7 +704,7 @@
       <w:r>
         <w:rPr>
           <w:rStyle w:val="Strong"/>
-          <w:sz w:val="20"/>
+          <w:sz w:val="22"/>
         </w:rPr>
         <w:t>DynamoDB</w:t>
       </w:r>
@@ -556,7 +712,7 @@
       <w:r>
         <w:rPr>
           <w:rStyle w:val="Strong"/>
-          <w:sz w:val="20"/>
+          <w:sz w:val="22"/>
         </w:rPr>
         <w:t xml:space="preserve">, </w:t>
       </w:r>
@@ -564,7 +720,7 @@
       <w:r>
         <w:rPr>
           <w:rStyle w:val="Strong"/>
-          <w:sz w:val="20"/>
+          <w:sz w:val="22"/>
         </w:rPr>
         <w:t>CloudWatch</w:t>
       </w:r>
@@ -572,13 +728,13 @@
       <w:r>
         <w:rPr>
           <w:rStyle w:val="Strong"/>
-          <w:sz w:val="20"/>
+          <w:sz w:val="22"/>
         </w:rPr>
         <w:t>)</w:t>
       </w:r>
       <w:r>
         <w:rPr>
-          <w:sz w:val="20"/>
+          <w:sz w:val="22"/>
         </w:rPr>
         <w:t>, Azure exposure, cloud networking and security architecture</w:t>
       </w:r>
@@ -588,23 +744,24 @@
         <w:pStyle w:val="NormalWeb"/>
         <w:numPr>
           <w:ilvl w:val="0"/>
-          <w:numId w:val="9"/>
+          <w:numId w:val="15"/>
         </w:numPr>
+        <w:spacing w:before="0" w:beforeAutospacing="0" w:after="0" w:afterAutospacing="0"/>
         <w:jc w:val="both"/>
         <w:rPr>
-          <w:sz w:val="20"/>
-        </w:rPr>
-      </w:pPr>
-      <w:r>
-        <w:rPr>
-          <w:rStyle w:val="Strong"/>
-          <w:sz w:val="20"/>
+          <w:sz w:val="22"/>
+        </w:rPr>
+      </w:pPr>
+      <w:r>
+        <w:rPr>
+          <w:rStyle w:val="Strong"/>
+          <w:sz w:val="22"/>
         </w:rPr>
         <w:t>CI/CD &amp; Automation:</w:t>
       </w:r>
       <w:r>
         <w:rPr>
-          <w:sz w:val="20"/>
+          <w:sz w:val="22"/>
         </w:rPr>
         <w:t xml:space="preserve"> </w:t>
       </w:r>
@@ -612,7 +769,7 @@
       <w:r>
         <w:rPr>
           <w:rStyle w:val="Strong"/>
-          <w:sz w:val="20"/>
+          <w:sz w:val="22"/>
         </w:rPr>
         <w:t>GitHub</w:t>
       </w:r>
@@ -620,26 +777,26 @@
       <w:r>
         <w:rPr>
           <w:rStyle w:val="Strong"/>
-          <w:sz w:val="20"/>
+          <w:sz w:val="22"/>
         </w:rPr>
         <w:t xml:space="preserve"> Actions</w:t>
       </w:r>
       <w:r>
         <w:rPr>
-          <w:sz w:val="20"/>
+          <w:sz w:val="22"/>
         </w:rPr>
         <w:t xml:space="preserve">, </w:t>
       </w:r>
       <w:r>
         <w:rPr>
           <w:rStyle w:val="Strong"/>
-          <w:sz w:val="20"/>
+          <w:sz w:val="22"/>
         </w:rPr>
         <w:t>Jenkins</w:t>
       </w:r>
       <w:r>
         <w:rPr>
-          <w:sz w:val="20"/>
+          <w:sz w:val="22"/>
         </w:rPr>
         <w:t xml:space="preserve">, </w:t>
       </w:r>
@@ -647,7 +804,7 @@
       <w:r>
         <w:rPr>
           <w:rStyle w:val="Strong"/>
-          <w:sz w:val="20"/>
+          <w:sz w:val="22"/>
         </w:rPr>
         <w:t>GitLab</w:t>
       </w:r>
@@ -655,26 +812,26 @@
       <w:r>
         <w:rPr>
           <w:rStyle w:val="Strong"/>
-          <w:sz w:val="20"/>
+          <w:sz w:val="22"/>
         </w:rPr>
         <w:t xml:space="preserve"> CI</w:t>
       </w:r>
       <w:r>
         <w:rPr>
-          <w:sz w:val="20"/>
+          <w:sz w:val="22"/>
         </w:rPr>
         <w:t xml:space="preserve">, </w:t>
       </w:r>
       <w:r>
         <w:rPr>
           <w:rStyle w:val="Strong"/>
-          <w:sz w:val="20"/>
+          <w:sz w:val="22"/>
         </w:rPr>
         <w:t>Argo CD</w:t>
       </w:r>
       <w:r>
         <w:rPr>
-          <w:sz w:val="20"/>
+          <w:sz w:val="22"/>
         </w:rPr>
         <w:t>, automated pipelines, build orchestration, artifact management</w:t>
       </w:r>
@@ -684,17 +841,18 @@
         <w:pStyle w:val="NormalWeb"/>
         <w:numPr>
           <w:ilvl w:val="0"/>
-          <w:numId w:val="9"/>
+          <w:numId w:val="15"/>
         </w:numPr>
+        <w:spacing w:before="0" w:beforeAutospacing="0" w:after="0" w:afterAutospacing="0"/>
         <w:jc w:val="both"/>
         <w:rPr>
-          <w:sz w:val="20"/>
-        </w:rPr>
-      </w:pPr>
-      <w:r>
-        <w:rPr>
-          <w:rStyle w:val="Strong"/>
-          <w:sz w:val="20"/>
+          <w:sz w:val="22"/>
+        </w:rPr>
+      </w:pPr>
+      <w:r>
+        <w:rPr>
+          <w:rStyle w:val="Strong"/>
+          <w:sz w:val="22"/>
         </w:rPr>
         <w:t xml:space="preserve">Monitoring &amp; </w:t>
       </w:r>
@@ -702,7 +860,7 @@
       <w:r>
         <w:rPr>
           <w:rStyle w:val="Strong"/>
-          <w:sz w:val="20"/>
+          <w:sz w:val="22"/>
         </w:rPr>
         <w:t>Observability</w:t>
       </w:r>
@@ -710,26 +868,26 @@
       <w:r>
         <w:rPr>
           <w:rStyle w:val="Strong"/>
-          <w:sz w:val="20"/>
+          <w:sz w:val="22"/>
         </w:rPr>
         <w:t>:</w:t>
       </w:r>
       <w:r>
         <w:rPr>
-          <w:sz w:val="20"/>
+          <w:sz w:val="22"/>
         </w:rPr>
         <w:t xml:space="preserve"> </w:t>
       </w:r>
       <w:r>
         <w:rPr>
           <w:rStyle w:val="Strong"/>
-          <w:sz w:val="20"/>
+          <w:sz w:val="22"/>
         </w:rPr>
         <w:t>Prometheus</w:t>
       </w:r>
       <w:r>
         <w:rPr>
-          <w:sz w:val="20"/>
+          <w:sz w:val="22"/>
         </w:rPr>
         <w:t xml:space="preserve">, </w:t>
       </w:r>
@@ -737,14 +895,14 @@
       <w:r>
         <w:rPr>
           <w:rStyle w:val="Strong"/>
-          <w:sz w:val="20"/>
+          <w:sz w:val="22"/>
         </w:rPr>
         <w:t>Grafana</w:t>
       </w:r>
       <w:proofErr w:type="spellEnd"/>
       <w:r>
         <w:rPr>
-          <w:sz w:val="20"/>
+          <w:sz w:val="22"/>
         </w:rPr>
         <w:t xml:space="preserve">, </w:t>
       </w:r>
@@ -752,27 +910,27 @@
       <w:r>
         <w:rPr>
           <w:rStyle w:val="Strong"/>
-          <w:sz w:val="20"/>
+          <w:sz w:val="22"/>
         </w:rPr>
         <w:t>Datadog</w:t>
       </w:r>
       <w:proofErr w:type="spellEnd"/>
       <w:r>
         <w:rPr>
-          <w:sz w:val="20"/>
+          <w:sz w:val="22"/>
         </w:rPr>
         <w:t xml:space="preserve">, </w:t>
       </w:r>
       <w:r>
         <w:rPr>
           <w:rStyle w:val="Strong"/>
-          <w:sz w:val="20"/>
+          <w:sz w:val="22"/>
         </w:rPr>
         <w:t>ELK Stack</w:t>
       </w:r>
       <w:r>
         <w:rPr>
-          <w:sz w:val="20"/>
+          <w:sz w:val="22"/>
         </w:rPr>
         <w:t xml:space="preserve">, </w:t>
       </w:r>
@@ -780,14 +938,14 @@
       <w:r>
         <w:rPr>
           <w:rStyle w:val="Strong"/>
-          <w:sz w:val="20"/>
+          <w:sz w:val="22"/>
         </w:rPr>
         <w:t>CloudWatch</w:t>
       </w:r>
       <w:proofErr w:type="spellEnd"/>
       <w:r>
         <w:rPr>
-          <w:sz w:val="20"/>
+          <w:sz w:val="22"/>
         </w:rPr>
         <w:t>, distributed logging and alerting systems</w:t>
       </w:r>
@@ -797,62 +955,63 @@
         <w:pStyle w:val="NormalWeb"/>
         <w:numPr>
           <w:ilvl w:val="0"/>
-          <w:numId w:val="9"/>
+          <w:numId w:val="15"/>
         </w:numPr>
+        <w:spacing w:before="0" w:beforeAutospacing="0" w:after="0" w:afterAutospacing="0"/>
         <w:jc w:val="both"/>
         <w:rPr>
-          <w:sz w:val="20"/>
-        </w:rPr>
-      </w:pPr>
-      <w:r>
-        <w:rPr>
-          <w:rStyle w:val="Strong"/>
-          <w:sz w:val="20"/>
+          <w:sz w:val="22"/>
+        </w:rPr>
+      </w:pPr>
+      <w:r>
+        <w:rPr>
+          <w:rStyle w:val="Strong"/>
+          <w:sz w:val="22"/>
         </w:rPr>
         <w:t>Programming &amp; Scripting:</w:t>
       </w:r>
       <w:r>
         <w:rPr>
-          <w:sz w:val="20"/>
+          <w:sz w:val="22"/>
         </w:rPr>
         <w:t xml:space="preserve"> </w:t>
       </w:r>
       <w:r>
         <w:rPr>
           <w:rStyle w:val="Strong"/>
-          <w:sz w:val="20"/>
+          <w:sz w:val="22"/>
         </w:rPr>
         <w:t>Python</w:t>
       </w:r>
       <w:r>
         <w:rPr>
-          <w:sz w:val="20"/>
+          <w:sz w:val="22"/>
         </w:rPr>
         <w:t xml:space="preserve">, </w:t>
       </w:r>
       <w:r>
         <w:rPr>
           <w:rStyle w:val="Strong"/>
-          <w:sz w:val="20"/>
+          <w:sz w:val="22"/>
         </w:rPr>
         <w:t>Node.js</w:t>
       </w:r>
       <w:r>
         <w:rPr>
-          <w:sz w:val="20"/>
+          <w:sz w:val="22"/>
         </w:rPr>
         <w:t xml:space="preserve">, </w:t>
       </w:r>
       <w:r>
         <w:rPr>
           <w:rStyle w:val="Strong"/>
-          <w:sz w:val="20"/>
+          <w:sz w:val="22"/>
         </w:rPr>
         <w:t>Shell scripting</w:t>
       </w:r>
       <w:r>
         <w:rPr>
-          <w:sz w:val="20"/>
+          <w:sz w:val="22"/>
         </w:rPr>
         <w:t>, infrastructure tooling development and automation utilities</w:t>
       </w:r>
@@ -862,23 +1021,24 @@
         <w:pStyle w:val="NormalWeb"/>
         <w:numPr>
           <w:ilvl w:val="0"/>
-          <w:numId w:val="9"/>
+          <w:numId w:val="15"/>
         </w:numPr>
+        <w:spacing w:before="0" w:beforeAutospacing="0" w:after="0" w:afterAutospacing="0"/>
         <w:jc w:val="both"/>
         <w:rPr>
-          <w:sz w:val="20"/>
-        </w:rPr>
-      </w:pPr>
-      <w:r>
-        <w:rPr>
-          <w:rStyle w:val="Strong"/>
-          <w:sz w:val="20"/>
+          <w:sz w:val="22"/>
+        </w:rPr>
+      </w:pPr>
+      <w:r>
+        <w:rPr>
+          <w:rStyle w:val="Strong"/>
+          <w:sz w:val="22"/>
         </w:rPr>
         <w:t>Data &amp; Messaging:</w:t>
       </w:r>
       <w:r>
         <w:rPr>
-          <w:sz w:val="20"/>
+          <w:sz w:val="22"/>
         </w:rPr>
         <w:t xml:space="preserve"> </w:t>
       </w:r>
@@ -886,27 +1046,27 @@
       <w:r>
         <w:rPr>
           <w:rStyle w:val="Strong"/>
-          <w:sz w:val="20"/>
+          <w:sz w:val="22"/>
         </w:rPr>
         <w:t>PostgreSQL</w:t>
       </w:r>
       <w:proofErr w:type="spellEnd"/>
       <w:r>
         <w:rPr>
-          <w:sz w:val="20"/>
+          <w:sz w:val="22"/>
         </w:rPr>
         <w:t xml:space="preserve">, </w:t>
       </w:r>
       <w:r>
         <w:rPr>
           <w:rStyle w:val="Strong"/>
-          <w:sz w:val="20"/>
+          <w:sz w:val="22"/>
         </w:rPr>
         <w:t>MySQL</w:t>
       </w:r>
       <w:r>
         <w:rPr>
-          <w:sz w:val="20"/>
+          <w:sz w:val="22"/>
         </w:rPr>
         <w:t xml:space="preserve">, </w:t>
       </w:r>
@@ -914,27 +1074,27 @@
       <w:r>
         <w:rPr>
           <w:rStyle w:val="Strong"/>
-          <w:sz w:val="20"/>
+          <w:sz w:val="22"/>
         </w:rPr>
         <w:t>Redis</w:t>
       </w:r>
       <w:proofErr w:type="spellEnd"/>
       <w:r>
         <w:rPr>
-          <w:sz w:val="20"/>
+          <w:sz w:val="22"/>
         </w:rPr>
         <w:t xml:space="preserve">, </w:t>
       </w:r>
       <w:r>
         <w:rPr>
           <w:rStyle w:val="Strong"/>
-          <w:sz w:val="20"/>
+          <w:sz w:val="22"/>
         </w:rPr>
         <w:t>Kafka</w:t>
       </w:r>
       <w:r>
         <w:rPr>
-          <w:sz w:val="20"/>
+          <w:sz w:val="22"/>
         </w:rPr>
         <w:t xml:space="preserve">, </w:t>
       </w:r>
@@ -942,14 +1102,14 @@
       <w:r>
         <w:rPr>
           <w:rStyle w:val="Strong"/>
-          <w:sz w:val="20"/>
+          <w:sz w:val="22"/>
         </w:rPr>
         <w:t>RabbitMQ</w:t>
       </w:r>
       <w:proofErr w:type="spellEnd"/>
       <w:r>
         <w:rPr>
-          <w:sz w:val="20"/>
+          <w:sz w:val="22"/>
         </w:rPr>
         <w:t>, distributed system integration</w:t>
       </w:r>
@@ -960,23 +1120,16 @@
           <w:bottom w:val="single" w:sz="6" w:space="0" w:color="B91C1C"/>
         </w:pBdr>
         <w:spacing w:before="120" w:after="80"/>
+        <w:rPr>
+          <w:sz w:val="22"/>
+        </w:rPr>
       </w:pPr>
       <w:r>
         <w:rPr>
           <w:b/>
           <w:bCs/>
           <w:color w:val="111111"/>
-          <w:sz w:val="21"/>
-          <w:szCs w:val="21"/>
-        </w:rPr>
-        <w:t xml:space="preserve"> </w:t>
-      </w:r>
-      <w:r>
-        <w:rPr>
-          <w:b/>
-          <w:bCs/>
-          <w:color w:val="111111"/>
-          <w:sz w:val="21"/>
+          <w:sz w:val="24"/>
           <w:szCs w:val="21"/>
         </w:rPr>
         <w:t>WORK HISTORY</w:t>
@@ -1000,8 +1153,8 @@
         <w:tblLook w:val="04A0" w:firstRow="1" w:lastRow="0" w:firstColumn="1" w:lastColumn="0" w:noHBand="0" w:noVBand="1"/>
       </w:tblPr>
       <w:tblGrid>
-        <w:gridCol w:w="7140"/>
-        <w:gridCol w:w="3060"/>
+        <w:gridCol w:w="7340"/>
+        <w:gridCol w:w="3146"/>
       </w:tblGrid>
       <w:tr>
         <w:tc>
@@ -1015,13 +1168,18 @@
             </w:tcBorders>
           </w:tcPr>
           <w:p>
+            <w:pPr>
+              <w:rPr>
+                <w:sz w:val="24"/>
+              </w:rPr>
+            </w:pPr>
             <w:r>
               <w:rPr>
                 <w:rFonts w:ascii="Arial" w:eastAsia="Arial" w:hAnsi="Arial" w:cs="Arial"/>
                 <w:b/>
                 <w:bCs/>
                 <w:color w:val="111111"/>
-                <w:sz w:val="19"/>
+                <w:sz w:val="22"/>
                 <w:szCs w:val="19"/>
               </w:rPr>
               <w:t>Senior Software Engineer</w:t>
@@ -1041,12 +1199,14 @@
           <w:p>
             <w:pPr>
               <w:jc w:val="right"/>
+              <w:rPr>
+                <w:sz w:val="24"/>
+              </w:rPr>
             </w:pPr>
             <w:r>
               <w:rPr>
                 <w:rFonts w:ascii="Arial" w:eastAsia="Arial" w:hAnsi="Arial" w:cs="Arial"/>
                 <w:color w:val="111111"/>
-                <w:sz w:val="17"/>
                 <w:szCs w:val="17"/>
               </w:rPr>
               <w:t>February 2021 to December 2025</w:t>
@@ -1056,6 +1216,11 @@
       </w:tr>
     </w:tbl>
     <w:p>
+      <w:pPr>
+        <w:rPr>
+          <w:sz w:val="24"/>
+        </w:rPr>
+      </w:pPr>
       <w:proofErr w:type="spellStart"/>
       <w:r>
         <w:rPr>
@@ -1063,7 +1228,7 @@
           <w:b/>
           <w:bCs/>
           <w:color w:val="111111"/>
-          <w:sz w:val="18"/>
+          <w:sz w:val="22"/>
           <w:szCs w:val="18"/>
         </w:rPr>
         <w:t>Viaro</w:t>
@@ -1075,7 +1240,7 @@
           <w:b/>
           <w:bCs/>
           <w:color w:val="111111"/>
-          <w:sz w:val="18"/>
+          <w:sz w:val="22"/>
           <w:szCs w:val="18"/>
         </w:rPr>
         <w:t xml:space="preserve"> Networks Inc. - Delaware, United States</w:t>
@@ -1086,29 +1251,29 @@
         <w:pStyle w:val="NormalWeb"/>
         <w:numPr>
           <w:ilvl w:val="0"/>
-          <w:numId w:val="10"/>
+          <w:numId w:val="16"/>
         </w:numPr>
         <w:jc w:val="both"/>
         <w:rPr>
-          <w:sz w:val="20"/>
-        </w:rPr>
-      </w:pPr>
-      <w:r>
-        <w:rPr>
-          <w:sz w:val="20"/>
+          <w:sz w:val="22"/>
+        </w:rPr>
+      </w:pPr>
+      <w:r>
+        <w:rPr>
+          <w:sz w:val="22"/>
         </w:rPr>
         <w:t xml:space="preserve">Led transformation of legacy deployment workflows into a fully automated </w:t>
       </w:r>
       <w:r>
         <w:rPr>
           <w:rStyle w:val="Strong"/>
-          <w:sz w:val="20"/>
+          <w:sz w:val="22"/>
         </w:rPr>
         <w:t>CI/CD pipeline</w:t>
       </w:r>
       <w:r>
         <w:rPr>
-          <w:sz w:val="20"/>
+          <w:sz w:val="22"/>
         </w:rPr>
         <w:t xml:space="preserve"> using </w:t>
       </w:r>
@@ -1116,7 +1281,7 @@
       <w:r>
         <w:rPr>
           <w:rStyle w:val="Strong"/>
-          <w:sz w:val="20"/>
+          <w:sz w:val="22"/>
         </w:rPr>
         <w:t>GitHub</w:t>
       </w:r>
@@ -1124,13 +1289,13 @@
       <w:r>
         <w:rPr>
           <w:rStyle w:val="Strong"/>
-          <w:sz w:val="20"/>
+          <w:sz w:val="22"/>
         </w:rPr>
         <w:t xml:space="preserve"> Actions</w:t>
       </w:r>
       <w:r>
         <w:rPr>
-          <w:sz w:val="20"/>
+          <w:sz w:val="22"/>
         </w:rPr>
         <w:t xml:space="preserve"> and </w:t>
       </w:r>
@@ -1138,7 +1303,7 @@
       <w:r>
         <w:rPr>
           <w:rStyle w:val="Strong"/>
-          <w:sz w:val="20"/>
+          <w:sz w:val="22"/>
         </w:rPr>
         <w:t>Docker</w:t>
       </w:r>
@@ -1146,27 +1311,27 @@
       <w:r>
         <w:rPr>
           <w:rStyle w:val="Strong"/>
-          <w:sz w:val="20"/>
+          <w:sz w:val="22"/>
         </w:rPr>
         <w:t xml:space="preserve"> (19-24)</w:t>
       </w:r>
       <w:r>
         <w:rPr>
-          <w:sz w:val="20"/>
+          <w:sz w:val="22"/>
         </w:rPr>
         <w:t xml:space="preserve"> containers, eliminating manual deployment steps and significantly improving release reliability across multiple </w:t>
       </w:r>
       <w:proofErr w:type="spellStart"/>
       <w:r>
         <w:rPr>
-          <w:sz w:val="20"/>
+          <w:sz w:val="22"/>
         </w:rPr>
         <w:t>microservice</w:t>
       </w:r>
       <w:proofErr w:type="spellEnd"/>
       <w:r>
         <w:rPr>
-          <w:sz w:val="20"/>
+          <w:sz w:val="22"/>
         </w:rPr>
         <w:t xml:space="preserve"> platforms.</w:t>
       </w:r>
@@ -1176,16 +1341,16 @@
         <w:pStyle w:val="NormalWeb"/>
         <w:numPr>
           <w:ilvl w:val="0"/>
-          <w:numId w:val="10"/>
+          <w:numId w:val="16"/>
         </w:numPr>
         <w:jc w:val="both"/>
         <w:rPr>
-          <w:sz w:val="20"/>
-        </w:rPr>
-      </w:pPr>
-      <w:r>
-        <w:rPr>
-          <w:sz w:val="20"/>
+          <w:sz w:val="22"/>
+        </w:rPr>
+      </w:pPr>
+      <w:r>
+        <w:rPr>
+          <w:sz w:val="22"/>
         </w:rPr>
         <w:t xml:space="preserve">Designed and implemented production-grade </w:t>
       </w:r>
@@ -1193,7 +1358,7 @@
       <w:r>
         <w:rPr>
           <w:rStyle w:val="Strong"/>
-          <w:sz w:val="20"/>
+          <w:sz w:val="22"/>
         </w:rPr>
         <w:t>Kubernetes</w:t>
       </w:r>
@@ -1201,40 +1366,40 @@
       <w:r>
         <w:rPr>
           <w:rStyle w:val="Strong"/>
-          <w:sz w:val="20"/>
+          <w:sz w:val="22"/>
         </w:rPr>
         <w:t xml:space="preserve"> (1.20-1.28)</w:t>
       </w:r>
       <w:r>
         <w:rPr>
-          <w:sz w:val="20"/>
+          <w:sz w:val="22"/>
         </w:rPr>
         <w:t xml:space="preserve"> clusters on </w:t>
       </w:r>
       <w:r>
         <w:rPr>
           <w:rStyle w:val="Strong"/>
-          <w:sz w:val="20"/>
+          <w:sz w:val="22"/>
         </w:rPr>
         <w:t>AWS EKS</w:t>
       </w:r>
       <w:r>
         <w:rPr>
-          <w:sz w:val="20"/>
+          <w:sz w:val="22"/>
         </w:rPr>
         <w:t xml:space="preserve">, solving frequent service restart issues caused by resource misconfiguration by implementing optimized pod resource limits and </w:t>
       </w:r>
       <w:proofErr w:type="spellStart"/>
       <w:r>
         <w:rPr>
-          <w:sz w:val="20"/>
+          <w:sz w:val="22"/>
         </w:rPr>
         <w:t>autoscaling</w:t>
       </w:r>
       <w:proofErr w:type="spellEnd"/>
       <w:r>
         <w:rPr>
-          <w:sz w:val="20"/>
+          <w:sz w:val="22"/>
         </w:rPr>
         <w:t xml:space="preserve"> policies.</w:t>
       </w:r>
@@ -1244,16 +1409,16 @@
         <w:pStyle w:val="NormalWeb"/>
         <w:numPr>
           <w:ilvl w:val="0"/>
-          <w:numId w:val="10"/>
+          <w:numId w:val="16"/>
         </w:numPr>
         <w:jc w:val="both"/>
         <w:rPr>
-          <w:sz w:val="20"/>
-        </w:rPr>
-      </w:pPr>
-      <w:r>
-        <w:rPr>
-          <w:sz w:val="20"/>
+          <w:sz w:val="22"/>
+        </w:rPr>
+      </w:pPr>
+      <w:r>
+        <w:rPr>
+          <w:sz w:val="22"/>
         </w:rPr>
         <w:t xml:space="preserve">Modernized infrastructure provisioning by migrating manually configured cloud environments into </w:t>
       </w:r>
@@ -1261,7 +1426,7 @@
       <w:r>
         <w:rPr>
           <w:rStyle w:val="Strong"/>
-          <w:sz w:val="20"/>
+          <w:sz w:val="22"/>
         </w:rPr>
         <w:t>Terraform</w:t>
       </w:r>
@@ -1269,13 +1434,13 @@
       <w:r>
         <w:rPr>
           <w:rStyle w:val="Strong"/>
-          <w:sz w:val="20"/>
+          <w:sz w:val="22"/>
         </w:rPr>
         <w:t xml:space="preserve"> (0.12-1.x)</w:t>
       </w:r>
       <w:r>
         <w:rPr>
-          <w:sz w:val="20"/>
+          <w:sz w:val="22"/>
         </w:rPr>
         <w:t xml:space="preserve"> infrastructure-as-code modules, enabling consistent environment recreation and drastically reducing configuration drift issues.</w:t>
       </w:r>
@@ -1285,42 +1450,42 @@
         <w:pStyle w:val="NormalWeb"/>
         <w:numPr>
           <w:ilvl w:val="0"/>
-          <w:numId w:val="10"/>
+          <w:numId w:val="16"/>
         </w:numPr>
         <w:jc w:val="both"/>
         <w:rPr>
-          <w:sz w:val="20"/>
-        </w:rPr>
-      </w:pPr>
-      <w:r>
-        <w:rPr>
-          <w:sz w:val="20"/>
+          <w:sz w:val="22"/>
+        </w:rPr>
+      </w:pPr>
+      <w:r>
+        <w:rPr>
+          <w:sz w:val="22"/>
         </w:rPr>
         <w:t xml:space="preserve">Implemented centralized </w:t>
       </w:r>
       <w:r>
         <w:rPr>
           <w:rStyle w:val="Strong"/>
-          <w:sz w:val="20"/>
+          <w:sz w:val="22"/>
         </w:rPr>
         <w:t>logging and monitoring</w:t>
       </w:r>
       <w:r>
         <w:rPr>
-          <w:sz w:val="20"/>
+          <w:sz w:val="22"/>
         </w:rPr>
         <w:t xml:space="preserve"> using </w:t>
       </w:r>
       <w:r>
         <w:rPr>
           <w:rStyle w:val="Strong"/>
-          <w:sz w:val="20"/>
+          <w:sz w:val="22"/>
         </w:rPr>
         <w:t>Prometheus</w:t>
       </w:r>
       <w:r>
         <w:rPr>
-          <w:sz w:val="20"/>
+          <w:sz w:val="22"/>
         </w:rPr>
         <w:t xml:space="preserve">, </w:t>
       </w:r>
@@ -1328,41 +1493,41 @@
       <w:r>
         <w:rPr>
           <w:rStyle w:val="Strong"/>
-          <w:sz w:val="20"/>
+          <w:sz w:val="22"/>
         </w:rPr>
         <w:t>Grafana</w:t>
       </w:r>
       <w:proofErr w:type="spellEnd"/>
       <w:r>
         <w:rPr>
-          <w:sz w:val="20"/>
+          <w:sz w:val="22"/>
         </w:rPr>
         <w:t xml:space="preserve">, and </w:t>
       </w:r>
       <w:r>
         <w:rPr>
           <w:rStyle w:val="Strong"/>
-          <w:sz w:val="20"/>
+          <w:sz w:val="22"/>
         </w:rPr>
         <w:t>ELK stack</w:t>
       </w:r>
       <w:r>
         <w:rPr>
-          <w:sz w:val="20"/>
+          <w:sz w:val="22"/>
         </w:rPr>
         <w:t xml:space="preserve">, resolving difficult debugging challenges caused by fragmented log systems across distributed </w:t>
       </w:r>
       <w:proofErr w:type="spellStart"/>
       <w:r>
         <w:rPr>
-          <w:sz w:val="20"/>
+          <w:sz w:val="22"/>
         </w:rPr>
         <w:t>microservices</w:t>
       </w:r>
       <w:proofErr w:type="spellEnd"/>
       <w:r>
         <w:rPr>
-          <w:sz w:val="20"/>
+          <w:sz w:val="22"/>
         </w:rPr>
         <w:t>.</w:t>
       </w:r>
@@ -1372,16 +1537,16 @@
         <w:pStyle w:val="NormalWeb"/>
         <w:numPr>
           <w:ilvl w:val="0"/>
-          <w:numId w:val="10"/>
+          <w:numId w:val="16"/>
         </w:numPr>
         <w:jc w:val="both"/>
         <w:rPr>
-          <w:sz w:val="20"/>
-        </w:rPr>
-      </w:pPr>
-      <w:r>
-        <w:rPr>
-          <w:sz w:val="20"/>
+          <w:sz w:val="22"/>
+        </w:rPr>
+      </w:pPr>
+      <w:r>
+        <w:rPr>
+          <w:sz w:val="22"/>
         </w:rPr>
         <w:t xml:space="preserve">Optimized container build pipelines by introducing layered </w:t>
       </w:r>
@@ -1389,7 +1554,7 @@
       <w:r>
         <w:rPr>
           <w:rStyle w:val="Strong"/>
-          <w:sz w:val="20"/>
+          <w:sz w:val="22"/>
         </w:rPr>
         <w:t>Docker</w:t>
       </w:r>
@@ -1397,13 +1562,13 @@
       <w:r>
         <w:rPr>
           <w:rStyle w:val="Strong"/>
-          <w:sz w:val="20"/>
+          <w:sz w:val="22"/>
         </w:rPr>
         <w:t xml:space="preserve"> caching strategies</w:t>
       </w:r>
       <w:r>
         <w:rPr>
-          <w:sz w:val="20"/>
+          <w:sz w:val="22"/>
         </w:rPr>
         <w:t>, fixing build failures triggered by dependency mismatches while improving pipeline build time significantly.</w:t>
       </w:r>
@@ -1413,36 +1578,36 @@
         <w:pStyle w:val="NormalWeb"/>
         <w:numPr>
           <w:ilvl w:val="0"/>
-          <w:numId w:val="10"/>
+          <w:numId w:val="16"/>
         </w:numPr>
         <w:jc w:val="both"/>
         <w:rPr>
-          <w:sz w:val="20"/>
-        </w:rPr>
-      </w:pPr>
-      <w:r>
-        <w:rPr>
-          <w:sz w:val="20"/>
+          <w:sz w:val="22"/>
+        </w:rPr>
+      </w:pPr>
+      <w:r>
+        <w:rPr>
+          <w:sz w:val="22"/>
         </w:rPr>
         <w:t xml:space="preserve">Collaborated with backend teams developing </w:t>
       </w:r>
       <w:r>
         <w:rPr>
           <w:rStyle w:val="Strong"/>
-          <w:sz w:val="20"/>
+          <w:sz w:val="22"/>
         </w:rPr>
         <w:t>Node.js</w:t>
       </w:r>
       <w:r>
         <w:rPr>
-          <w:sz w:val="20"/>
+          <w:sz w:val="22"/>
         </w:rPr>
         <w:t xml:space="preserve"> and </w:t>
       </w:r>
       <w:r>
         <w:rPr>
           <w:rStyle w:val="Strong"/>
-          <w:sz w:val="20"/>
+          <w:sz w:val="22"/>
         </w:rPr>
         <w:t xml:space="preserve">Java </w:t>
       </w:r>
@@ -1450,14 +1615,14 @@
       <w:r>
         <w:rPr>
           <w:rStyle w:val="Strong"/>
-          <w:sz w:val="20"/>
+          <w:sz w:val="22"/>
         </w:rPr>
         <w:t>microservices</w:t>
       </w:r>
       <w:proofErr w:type="spellEnd"/>
       <w:r>
         <w:rPr>
-          <w:sz w:val="20"/>
+          <w:sz w:val="22"/>
         </w:rPr>
         <w:t xml:space="preserve"> to design deployment strategies that supported high-availability rollouts and blue-green release patterns across production clusters.</w:t>
       </w:r>
@@ -1467,16 +1632,16 @@
         <w:pStyle w:val="NormalWeb"/>
         <w:numPr>
           <w:ilvl w:val="0"/>
-          <w:numId w:val="10"/>
+          <w:numId w:val="16"/>
         </w:numPr>
         <w:jc w:val="both"/>
         <w:rPr>
-          <w:sz w:val="20"/>
-        </w:rPr>
-      </w:pPr>
-      <w:r>
-        <w:rPr>
-          <w:sz w:val="20"/>
+          <w:sz w:val="22"/>
+        </w:rPr>
+      </w:pPr>
+      <w:r>
+        <w:rPr>
+          <w:sz w:val="22"/>
         </w:rPr>
         <w:t xml:space="preserve">Resolved recurring production incidents caused by database connection exhaustion by implementing connection pooling and infrastructure monitoring alerts integrated with </w:t>
       </w:r>
@@ -1484,14 +1649,14 @@
       <w:r>
         <w:rPr>
           <w:rStyle w:val="Strong"/>
-          <w:sz w:val="20"/>
+          <w:sz w:val="22"/>
         </w:rPr>
         <w:t>CloudWatch</w:t>
       </w:r>
       <w:proofErr w:type="spellEnd"/>
       <w:r>
         <w:rPr>
-          <w:sz w:val="20"/>
+          <w:sz w:val="22"/>
         </w:rPr>
         <w:t xml:space="preserve"> and </w:t>
       </w:r>
@@ -1499,14 +1664,14 @@
       <w:r>
         <w:rPr>
           <w:rStyle w:val="Strong"/>
-          <w:sz w:val="20"/>
+          <w:sz w:val="22"/>
         </w:rPr>
         <w:t>Datadog</w:t>
       </w:r>
       <w:proofErr w:type="spellEnd"/>
       <w:r>
         <w:rPr>
-          <w:sz w:val="20"/>
+          <w:sz w:val="22"/>
         </w:rPr>
         <w:t>.</w:t>
       </w:r>
@@ -1516,29 +1681,29 @@
         <w:pStyle w:val="NormalWeb"/>
         <w:numPr>
           <w:ilvl w:val="0"/>
-          <w:numId w:val="10"/>
+          <w:numId w:val="16"/>
         </w:numPr>
         <w:jc w:val="both"/>
         <w:rPr>
-          <w:sz w:val="20"/>
-        </w:rPr>
-      </w:pPr>
-      <w:r>
-        <w:rPr>
-          <w:sz w:val="20"/>
+          <w:sz w:val="22"/>
+        </w:rPr>
+      </w:pPr>
+      <w:r>
+        <w:rPr>
+          <w:sz w:val="22"/>
         </w:rPr>
         <w:t xml:space="preserve">Improved platform security by integrating automated container vulnerability scanning into </w:t>
       </w:r>
       <w:r>
         <w:rPr>
           <w:rStyle w:val="Strong"/>
-          <w:sz w:val="20"/>
+          <w:sz w:val="22"/>
         </w:rPr>
         <w:t>CI/CD pipelines</w:t>
       </w:r>
       <w:r>
         <w:rPr>
-          <w:sz w:val="20"/>
+          <w:sz w:val="22"/>
         </w:rPr>
         <w:t>, preventing deployment of images containing high-risk dependencies.</w:t>
       </w:r>
@@ -1548,16 +1713,16 @@
         <w:pStyle w:val="NormalWeb"/>
         <w:numPr>
           <w:ilvl w:val="0"/>
-          <w:numId w:val="10"/>
+          <w:numId w:val="16"/>
         </w:numPr>
         <w:jc w:val="both"/>
         <w:rPr>
-          <w:sz w:val="20"/>
-        </w:rPr>
-      </w:pPr>
-      <w:r>
-        <w:rPr>
-          <w:sz w:val="20"/>
+          <w:sz w:val="22"/>
+        </w:rPr>
+      </w:pPr>
+      <w:r>
+        <w:rPr>
+          <w:sz w:val="22"/>
         </w:rPr>
         <w:t xml:space="preserve">Led migration of legacy monolithic services into containerized </w:t>
       </w:r>
@@ -1565,7 +1730,7 @@
       <w:r>
         <w:rPr>
           <w:rStyle w:val="Strong"/>
-          <w:sz w:val="20"/>
+          <w:sz w:val="22"/>
         </w:rPr>
         <w:t>microservice</w:t>
       </w:r>
@@ -1573,13 +1738,13 @@
       <w:r>
         <w:rPr>
           <w:rStyle w:val="Strong"/>
-          <w:sz w:val="20"/>
+          <w:sz w:val="22"/>
         </w:rPr>
         <w:t xml:space="preserve"> architecture</w:t>
       </w:r>
       <w:r>
         <w:rPr>
-          <w:sz w:val="20"/>
+          <w:sz w:val="22"/>
         </w:rPr>
         <w:t>, resolving several environment inconsistencies that previously caused deployment rollbacks.</w:t>
       </w:r>
@@ -1589,16 +1754,16 @@
         <w:pStyle w:val="NormalWeb"/>
         <w:numPr>
           <w:ilvl w:val="0"/>
-          <w:numId w:val="10"/>
+          <w:numId w:val="16"/>
         </w:numPr>
         <w:jc w:val="both"/>
         <w:rPr>
-          <w:sz w:val="20"/>
-        </w:rPr>
-      </w:pPr>
-      <w:r>
-        <w:rPr>
-          <w:sz w:val="20"/>
+          <w:sz w:val="22"/>
+        </w:rPr>
+      </w:pPr>
+      <w:r>
+        <w:rPr>
+          <w:sz w:val="22"/>
         </w:rPr>
         <w:t>Implemented infrastructure cost optimization strategies by restructuring unused cloud resources and introducing automated shutdown schedules for non-production environments.</w:t>
       </w:r>
@@ -1608,29 +1773,30 @@
         <w:pStyle w:val="NormalWeb"/>
         <w:numPr>
           <w:ilvl w:val="0"/>
-          <w:numId w:val="10"/>
+          <w:numId w:val="16"/>
         </w:numPr>
         <w:jc w:val="both"/>
         <w:rPr>
-          <w:sz w:val="20"/>
-        </w:rPr>
-      </w:pPr>
-      <w:r>
-        <w:rPr>
-          <w:sz w:val="20"/>
-        </w:rPr>
+          <w:sz w:val="22"/>
+        </w:rPr>
+      </w:pPr>
+      <w:r>
+        <w:rPr>
+          <w:sz w:val="22"/>
+        </w:rPr>
+        <w:lastRenderedPageBreak/>
         <w:t xml:space="preserve">Built automated disaster recovery infrastructure using </w:t>
       </w:r>
       <w:r>
         <w:rPr>
           <w:rStyle w:val="Strong"/>
-          <w:sz w:val="20"/>
+          <w:sz w:val="22"/>
         </w:rPr>
         <w:t>AWS snapshots and infrastructure replication</w:t>
       </w:r>
       <w:r>
         <w:rPr>
-          <w:sz w:val="20"/>
+          <w:sz w:val="22"/>
         </w:rPr>
         <w:t>, ensuring platform reliability during regional service disruptions.</w:t>
       </w:r>
@@ -1640,13 +1806,16 @@
         <w:pStyle w:val="NormalWeb"/>
         <w:numPr>
           <w:ilvl w:val="0"/>
-          <w:numId w:val="10"/>
+          <w:numId w:val="16"/>
         </w:numPr>
         <w:jc w:val="both"/>
-      </w:pPr>
-      <w:r>
-        <w:rPr>
-          <w:sz w:val="20"/>
+        <w:rPr>
+          <w:sz w:val="28"/>
+        </w:rPr>
+      </w:pPr>
+      <w:r>
+        <w:rPr>
+          <w:sz w:val="22"/>
         </w:rPr>
         <w:t xml:space="preserve">Mentored engineers across development teams on </w:t>
       </w:r>
@@ -1654,7 +1823,7 @@
       <w:r>
         <w:rPr>
           <w:rStyle w:val="Strong"/>
-          <w:sz w:val="20"/>
+          <w:sz w:val="22"/>
         </w:rPr>
         <w:t>DevOps</w:t>
       </w:r>
@@ -1662,37 +1831,30 @@
       <w:r>
         <w:rPr>
           <w:rStyle w:val="Strong"/>
-          <w:sz w:val="20"/>
+          <w:sz w:val="22"/>
         </w:rPr>
         <w:t xml:space="preserve"> practices</w:t>
       </w:r>
       <w:r>
         <w:rPr>
-          <w:sz w:val="20"/>
+          <w:sz w:val="22"/>
         </w:rPr>
         <w:t xml:space="preserve">, helping teams design deployment-ready services and maintain infrastructure </w:t>
       </w:r>
       <w:proofErr w:type="spellStart"/>
       <w:r>
         <w:rPr>
-          <w:sz w:val="20"/>
+          <w:sz w:val="22"/>
         </w:rPr>
         <w:t>observability</w:t>
       </w:r>
       <w:proofErr w:type="spellEnd"/>
       <w:r>
         <w:rPr>
-          <w:sz w:val="20"/>
+          <w:sz w:val="22"/>
         </w:rPr>
         <w:t xml:space="preserve"> standards.</w:t>
       </w:r>
-    </w:p>
-    <w:p>
-      <w:pPr>
-        <w:pStyle w:val="NormalWeb"/>
-        <w:ind w:left="360"/>
-        <w:jc w:val="both"/>
-      </w:pPr>
     </w:p>
     <w:tbl>
       <w:tblPr>
@@ -1712,8 +1874,8 @@
         <w:tblLook w:val="04A0" w:firstRow="1" w:lastRow="0" w:firstColumn="1" w:lastColumn="0" w:noHBand="0" w:noVBand="1"/>
       </w:tblPr>
       <w:tblGrid>
-        <w:gridCol w:w="7140"/>
-        <w:gridCol w:w="3060"/>
+        <w:gridCol w:w="7340"/>
+        <w:gridCol w:w="3146"/>
       </w:tblGrid>
       <w:tr>
         <w:tc>
@@ -1727,13 +1889,18 @@
             </w:tcBorders>
           </w:tcPr>
           <w:p>
+            <w:pPr>
+              <w:rPr>
+                <w:sz w:val="24"/>
+              </w:rPr>
+            </w:pPr>
             <w:r>
               <w:rPr>
                 <w:rFonts w:ascii="Arial" w:eastAsia="Arial" w:hAnsi="Arial" w:cs="Arial"/>
                 <w:b/>
                 <w:bCs/>
                 <w:color w:val="111111"/>
-                <w:sz w:val="19"/>
+                <w:sz w:val="22"/>
                 <w:szCs w:val="19"/>
               </w:rPr>
               <w:t>Software Engineer</w:t>
@@ -1753,12 +1920,14 @@
           <w:p>
             <w:pPr>
               <w:jc w:val="right"/>
+              <w:rPr>
+                <w:sz w:val="24"/>
+              </w:rPr>
             </w:pPr>
             <w:r>
               <w:rPr>
                 <w:rFonts w:ascii="Arial" w:eastAsia="Arial" w:hAnsi="Arial" w:cs="Arial"/>
                 <w:color w:val="111111"/>
-                <w:sz w:val="17"/>
                 <w:szCs w:val="17"/>
               </w:rPr>
               <w:t>October 2018 to January 2021</w:t>
@@ -1768,6 +1937,11 @@
       </w:tr>
     </w:tbl>
     <w:p>
+      <w:pPr>
+        <w:rPr>
+          <w:sz w:val="24"/>
+        </w:rPr>
+      </w:pPr>
       <w:proofErr w:type="spellStart"/>
       <w:r>
         <w:rPr>
@@ -1775,7 +1949,7 @@
           <w:b/>
           <w:bCs/>
           <w:color w:val="111111"/>
-          <w:sz w:val="18"/>
+          <w:sz w:val="22"/>
           <w:szCs w:val="18"/>
         </w:rPr>
         <w:t>Avantia</w:t>
@@ -1787,7 +1961,7 @@
           <w:b/>
           <w:bCs/>
           <w:color w:val="111111"/>
-          <w:sz w:val="18"/>
+          <w:sz w:val="22"/>
           <w:szCs w:val="18"/>
         </w:rPr>
         <w:t>, Inc. - Ohio, United States</w:t>
@@ -1798,42 +1972,42 @@
         <w:pStyle w:val="NormalWeb"/>
         <w:numPr>
           <w:ilvl w:val="0"/>
-          <w:numId w:val="11"/>
+          <w:numId w:val="17"/>
         </w:numPr>
         <w:jc w:val="both"/>
         <w:rPr>
-          <w:sz w:val="20"/>
-        </w:rPr>
-      </w:pPr>
-      <w:r>
-        <w:rPr>
-          <w:sz w:val="20"/>
+          <w:sz w:val="22"/>
+        </w:rPr>
+      </w:pPr>
+      <w:r>
+        <w:rPr>
+          <w:sz w:val="22"/>
         </w:rPr>
         <w:t xml:space="preserve">Engineered internal </w:t>
       </w:r>
       <w:r>
         <w:rPr>
           <w:rStyle w:val="Strong"/>
-          <w:sz w:val="20"/>
+          <w:sz w:val="22"/>
         </w:rPr>
         <w:t>deployment automation pipelines</w:t>
       </w:r>
       <w:r>
         <w:rPr>
-          <w:sz w:val="20"/>
+          <w:sz w:val="22"/>
         </w:rPr>
         <w:t xml:space="preserve"> using </w:t>
       </w:r>
       <w:r>
         <w:rPr>
           <w:rStyle w:val="Strong"/>
-          <w:sz w:val="20"/>
+          <w:sz w:val="22"/>
         </w:rPr>
         <w:t>Jenkins</w:t>
       </w:r>
       <w:r>
         <w:rPr>
-          <w:sz w:val="20"/>
+          <w:sz w:val="22"/>
         </w:rPr>
         <w:t xml:space="preserve"> integrated with </w:t>
       </w:r>
@@ -1841,7 +2015,7 @@
       <w:r>
         <w:rPr>
           <w:rStyle w:val="Strong"/>
-          <w:sz w:val="20"/>
+          <w:sz w:val="22"/>
         </w:rPr>
         <w:t>Docker</w:t>
       </w:r>
@@ -1849,13 +2023,13 @@
       <w:r>
         <w:rPr>
           <w:rStyle w:val="Strong"/>
-          <w:sz w:val="20"/>
+          <w:sz w:val="22"/>
         </w:rPr>
         <w:t xml:space="preserve"> (17-20)</w:t>
       </w:r>
       <w:r>
         <w:rPr>
-          <w:sz w:val="20"/>
+          <w:sz w:val="22"/>
         </w:rPr>
         <w:t xml:space="preserve"> environments to standardize application releases across multiple backend services.</w:t>
       </w:r>
@@ -1865,42 +2039,42 @@
         <w:pStyle w:val="NormalWeb"/>
         <w:numPr>
           <w:ilvl w:val="0"/>
-          <w:numId w:val="11"/>
+          <w:numId w:val="17"/>
         </w:numPr>
         <w:jc w:val="both"/>
         <w:rPr>
-          <w:sz w:val="20"/>
-        </w:rPr>
-      </w:pPr>
-      <w:r>
-        <w:rPr>
-          <w:sz w:val="20"/>
+          <w:sz w:val="22"/>
+        </w:rPr>
+      </w:pPr>
+      <w:r>
+        <w:rPr>
+          <w:sz w:val="22"/>
         </w:rPr>
         <w:t xml:space="preserve">Implemented centralized </w:t>
       </w:r>
       <w:r>
         <w:rPr>
           <w:rStyle w:val="Strong"/>
-          <w:sz w:val="20"/>
+          <w:sz w:val="22"/>
         </w:rPr>
         <w:t>log aggregation</w:t>
       </w:r>
       <w:r>
         <w:rPr>
-          <w:sz w:val="20"/>
+          <w:sz w:val="22"/>
         </w:rPr>
         <w:t xml:space="preserve"> using </w:t>
       </w:r>
       <w:r>
         <w:rPr>
           <w:rStyle w:val="Strong"/>
-          <w:sz w:val="20"/>
+          <w:sz w:val="22"/>
         </w:rPr>
         <w:t>ELK stack</w:t>
       </w:r>
       <w:r>
         <w:rPr>
-          <w:sz w:val="20"/>
+          <w:sz w:val="22"/>
         </w:rPr>
         <w:t>, solving debugging delays caused by application logs being distributed across dozens of isolated servers.</w:t>
       </w:r>
@@ -1910,23 +2084,23 @@
         <w:pStyle w:val="NormalWeb"/>
         <w:numPr>
           <w:ilvl w:val="0"/>
-          <w:numId w:val="11"/>
+          <w:numId w:val="17"/>
         </w:numPr>
         <w:jc w:val="both"/>
         <w:rPr>
-          <w:sz w:val="20"/>
-        </w:rPr>
-      </w:pPr>
-      <w:r>
-        <w:rPr>
-          <w:sz w:val="20"/>
+          <w:sz w:val="22"/>
+        </w:rPr>
+      </w:pPr>
+      <w:r>
+        <w:rPr>
+          <w:sz w:val="22"/>
         </w:rPr>
         <w:t xml:space="preserve">Developed infrastructure monitoring dashboards with </w:t>
       </w:r>
       <w:r>
         <w:rPr>
           <w:rStyle w:val="Strong"/>
-          <w:sz w:val="20"/>
+          <w:sz w:val="22"/>
         </w:rPr>
         <w:t xml:space="preserve">Prometheus and </w:t>
       </w:r>
@@ -1934,14 +2108,14 @@
       <w:r>
         <w:rPr>
           <w:rStyle w:val="Strong"/>
-          <w:sz w:val="20"/>
+          <w:sz w:val="22"/>
         </w:rPr>
         <w:t>Grafana</w:t>
       </w:r>
       <w:proofErr w:type="spellEnd"/>
       <w:r>
         <w:rPr>
-          <w:sz w:val="20"/>
+          <w:sz w:val="22"/>
         </w:rPr>
         <w:t>, enabling early detection of performance bottlenecks affecting API response latency.</w:t>
       </w:r>
@@ -1951,29 +2125,29 @@
         <w:pStyle w:val="NormalWeb"/>
         <w:numPr>
           <w:ilvl w:val="0"/>
-          <w:numId w:val="11"/>
+          <w:numId w:val="17"/>
         </w:numPr>
         <w:jc w:val="both"/>
         <w:rPr>
-          <w:sz w:val="20"/>
-        </w:rPr>
-      </w:pPr>
-      <w:r>
-        <w:rPr>
-          <w:sz w:val="20"/>
+          <w:sz w:val="22"/>
+        </w:rPr>
+      </w:pPr>
+      <w:r>
+        <w:rPr>
+          <w:sz w:val="22"/>
         </w:rPr>
         <w:t xml:space="preserve">Migrated several legacy on-premise deployments into </w:t>
       </w:r>
       <w:r>
         <w:rPr>
           <w:rStyle w:val="Strong"/>
-          <w:sz w:val="20"/>
+          <w:sz w:val="22"/>
         </w:rPr>
         <w:t>AWS EC2 and containerized infrastructure</w:t>
       </w:r>
       <w:r>
         <w:rPr>
-          <w:sz w:val="20"/>
+          <w:sz w:val="22"/>
         </w:rPr>
         <w:t>, resolving persistent configuration inconsistencies between staging and production environments.</w:t>
       </w:r>
@@ -1983,16 +2157,16 @@
         <w:pStyle w:val="NormalWeb"/>
         <w:numPr>
           <w:ilvl w:val="0"/>
-          <w:numId w:val="11"/>
+          <w:numId w:val="17"/>
         </w:numPr>
         <w:jc w:val="both"/>
         <w:rPr>
-          <w:sz w:val="20"/>
-        </w:rPr>
-      </w:pPr>
-      <w:r>
-        <w:rPr>
-          <w:sz w:val="20"/>
+          <w:sz w:val="22"/>
+        </w:rPr>
+      </w:pPr>
+      <w:r>
+        <w:rPr>
+          <w:sz w:val="22"/>
         </w:rPr>
         <w:t xml:space="preserve">Diagnosed and fixed intermittent production outages caused by message queue overload in </w:t>
       </w:r>
@@ -2000,14 +2174,14 @@
       <w:r>
         <w:rPr>
           <w:rStyle w:val="Strong"/>
-          <w:sz w:val="20"/>
+          <w:sz w:val="22"/>
         </w:rPr>
         <w:t>RabbitMQ</w:t>
       </w:r>
       <w:proofErr w:type="spellEnd"/>
       <w:r>
         <w:rPr>
-          <w:sz w:val="20"/>
+          <w:sz w:val="22"/>
         </w:rPr>
         <w:t>, introducing queue monitoring and auto-scaling consumer workers.</w:t>
       </w:r>
@@ -2017,16 +2191,16 @@
         <w:pStyle w:val="NormalWeb"/>
         <w:numPr>
           <w:ilvl w:val="0"/>
-          <w:numId w:val="11"/>
+          <w:numId w:val="17"/>
         </w:numPr>
         <w:jc w:val="both"/>
         <w:rPr>
-          <w:sz w:val="20"/>
-        </w:rPr>
-      </w:pPr>
-      <w:r>
-        <w:rPr>
-          <w:sz w:val="20"/>
+          <w:sz w:val="22"/>
+        </w:rPr>
+      </w:pPr>
+      <w:r>
+        <w:rPr>
+          <w:sz w:val="22"/>
         </w:rPr>
         <w:t xml:space="preserve">Built automated database backup pipelines for </w:t>
       </w:r>
@@ -2034,7 +2208,7 @@
       <w:r>
         <w:rPr>
           <w:rStyle w:val="Strong"/>
-          <w:sz w:val="20"/>
+          <w:sz w:val="22"/>
         </w:rPr>
         <w:t>PostgreSQL</w:t>
       </w:r>
@@ -2042,13 +2216,13 @@
       <w:r>
         <w:rPr>
           <w:rStyle w:val="Strong"/>
-          <w:sz w:val="20"/>
+          <w:sz w:val="22"/>
         </w:rPr>
         <w:t xml:space="preserve"> and MySQL</w:t>
       </w:r>
       <w:r>
         <w:rPr>
-          <w:sz w:val="20"/>
+          <w:sz w:val="22"/>
         </w:rPr>
         <w:t>, preventing data loss risks and improving operational reliability for mission-critical services.</w:t>
       </w:r>
@@ -2058,42 +2232,42 @@
         <w:pStyle w:val="NormalWeb"/>
         <w:numPr>
           <w:ilvl w:val="0"/>
-          <w:numId w:val="11"/>
+          <w:numId w:val="17"/>
         </w:numPr>
         <w:jc w:val="both"/>
         <w:rPr>
-          <w:sz w:val="20"/>
-        </w:rPr>
-      </w:pPr>
-      <w:r>
-        <w:rPr>
-          <w:sz w:val="20"/>
+          <w:sz w:val="22"/>
+        </w:rPr>
+      </w:pPr>
+      <w:r>
+        <w:rPr>
+          <w:sz w:val="22"/>
         </w:rPr>
         <w:t xml:space="preserve">Collaborated with backend teams deploying </w:t>
       </w:r>
       <w:r>
         <w:rPr>
           <w:rStyle w:val="Strong"/>
-          <w:sz w:val="20"/>
+          <w:sz w:val="22"/>
         </w:rPr>
         <w:t>Node.js APIs</w:t>
       </w:r>
       <w:r>
         <w:rPr>
-          <w:sz w:val="20"/>
+          <w:sz w:val="22"/>
         </w:rPr>
         <w:t xml:space="preserve"> and </w:t>
       </w:r>
       <w:r>
         <w:rPr>
           <w:rStyle w:val="Strong"/>
-          <w:sz w:val="20"/>
+          <w:sz w:val="22"/>
         </w:rPr>
         <w:t>Java services</w:t>
       </w:r>
       <w:r>
         <w:rPr>
-          <w:sz w:val="20"/>
+          <w:sz w:val="22"/>
         </w:rPr>
         <w:t>, ensuring consistent infrastructure environments across development and production.</w:t>
       </w:r>
@@ -2103,16 +2277,16 @@
         <w:pStyle w:val="NormalWeb"/>
         <w:numPr>
           <w:ilvl w:val="0"/>
-          <w:numId w:val="11"/>
+          <w:numId w:val="17"/>
         </w:numPr>
         <w:jc w:val="both"/>
         <w:rPr>
-          <w:sz w:val="20"/>
-        </w:rPr>
-      </w:pPr>
-      <w:r>
-        <w:rPr>
-          <w:sz w:val="20"/>
+          <w:sz w:val="22"/>
+        </w:rPr>
+      </w:pPr>
+      <w:r>
+        <w:rPr>
+          <w:sz w:val="22"/>
         </w:rPr>
         <w:t>Improved system reliability by implementing automated rollback procedures for failed deployments triggered by pipeline health checks.</w:t>
       </w:r>
@@ -2122,16 +2296,16 @@
         <w:pStyle w:val="NormalWeb"/>
         <w:numPr>
           <w:ilvl w:val="0"/>
-          <w:numId w:val="11"/>
+          <w:numId w:val="17"/>
         </w:numPr>
         <w:jc w:val="both"/>
         <w:rPr>
-          <w:sz w:val="20"/>
-        </w:rPr>
-      </w:pPr>
-      <w:r>
-        <w:rPr>
-          <w:sz w:val="20"/>
+          <w:sz w:val="22"/>
+        </w:rPr>
+      </w:pPr>
+      <w:r>
+        <w:rPr>
+          <w:sz w:val="22"/>
         </w:rPr>
         <w:t>Designed secure secret management solutions using encrypted environment configurations integrated with deployment pipelines.</w:t>
       </w:r>
@@ -2141,16 +2315,16 @@
         <w:pStyle w:val="NormalWeb"/>
         <w:numPr>
           <w:ilvl w:val="0"/>
-          <w:numId w:val="11"/>
+          <w:numId w:val="17"/>
         </w:numPr>
         <w:jc w:val="both"/>
         <w:rPr>
-          <w:sz w:val="20"/>
-        </w:rPr>
-      </w:pPr>
-      <w:r>
-        <w:rPr>
-          <w:sz w:val="20"/>
+          <w:sz w:val="22"/>
+        </w:rPr>
+      </w:pPr>
+      <w:r>
+        <w:rPr>
+          <w:sz w:val="22"/>
         </w:rPr>
         <w:t>Reduced infrastructure provisioning time by creating reusable cloud configuration templates for application environments.</w:t>
       </w:r>
@@ -2160,16 +2334,16 @@
         <w:pStyle w:val="NormalWeb"/>
         <w:numPr>
           <w:ilvl w:val="0"/>
-          <w:numId w:val="11"/>
+          <w:numId w:val="17"/>
         </w:numPr>
         <w:jc w:val="both"/>
         <w:rPr>
-          <w:sz w:val="20"/>
-        </w:rPr>
-      </w:pPr>
-      <w:r>
-        <w:rPr>
-          <w:sz w:val="20"/>
+          <w:sz w:val="22"/>
+        </w:rPr>
+      </w:pPr>
+      <w:r>
+        <w:rPr>
+          <w:sz w:val="22"/>
         </w:rPr>
         <w:t>Documented operational playbooks for incident response and infrastructure troubleshooting across engineering teams.</w:t>
       </w:r>
@@ -2192,8 +2366,8 @@
         <w:tblLook w:val="04A0" w:firstRow="1" w:lastRow="0" w:firstColumn="1" w:lastColumn="0" w:noHBand="0" w:noVBand="1"/>
       </w:tblPr>
       <w:tblGrid>
-        <w:gridCol w:w="7140"/>
-        <w:gridCol w:w="3060"/>
+        <w:gridCol w:w="7340"/>
+        <w:gridCol w:w="3146"/>
       </w:tblGrid>
       <w:tr>
         <w:tc>
@@ -2207,13 +2381,17 @@
             </w:tcBorders>
           </w:tcPr>
           <w:p>
+            <w:pPr>
+              <w:rPr>
+                <w:sz w:val="22"/>
+              </w:rPr>
+            </w:pPr>
             <w:r>
               <w:rPr>
                 <w:rFonts w:ascii="Arial" w:eastAsia="Arial" w:hAnsi="Arial" w:cs="Arial"/>
                 <w:b/>
                 <w:bCs/>
                 <w:color w:val="111111"/>
-                <w:sz w:val="19"/>
                 <w:szCs w:val="19"/>
               </w:rPr>
               <w:t>Software Developer</w:t>
@@ -2233,12 +2411,15 @@
           <w:p>
             <w:pPr>
               <w:jc w:val="right"/>
+              <w:rPr>
+                <w:sz w:val="22"/>
+              </w:rPr>
             </w:pPr>
             <w:r>
               <w:rPr>
                 <w:rFonts w:ascii="Arial" w:eastAsia="Arial" w:hAnsi="Arial" w:cs="Arial"/>
                 <w:color w:val="111111"/>
-                <w:sz w:val="17"/>
+                <w:sz w:val="18"/>
                 <w:szCs w:val="17"/>
               </w:rPr>
               <w:t>March 2016 to September 2018</w:t>
@@ -2248,6 +2429,11 @@
       </w:tr>
     </w:tbl>
     <w:p>
+      <w:pPr>
+        <w:rPr>
+          <w:sz w:val="22"/>
+        </w:rPr>
+      </w:pPr>
       <w:proofErr w:type="spellStart"/>
       <w:r>
         <w:rPr>
@@ -2255,7 +2441,6 @@
           <w:b/>
           <w:bCs/>
           <w:color w:val="111111"/>
-          <w:sz w:val="18"/>
           <w:szCs w:val="18"/>
         </w:rPr>
         <w:t>ArnAmy</w:t>
@@ -2267,7 +2452,6 @@
           <w:b/>
           <w:bCs/>
           <w:color w:val="111111"/>
-          <w:sz w:val="18"/>
           <w:szCs w:val="18"/>
         </w:rPr>
         <w:t>, Inc. - Florida, United States</w:t>
@@ -2278,41 +2462,42 @@
         <w:pStyle w:val="NormalWeb"/>
         <w:numPr>
           <w:ilvl w:val="0"/>
-          <w:numId w:val="12"/>
+          <w:numId w:val="18"/>
         </w:numPr>
-        <w:rPr>
-          <w:sz w:val="20"/>
-        </w:rPr>
-      </w:pPr>
-      <w:r>
-        <w:rPr>
-          <w:sz w:val="20"/>
+        <w:jc w:val="both"/>
+        <w:rPr>
+          <w:sz w:val="22"/>
+        </w:rPr>
+      </w:pPr>
+      <w:r>
+        <w:rPr>
+          <w:sz w:val="22"/>
         </w:rPr>
         <w:t xml:space="preserve">Developed backend automation utilities in </w:t>
       </w:r>
       <w:r>
         <w:rPr>
           <w:rStyle w:val="Strong"/>
-          <w:sz w:val="20"/>
+          <w:sz w:val="22"/>
         </w:rPr>
         <w:t>Python</w:t>
       </w:r>
       <w:r>
         <w:rPr>
-          <w:sz w:val="20"/>
+          <w:sz w:val="22"/>
         </w:rPr>
         <w:t xml:space="preserve"> and </w:t>
       </w:r>
       <w:r>
         <w:rPr>
           <w:rStyle w:val="Strong"/>
-          <w:sz w:val="20"/>
+          <w:sz w:val="22"/>
         </w:rPr>
         <w:t>Shell scripting</w:t>
       </w:r>
       <w:r>
         <w:rPr>
-          <w:sz w:val="20"/>
+          <w:sz w:val="22"/>
         </w:rPr>
         <w:t xml:space="preserve"> to streamline server provisioning and reduce repetitive infrastructure setup tasks.</w:t>
       </w:r>
@@ -2322,15 +2507,16 @@
         <w:pStyle w:val="NormalWeb"/>
         <w:numPr>
           <w:ilvl w:val="0"/>
-          <w:numId w:val="12"/>
+          <w:numId w:val="18"/>
         </w:numPr>
-        <w:rPr>
-          <w:sz w:val="20"/>
-        </w:rPr>
-      </w:pPr>
-      <w:r>
-        <w:rPr>
-          <w:sz w:val="20"/>
+        <w:jc w:val="both"/>
+        <w:rPr>
+          <w:sz w:val="22"/>
+        </w:rPr>
+      </w:pPr>
+      <w:r>
+        <w:rPr>
+          <w:sz w:val="22"/>
         </w:rPr>
         <w:t>Implemented automated deployment scripts that eliminated manual file transfers and reduced deployment errors affecting application updates.</w:t>
       </w:r>
@@ -2340,28 +2526,29 @@
         <w:pStyle w:val="NormalWeb"/>
         <w:numPr>
           <w:ilvl w:val="0"/>
-          <w:numId w:val="12"/>
+          <w:numId w:val="18"/>
         </w:numPr>
-        <w:rPr>
-          <w:sz w:val="20"/>
-        </w:rPr>
-      </w:pPr>
-      <w:r>
-        <w:rPr>
-          <w:sz w:val="20"/>
+        <w:jc w:val="both"/>
+        <w:rPr>
+          <w:sz w:val="22"/>
+        </w:rPr>
+      </w:pPr>
+      <w:r>
+        <w:rPr>
+          <w:sz w:val="22"/>
         </w:rPr>
         <w:t xml:space="preserve">Diagnosed performance bottlenecks caused by inefficient database queries in </w:t>
       </w:r>
       <w:r>
         <w:rPr>
           <w:rStyle w:val="Strong"/>
-          <w:sz w:val="20"/>
+          <w:sz w:val="22"/>
         </w:rPr>
         <w:t>MySQL</w:t>
       </w:r>
       <w:r>
         <w:rPr>
-          <w:sz w:val="20"/>
+          <w:sz w:val="22"/>
         </w:rPr>
         <w:t>, collaborating with backend developers to optimize indexing and query execution.</w:t>
       </w:r>
@@ -2371,15 +2558,16 @@
         <w:pStyle w:val="NormalWeb"/>
         <w:numPr>
           <w:ilvl w:val="0"/>
-          <w:numId w:val="12"/>
+          <w:numId w:val="18"/>
         </w:numPr>
-        <w:rPr>
-          <w:sz w:val="20"/>
-        </w:rPr>
-      </w:pPr>
-      <w:r>
-        <w:rPr>
-          <w:sz w:val="20"/>
+        <w:jc w:val="both"/>
+        <w:rPr>
+          <w:sz w:val="22"/>
+        </w:rPr>
+      </w:pPr>
+      <w:r>
+        <w:rPr>
+          <w:sz w:val="22"/>
         </w:rPr>
         <w:t xml:space="preserve">Introduced basic </w:t>
       </w:r>
@@ -2387,7 +2575,7 @@
       <w:r>
         <w:rPr>
           <w:rStyle w:val="Strong"/>
-          <w:sz w:val="20"/>
+          <w:sz w:val="22"/>
         </w:rPr>
         <w:t>Docker</w:t>
       </w:r>
@@ -2395,13 +2583,13 @@
       <w:r>
         <w:rPr>
           <w:rStyle w:val="Strong"/>
-          <w:sz w:val="20"/>
+          <w:sz w:val="22"/>
         </w:rPr>
         <w:t xml:space="preserve"> containerization</w:t>
       </w:r>
       <w:r>
         <w:rPr>
-          <w:sz w:val="20"/>
+          <w:sz w:val="22"/>
         </w:rPr>
         <w:t xml:space="preserve"> for development environments to standardize dependency management across engineering teams.</w:t>
       </w:r>
@@ -2411,15 +2599,16 @@
         <w:pStyle w:val="NormalWeb"/>
         <w:numPr>
           <w:ilvl w:val="0"/>
-          <w:numId w:val="12"/>
+          <w:numId w:val="18"/>
         </w:numPr>
-        <w:rPr>
-          <w:sz w:val="20"/>
-        </w:rPr>
-      </w:pPr>
-      <w:r>
-        <w:rPr>
-          <w:sz w:val="20"/>
+        <w:jc w:val="both"/>
+        <w:rPr>
+          <w:sz w:val="22"/>
+        </w:rPr>
+      </w:pPr>
+      <w:r>
+        <w:rPr>
+          <w:sz w:val="22"/>
         </w:rPr>
         <w:t>Built internal monitoring scripts that tracked service uptime and alerted engineering teams when system health thresholds were exceeded.</w:t>
       </w:r>
@@ -2429,29 +2618,30 @@
         <w:pStyle w:val="NormalWeb"/>
         <w:numPr>
           <w:ilvl w:val="0"/>
-          <w:numId w:val="12"/>
+          <w:numId w:val="18"/>
         </w:numPr>
-        <w:rPr>
-          <w:sz w:val="20"/>
-        </w:rPr>
-      </w:pPr>
-      <w:r>
-        <w:rPr>
-          <w:sz w:val="20"/>
+        <w:jc w:val="both"/>
+        <w:rPr>
+          <w:sz w:val="22"/>
+        </w:rPr>
+      </w:pPr>
+      <w:r>
+        <w:rPr>
+          <w:sz w:val="22"/>
         </w:rPr>
         <w:t xml:space="preserve">Collaborated with development teams building early </w:t>
       </w:r>
       <w:proofErr w:type="spellStart"/>
       <w:r>
         <w:rPr>
-          <w:sz w:val="20"/>
+          <w:sz w:val="22"/>
         </w:rPr>
         <w:t>microservice</w:t>
       </w:r>
       <w:proofErr w:type="spellEnd"/>
       <w:r>
         <w:rPr>
-          <w:sz w:val="20"/>
+          <w:sz w:val="22"/>
         </w:rPr>
         <w:t xml:space="preserve"> components and ensured infrastructure configuration aligned with application requirements.</w:t>
       </w:r>
@@ -2461,15 +2651,16 @@
         <w:pStyle w:val="NormalWeb"/>
         <w:numPr>
           <w:ilvl w:val="0"/>
-          <w:numId w:val="12"/>
+          <w:numId w:val="18"/>
         </w:numPr>
-        <w:rPr>
-          <w:sz w:val="20"/>
-        </w:rPr>
-      </w:pPr>
-      <w:r>
-        <w:rPr>
-          <w:sz w:val="20"/>
+        <w:jc w:val="both"/>
+        <w:rPr>
+          <w:sz w:val="22"/>
+        </w:rPr>
+      </w:pPr>
+      <w:r>
+        <w:rPr>
+          <w:sz w:val="22"/>
         </w:rPr>
         <w:t>Resolved environment configuration issues that frequently caused build failures during staging deployments.</w:t>
       </w:r>
@@ -2479,15 +2670,16 @@
         <w:pStyle w:val="NormalWeb"/>
         <w:numPr>
           <w:ilvl w:val="0"/>
-          <w:numId w:val="12"/>
+          <w:numId w:val="18"/>
         </w:numPr>
-        <w:rPr>
-          <w:sz w:val="20"/>
-        </w:rPr>
-      </w:pPr>
-      <w:r>
-        <w:rPr>
-          <w:sz w:val="20"/>
+        <w:jc w:val="both"/>
+        <w:rPr>
+          <w:sz w:val="22"/>
+        </w:rPr>
+      </w:pPr>
+      <w:r>
+        <w:rPr>
+          <w:sz w:val="22"/>
         </w:rPr>
         <w:t xml:space="preserve">Helped introduce version control workflows for infrastructure scripts using </w:t>
       </w:r>
@@ -2495,14 +2687,14 @@
       <w:r>
         <w:rPr>
           <w:rStyle w:val="Strong"/>
-          <w:sz w:val="20"/>
+          <w:sz w:val="22"/>
         </w:rPr>
         <w:t>Git</w:t>
       </w:r>
       <w:proofErr w:type="spellEnd"/>
       <w:r>
         <w:rPr>
-          <w:sz w:val="20"/>
+          <w:sz w:val="22"/>
         </w:rPr>
         <w:t>, improving collaboration across engineering teams.</w:t>
       </w:r>
@@ -2512,28 +2704,29 @@
         <w:pStyle w:val="NormalWeb"/>
         <w:numPr>
           <w:ilvl w:val="0"/>
-          <w:numId w:val="12"/>
+          <w:numId w:val="18"/>
         </w:numPr>
-        <w:rPr>
-          <w:sz w:val="20"/>
-        </w:rPr>
-      </w:pPr>
-      <w:r>
-        <w:rPr>
-          <w:sz w:val="20"/>
+        <w:jc w:val="both"/>
+        <w:rPr>
+          <w:sz w:val="22"/>
+        </w:rPr>
+      </w:pPr>
+      <w:r>
+        <w:rPr>
+          <w:sz w:val="22"/>
         </w:rPr>
         <w:t xml:space="preserve">Contributed to backend services written in </w:t>
       </w:r>
       <w:r>
         <w:rPr>
           <w:rStyle w:val="Strong"/>
-          <w:sz w:val="20"/>
+          <w:sz w:val="22"/>
         </w:rPr>
         <w:t>Node.js</w:t>
       </w:r>
       <w:r>
         <w:rPr>
-          <w:sz w:val="20"/>
+          <w:sz w:val="22"/>
         </w:rPr>
         <w:t>, assisting in debugging runtime errors affecting deployment stability.</w:t>
       </w:r>
@@ -2543,15 +2736,30 @@
         <w:pStyle w:val="NormalWeb"/>
         <w:numPr>
           <w:ilvl w:val="0"/>
-          <w:numId w:val="12"/>
+          <w:numId w:val="18"/>
         </w:numPr>
-      </w:pPr>
-      <w:r>
-        <w:rPr>
-          <w:sz w:val="20"/>
+        <w:jc w:val="both"/>
+        <w:rPr>
+          <w:sz w:val="28"/>
+        </w:rPr>
+      </w:pPr>
+      <w:r>
+        <w:rPr>
+          <w:sz w:val="22"/>
         </w:rPr>
         <w:t>Improved internal documentation covering deployment procedures and system architecture diagrams.</w:t>
       </w:r>
+    </w:p>
+    <w:p>
+      <w:pPr>
+        <w:pStyle w:val="NormalWeb"/>
+        <w:jc w:val="both"/>
+        <w:rPr>
+          <w:sz w:val="28"/>
+        </w:rPr>
+      </w:pPr>
+      <w:bookmarkStart w:id="0" w:name="_GoBack"/>
+      <w:bookmarkEnd w:id="0"/>
     </w:p>
     <w:tbl>
       <w:tblPr>
@@ -2571,8 +2779,8 @@
         <w:tblLook w:val="04A0" w:firstRow="1" w:lastRow="0" w:firstColumn="1" w:lastColumn="0" w:noHBand="0" w:noVBand="1"/>
       </w:tblPr>
       <w:tblGrid>
-        <w:gridCol w:w="7140"/>
-        <w:gridCol w:w="3060"/>
+        <w:gridCol w:w="7340"/>
+        <w:gridCol w:w="3146"/>
       </w:tblGrid>
       <w:tr>
         <w:tc>
@@ -2586,15 +2794,21 @@
             </w:tcBorders>
           </w:tcPr>
           <w:p>
+            <w:pPr>
+              <w:rPr>
+                <w:sz w:val="24"/>
+              </w:rPr>
+            </w:pPr>
             <w:r>
               <w:rPr>
                 <w:rFonts w:ascii="Arial" w:eastAsia="Arial" w:hAnsi="Arial" w:cs="Arial"/>
                 <w:b/>
                 <w:bCs/>
                 <w:color w:val="111111"/>
-                <w:sz w:val="19"/>
+                <w:sz w:val="22"/>
                 <w:szCs w:val="19"/>
               </w:rPr>
+              <w:lastRenderedPageBreak/>
               <w:t>Junior Software Developer</w:t>
             </w:r>
           </w:p>
@@ -2612,12 +2826,14 @@
           <w:p>
             <w:pPr>
               <w:jc w:val="right"/>
+              <w:rPr>
+                <w:sz w:val="24"/>
+              </w:rPr>
             </w:pPr>
             <w:r>
               <w:rPr>
                 <w:rFonts w:ascii="Arial" w:eastAsia="Arial" w:hAnsi="Arial" w:cs="Arial"/>
                 <w:color w:val="111111"/>
-                <w:sz w:val="17"/>
                 <w:szCs w:val="17"/>
               </w:rPr>
               <w:t>October 2014 to February 2016</w:t>
@@ -2627,13 +2843,18 @@
       </w:tr>
     </w:tbl>
     <w:p>
+      <w:pPr>
+        <w:rPr>
+          <w:sz w:val="24"/>
+        </w:rPr>
+      </w:pPr>
       <w:r>
         <w:rPr>
           <w:rFonts w:ascii="Arial" w:eastAsia="Arial" w:hAnsi="Arial" w:cs="Arial"/>
           <w:b/>
           <w:bCs/>
           <w:color w:val="111111"/>
-          <w:sz w:val="18"/>
+          <w:sz w:val="22"/>
           <w:szCs w:val="18"/>
         </w:rPr>
         <w:t>Centric Tech Inc. - New Jersey, United States</w:t>
@@ -2644,29 +2865,29 @@
         <w:pStyle w:val="NormalWeb"/>
         <w:numPr>
           <w:ilvl w:val="0"/>
-          <w:numId w:val="13"/>
+          <w:numId w:val="19"/>
         </w:numPr>
         <w:jc w:val="both"/>
         <w:rPr>
-          <w:sz w:val="20"/>
-        </w:rPr>
-      </w:pPr>
-      <w:r>
-        <w:rPr>
-          <w:sz w:val="20"/>
+          <w:sz w:val="22"/>
+        </w:rPr>
+      </w:pPr>
+      <w:r>
+        <w:rPr>
+          <w:sz w:val="22"/>
         </w:rPr>
         <w:t xml:space="preserve">Assisted in maintaining backend services running on </w:t>
       </w:r>
       <w:r>
         <w:rPr>
           <w:rStyle w:val="Strong"/>
-          <w:sz w:val="20"/>
+          <w:sz w:val="22"/>
         </w:rPr>
         <w:t>Linux servers</w:t>
       </w:r>
       <w:r>
         <w:rPr>
-          <w:sz w:val="20"/>
+          <w:sz w:val="22"/>
         </w:rPr>
         <w:t>, diagnosing deployment issues caused by inconsistent server configurations.</w:t>
       </w:r>
@@ -2676,30 +2897,30 @@
         <w:pStyle w:val="NormalWeb"/>
         <w:numPr>
           <w:ilvl w:val="0"/>
-          <w:numId w:val="13"/>
+          <w:numId w:val="19"/>
         </w:numPr>
         <w:jc w:val="both"/>
         <w:rPr>
-          <w:sz w:val="20"/>
-        </w:rPr>
-      </w:pPr>
-      <w:r>
-        <w:rPr>
-          <w:sz w:val="20"/>
+          <w:sz w:val="22"/>
+        </w:rPr>
+      </w:pPr>
+      <w:r>
+        <w:rPr>
+          <w:sz w:val="22"/>
         </w:rPr>
         <w:t xml:space="preserve">Developed small automation scripts that helped engineering </w:t>
       </w:r>
       <w:proofErr w:type="gramStart"/>
       <w:r>
         <w:rPr>
-          <w:sz w:val="20"/>
+          <w:sz w:val="22"/>
         </w:rPr>
         <w:t>teams</w:t>
       </w:r>
       <w:proofErr w:type="gramEnd"/>
       <w:r>
         <w:rPr>
-          <w:sz w:val="20"/>
+          <w:sz w:val="22"/>
         </w:rPr>
         <w:t xml:space="preserve"> package application releases and prepare deployment artifacts.</w:t>
       </w:r>
@@ -2709,16 +2930,16 @@
         <w:pStyle w:val="NormalWeb"/>
         <w:numPr>
           <w:ilvl w:val="0"/>
-          <w:numId w:val="13"/>
+          <w:numId w:val="19"/>
         </w:numPr>
         <w:jc w:val="both"/>
         <w:rPr>
-          <w:sz w:val="20"/>
-        </w:rPr>
-      </w:pPr>
-      <w:r>
-        <w:rPr>
-          <w:sz w:val="20"/>
+          <w:sz w:val="22"/>
+        </w:rPr>
+      </w:pPr>
+      <w:r>
+        <w:rPr>
+          <w:sz w:val="22"/>
         </w:rPr>
         <w:t>Supported senior engineers in maintaining database systems and monitoring application health across staging environments.</w:t>
       </w:r>
@@ -2728,16 +2949,16 @@
         <w:pStyle w:val="NormalWeb"/>
         <w:numPr>
           <w:ilvl w:val="0"/>
-          <w:numId w:val="13"/>
+          <w:numId w:val="19"/>
         </w:numPr>
         <w:jc w:val="both"/>
         <w:rPr>
-          <w:sz w:val="20"/>
-        </w:rPr>
-      </w:pPr>
-      <w:r>
-        <w:rPr>
-          <w:sz w:val="20"/>
+          <w:sz w:val="22"/>
+        </w:rPr>
+      </w:pPr>
+      <w:r>
+        <w:rPr>
+          <w:sz w:val="22"/>
         </w:rPr>
         <w:t>Helped debug production incidents caused by configuration errors and assisted in restoring services quickly during outages.</w:t>
       </w:r>
@@ -2747,16 +2968,16 @@
         <w:pStyle w:val="NormalWeb"/>
         <w:numPr>
           <w:ilvl w:val="0"/>
-          <w:numId w:val="13"/>
+          <w:numId w:val="19"/>
         </w:numPr>
         <w:jc w:val="both"/>
         <w:rPr>
-          <w:sz w:val="20"/>
-        </w:rPr>
-      </w:pPr>
-      <w:r>
-        <w:rPr>
-          <w:sz w:val="20"/>
+          <w:sz w:val="22"/>
+        </w:rPr>
+      </w:pPr>
+      <w:r>
+        <w:rPr>
+          <w:sz w:val="22"/>
         </w:rPr>
         <w:t>Implemented minor infrastructure improvements including log rotation scripts and backup verification processes.</w:t>
       </w:r>
@@ -2766,16 +2987,16 @@
         <w:pStyle w:val="NormalWeb"/>
         <w:numPr>
           <w:ilvl w:val="0"/>
-          <w:numId w:val="13"/>
+          <w:numId w:val="19"/>
         </w:numPr>
         <w:jc w:val="both"/>
         <w:rPr>
-          <w:sz w:val="20"/>
-        </w:rPr>
-      </w:pPr>
-      <w:r>
-        <w:rPr>
-          <w:sz w:val="20"/>
+          <w:sz w:val="22"/>
+        </w:rPr>
+      </w:pPr>
+      <w:r>
+        <w:rPr>
+          <w:sz w:val="22"/>
         </w:rPr>
         <w:t>Collaborated with development teams to troubleshoot integration issues between application services and database systems.</w:t>
       </w:r>
@@ -2785,16 +3006,16 @@
         <w:pStyle w:val="NormalWeb"/>
         <w:numPr>
           <w:ilvl w:val="0"/>
-          <w:numId w:val="13"/>
+          <w:numId w:val="19"/>
         </w:numPr>
         <w:jc w:val="both"/>
         <w:rPr>
-          <w:sz w:val="20"/>
-        </w:rPr>
-      </w:pPr>
-      <w:r>
-        <w:rPr>
-          <w:sz w:val="20"/>
+          <w:sz w:val="22"/>
+        </w:rPr>
+      </w:pPr>
+      <w:r>
+        <w:rPr>
+          <w:sz w:val="22"/>
         </w:rPr>
         <w:t>Assisted with deployment coordination for internal software releases and documentation of deployment processes.</w:t>
       </w:r>
@@ -2804,16 +3025,16 @@
         <w:pStyle w:val="NormalWeb"/>
         <w:numPr>
           <w:ilvl w:val="0"/>
-          <w:numId w:val="13"/>
+          <w:numId w:val="19"/>
         </w:numPr>
         <w:jc w:val="both"/>
         <w:rPr>
-          <w:sz w:val="20"/>
-        </w:rPr>
-      </w:pPr>
-      <w:r>
-        <w:rPr>
-          <w:sz w:val="20"/>
+          <w:sz w:val="22"/>
+        </w:rPr>
+      </w:pPr>
+      <w:r>
+        <w:rPr>
+          <w:sz w:val="22"/>
         </w:rPr>
         <w:t>Helped maintain CI server environments and troubleshoot build failures affecting development pipelines.</w:t>
       </w:r>
@@ -2823,16 +3044,16 @@
         <w:pStyle w:val="NormalWeb"/>
         <w:numPr>
           <w:ilvl w:val="0"/>
-          <w:numId w:val="13"/>
+          <w:numId w:val="19"/>
         </w:numPr>
         <w:jc w:val="both"/>
         <w:rPr>
-          <w:sz w:val="20"/>
-        </w:rPr>
-      </w:pPr>
-      <w:r>
-        <w:rPr>
-          <w:sz w:val="20"/>
+          <w:sz w:val="22"/>
+        </w:rPr>
+      </w:pPr>
+      <w:r>
+        <w:rPr>
+          <w:sz w:val="22"/>
         </w:rPr>
         <w:t>Improved operational documentation covering infrastructure troubleshooting and deployment workflows.</w:t>
       </w:r>
@@ -2843,24 +3064,16 @@
           <w:bottom w:val="single" w:sz="6" w:space="0" w:color="B91C1C"/>
         </w:pBdr>
         <w:spacing w:before="120" w:after="80"/>
+        <w:rPr>
+          <w:sz w:val="24"/>
+        </w:rPr>
       </w:pPr>
       <w:r>
         <w:rPr>
           <w:b/>
           <w:bCs/>
           <w:color w:val="111111"/>
-          <w:sz w:val="21"/>
-          <w:szCs w:val="21"/>
-        </w:rPr>
-        <w:lastRenderedPageBreak/>
-        <w:t xml:space="preserve"> </w:t>
-      </w:r>
-      <w:r>
-        <w:rPr>
-          <w:b/>
-          <w:bCs/>
-          <w:color w:val="111111"/>
-          <w:sz w:val="21"/>
+          <w:sz w:val="24"/>
           <w:szCs w:val="21"/>
         </w:rPr>
         <w:t>EDUCATION</w:t>
@@ -2884,8 +3097,8 @@
         <w:tblLook w:val="04A0" w:firstRow="1" w:lastRow="0" w:firstColumn="1" w:lastColumn="0" w:noHBand="0" w:noVBand="1"/>
       </w:tblPr>
       <w:tblGrid>
-        <w:gridCol w:w="7140"/>
-        <w:gridCol w:w="3060"/>
+        <w:gridCol w:w="7340"/>
+        <w:gridCol w:w="3146"/>
       </w:tblGrid>
       <w:tr>
         <w:tc>
@@ -2899,13 +3112,18 @@
             </w:tcBorders>
           </w:tcPr>
           <w:p>
+            <w:pPr>
+              <w:rPr>
+                <w:sz w:val="24"/>
+              </w:rPr>
+            </w:pPr>
             <w:r>
               <w:rPr>
                 <w:rFonts w:ascii="Arial" w:eastAsia="Arial" w:hAnsi="Arial" w:cs="Arial"/>
                 <w:b/>
                 <w:bCs/>
                 <w:color w:val="111111"/>
-                <w:sz w:val="19"/>
+                <w:sz w:val="22"/>
                 <w:szCs w:val="19"/>
               </w:rPr>
               <w:t>Bachelor’s degree in Computer Science</w:t>
@@ -2925,12 +3143,14 @@
           <w:p>
             <w:pPr>
               <w:jc w:val="right"/>
+              <w:rPr>
+                <w:sz w:val="24"/>
+              </w:rPr>
             </w:pPr>
             <w:r>
               <w:rPr>
                 <w:rFonts w:ascii="Arial" w:eastAsia="Arial" w:hAnsi="Arial" w:cs="Arial"/>
                 <w:color w:val="111111"/>
-                <w:sz w:val="17"/>
                 <w:szCs w:val="17"/>
               </w:rPr>
               <w:t>2010 to 2014</w:t>
@@ -2940,13 +3160,18 @@
       </w:tr>
     </w:tbl>
     <w:p>
+      <w:pPr>
+        <w:rPr>
+          <w:sz w:val="24"/>
+        </w:rPr>
+      </w:pPr>
       <w:r>
         <w:rPr>
           <w:rFonts w:ascii="Arial" w:eastAsia="Arial" w:hAnsi="Arial" w:cs="Arial"/>
           <w:b/>
           <w:bCs/>
           <w:color w:val="111111"/>
-          <w:sz w:val="18"/>
+          <w:sz w:val="22"/>
           <w:szCs w:val="18"/>
         </w:rPr>
         <w:t>Stanford University Department of Computer Science</w:t>
@@ -2957,46 +3182,58 @@
         <w:pStyle w:val="ListParagraph"/>
         <w:numPr>
           <w:ilvl w:val="0"/>
-          <w:numId w:val="1"/>
+          <w:numId w:val="20"/>
         </w:numPr>
         <w:jc w:val="both"/>
-      </w:pPr>
-      <w:r>
+        <w:rPr>
+          <w:sz w:val="22"/>
+        </w:rPr>
+      </w:pPr>
+      <w:r>
+        <w:rPr>
+          <w:sz w:val="22"/>
+        </w:rPr>
         <w:t xml:space="preserve">Built strong foundations in </w:t>
       </w:r>
       <w:r>
         <w:rPr>
           <w:rStyle w:val="Strong"/>
+          <w:sz w:val="22"/>
         </w:rPr>
         <w:t>algorithms</w:t>
       </w:r>
       <w:r>
+        <w:rPr>
+          <w:sz w:val="22"/>
+        </w:rPr>
         <w:t xml:space="preserve">, </w:t>
       </w:r>
       <w:r>
         <w:rPr>
           <w:rStyle w:val="Strong"/>
+          <w:sz w:val="22"/>
         </w:rPr>
         <w:t>databases</w:t>
       </w:r>
       <w:r>
+        <w:rPr>
+          <w:sz w:val="22"/>
+        </w:rPr>
         <w:t xml:space="preserve">, and </w:t>
       </w:r>
       <w:r>
         <w:rPr>
           <w:rStyle w:val="Strong"/>
+          <w:sz w:val="22"/>
         </w:rPr>
         <w:t>software engineering</w:t>
       </w:r>
       <w:r>
+        <w:rPr>
+          <w:sz w:val="22"/>
+        </w:rPr>
         <w:t>, applying coursework through practical team projects and production-style system design.</w:t>
       </w:r>
-    </w:p>
-    <w:p>
-      <w:pPr>
-        <w:pStyle w:val="ListParagraph"/>
-        <w:ind w:left="360"/>
-      </w:pPr>
     </w:p>
     <w:p>
       <w:pPr>
@@ -3004,82 +3241,59 @@
           <w:bottom w:val="single" w:sz="6" w:space="0" w:color="B91C1C"/>
         </w:pBdr>
         <w:spacing w:before="120" w:after="80"/>
+        <w:rPr>
+          <w:sz w:val="24"/>
+        </w:rPr>
       </w:pPr>
       <w:r>
         <w:rPr>
           <w:b/>
           <w:bCs/>
           <w:color w:val="111111"/>
-          <w:sz w:val="21"/>
+          <w:sz w:val="24"/>
           <w:szCs w:val="21"/>
         </w:rPr>
-        <w:t>PROJECTS</w:t>
-      </w:r>
-    </w:p>
-    <w:p>
-      <w:pPr>
-        <w:pStyle w:val="Heading3"/>
-        <w:jc w:val="both"/>
-        <w:rPr>
-          <w:color w:val="000000" w:themeColor="text1"/>
-          <w:sz w:val="20"/>
-        </w:rPr>
-      </w:pPr>
-      <w:r>
-        <w:rPr>
-          <w:rStyle w:val="Strong"/>
-          <w:bCs w:val="0"/>
-          <w:color w:val="000000" w:themeColor="text1"/>
-          <w:sz w:val="20"/>
-        </w:rPr>
-        <w:t xml:space="preserve">Cloud-Native CI/CD Platform for </w:t>
-      </w:r>
-      <w:proofErr w:type="spellStart"/>
-      <w:r>
-        <w:rPr>
-          <w:rStyle w:val="Strong"/>
-          <w:bCs w:val="0"/>
-          <w:color w:val="000000" w:themeColor="text1"/>
-          <w:sz w:val="20"/>
-        </w:rPr>
-        <w:t>Microservices</w:t>
-      </w:r>
-      <w:proofErr w:type="spellEnd"/>
+        <w:t>CERTIFICATION</w:t>
+      </w:r>
+      <w:r>
+        <w:rPr>
+          <w:b/>
+          <w:bCs/>
+          <w:color w:val="111111"/>
+          <w:sz w:val="24"/>
+          <w:szCs w:val="21"/>
+        </w:rPr>
+        <w:t>S</w:t>
+      </w:r>
     </w:p>
     <w:p>
       <w:pPr>
         <w:pStyle w:val="NormalWeb"/>
         <w:numPr>
           <w:ilvl w:val="0"/>
-          <w:numId w:val="14"/>
+          <w:numId w:val="24"/>
         </w:numPr>
+        <w:spacing w:before="0" w:beforeAutospacing="0" w:after="0" w:afterAutospacing="0"/>
         <w:jc w:val="both"/>
         <w:rPr>
-          <w:color w:val="000000" w:themeColor="text1"/>
-          <w:sz w:val="20"/>
-        </w:rPr>
-      </w:pPr>
-      <w:r>
-        <w:rPr>
-          <w:color w:val="000000" w:themeColor="text1"/>
-          <w:sz w:val="20"/>
-        </w:rPr>
-        <w:t xml:space="preserve">Designed and implemented a </w:t>
-      </w:r>
-      <w:r>
-        <w:rPr>
-          <w:rStyle w:val="Strong"/>
-          <w:color w:val="000000" w:themeColor="text1"/>
-          <w:sz w:val="20"/>
-        </w:rPr>
-        <w:t xml:space="preserve">cloud-native </w:t>
+          <w:rStyle w:val="Strong"/>
+          <w:b w:val="0"/>
+          <w:bCs w:val="0"/>
+          <w:sz w:val="22"/>
+        </w:rPr>
+      </w:pPr>
+      <w:r>
+        <w:rPr>
+          <w:rStyle w:val="Strong"/>
+          <w:sz w:val="22"/>
+        </w:rPr>
+        <w:t xml:space="preserve">AWS Certified </w:t>
       </w:r>
       <w:proofErr w:type="spellStart"/>
       <w:r>
         <w:rPr>
           <w:rStyle w:val="Strong"/>
-          <w:color w:val="000000" w:themeColor="text1"/>
-          <w:sz w:val="20"/>
+          <w:sz w:val="22"/>
         </w:rPr>
         <w:t>DevOps</w:t>
       </w:r>
@@ -3087,108 +3301,90 @@
       <w:r>
         <w:rPr>
           <w:rStyle w:val="Strong"/>
-          <w:color w:val="000000" w:themeColor="text1"/>
-          <w:sz w:val="20"/>
-        </w:rPr>
-        <w:t xml:space="preserve"> platform</w:t>
-      </w:r>
-      <w:r>
-        <w:rPr>
-          <w:color w:val="000000" w:themeColor="text1"/>
-          <w:sz w:val="20"/>
-        </w:rPr>
-        <w:t xml:space="preserve"> that automated build, test, and deployment pipelines for multiple </w:t>
+          <w:sz w:val="22"/>
+        </w:rPr>
+        <w:t xml:space="preserve"> Engineer – Professional</w:t>
+      </w:r>
+    </w:p>
+    <w:p>
+      <w:pPr>
+        <w:pStyle w:val="NormalWeb"/>
+        <w:spacing w:before="0" w:beforeAutospacing="0" w:after="0" w:afterAutospacing="0"/>
+        <w:ind w:left="360"/>
+        <w:jc w:val="both"/>
+        <w:rPr>
+          <w:sz w:val="22"/>
+        </w:rPr>
+      </w:pPr>
+      <w:r>
+        <w:rPr>
+          <w:sz w:val="22"/>
+        </w:rPr>
+        <w:t xml:space="preserve">Best fit because your skills are heavily </w:t>
+      </w:r>
+      <w:r>
+        <w:rPr>
+          <w:rStyle w:val="Strong"/>
+          <w:sz w:val="22"/>
+        </w:rPr>
+        <w:t>AWS-focused</w:t>
+      </w:r>
+      <w:r>
+        <w:rPr>
+          <w:sz w:val="22"/>
+        </w:rPr>
+        <w:t xml:space="preserve"> across </w:t>
+      </w:r>
+      <w:r>
+        <w:rPr>
+          <w:rStyle w:val="Strong"/>
+          <w:sz w:val="22"/>
+        </w:rPr>
+        <w:t xml:space="preserve">EC2, EKS, ECS, Lambda, API Gateway, S3, RDS, </w:t>
       </w:r>
       <w:proofErr w:type="spellStart"/>
       <w:r>
         <w:rPr>
-          <w:color w:val="000000" w:themeColor="text1"/>
-          <w:sz w:val="20"/>
-        </w:rPr>
-        <w:t>microservices</w:t>
+          <w:rStyle w:val="Strong"/>
+          <w:sz w:val="22"/>
+        </w:rPr>
+        <w:t>DynamoDB</w:t>
       </w:r>
       <w:proofErr w:type="spellEnd"/>
       <w:r>
         <w:rPr>
-          <w:color w:val="000000" w:themeColor="text1"/>
-          <w:sz w:val="20"/>
-        </w:rPr>
-        <w:t xml:space="preserve"> using </w:t>
+          <w:rStyle w:val="Strong"/>
+          <w:sz w:val="22"/>
+        </w:rPr>
+        <w:t xml:space="preserve">, and </w:t>
       </w:r>
       <w:proofErr w:type="spellStart"/>
       <w:r>
         <w:rPr>
           <w:rStyle w:val="Strong"/>
-          <w:color w:val="000000" w:themeColor="text1"/>
-          <w:sz w:val="20"/>
-        </w:rPr>
-        <w:t>Docker</w:t>
+          <w:sz w:val="22"/>
+        </w:rPr>
+        <w:t>CloudWatch</w:t>
       </w:r>
       <w:proofErr w:type="spellEnd"/>
       <w:r>
         <w:rPr>
-          <w:rStyle w:val="Strong"/>
-          <w:color w:val="000000" w:themeColor="text1"/>
-          <w:sz w:val="20"/>
-        </w:rPr>
-        <w:t xml:space="preserve"> (19-24)</w:t>
-      </w:r>
-      <w:r>
-        <w:rPr>
-          <w:color w:val="000000" w:themeColor="text1"/>
-          <w:sz w:val="20"/>
-        </w:rPr>
-        <w:t xml:space="preserve">, </w:t>
-      </w:r>
-      <w:proofErr w:type="spellStart"/>
-      <w:r>
-        <w:rPr>
-          <w:rStyle w:val="Strong"/>
-          <w:color w:val="000000" w:themeColor="text1"/>
-          <w:sz w:val="20"/>
-        </w:rPr>
-        <w:t>Kubernetes</w:t>
-      </w:r>
-      <w:proofErr w:type="spellEnd"/>
-      <w:r>
-        <w:rPr>
-          <w:rStyle w:val="Strong"/>
-          <w:color w:val="000000" w:themeColor="text1"/>
-          <w:sz w:val="20"/>
-        </w:rPr>
-        <w:t xml:space="preserve"> (1.21-1.28)</w:t>
-      </w:r>
-      <w:r>
-        <w:rPr>
-          <w:color w:val="000000" w:themeColor="text1"/>
-          <w:sz w:val="20"/>
-        </w:rPr>
-        <w:t xml:space="preserve">, and </w:t>
-      </w:r>
-      <w:proofErr w:type="spellStart"/>
-      <w:r>
-        <w:rPr>
-          <w:rStyle w:val="Strong"/>
-          <w:color w:val="000000" w:themeColor="text1"/>
-          <w:sz w:val="20"/>
-        </w:rPr>
-        <w:t>GitHub</w:t>
-      </w:r>
-      <w:proofErr w:type="spellEnd"/>
-      <w:r>
-        <w:rPr>
-          <w:rStyle w:val="Strong"/>
-          <w:color w:val="000000" w:themeColor="text1"/>
-          <w:sz w:val="20"/>
-        </w:rPr>
-        <w:t xml:space="preserve"> Actions</w:t>
-      </w:r>
-      <w:r>
-        <w:rPr>
-          <w:color w:val="000000" w:themeColor="text1"/>
-          <w:sz w:val="20"/>
-        </w:rPr>
-        <w:t>, solving frequent deployment failures caused by manual releases and inconsistent environments across development and production systems.</w:t>
+          <w:sz w:val="22"/>
+        </w:rPr>
+        <w:t xml:space="preserve">, and the exam specifically validates </w:t>
+      </w:r>
+      <w:r>
+        <w:rPr>
+          <w:rStyle w:val="Strong"/>
+          <w:sz w:val="22"/>
+        </w:rPr>
+        <w:t>provisioning, operating, and managing distributed systems and CI/CD on AWS</w:t>
+      </w:r>
+      <w:r>
+        <w:rPr>
+          <w:sz w:val="22"/>
+        </w:rPr>
+        <w:t xml:space="preserve">. </w:t>
       </w:r>
     </w:p>
     <w:p>
@@ -3196,139 +3392,297 @@
         <w:pStyle w:val="NormalWeb"/>
         <w:numPr>
           <w:ilvl w:val="0"/>
-          <w:numId w:val="14"/>
+          <w:numId w:val="24"/>
         </w:numPr>
+        <w:spacing w:before="0" w:beforeAutospacing="0" w:after="0" w:afterAutospacing="0"/>
         <w:jc w:val="both"/>
         <w:rPr>
-          <w:color w:val="000000" w:themeColor="text1"/>
-          <w:sz w:val="20"/>
-        </w:rPr>
-      </w:pPr>
-      <w:r>
-        <w:rPr>
-          <w:color w:val="000000" w:themeColor="text1"/>
-          <w:sz w:val="20"/>
-        </w:rPr>
-        <w:t xml:space="preserve">Integrated </w:t>
+          <w:rStyle w:val="Strong"/>
+          <w:b w:val="0"/>
+          <w:bCs w:val="0"/>
+          <w:sz w:val="22"/>
+        </w:rPr>
+      </w:pPr>
+      <w:r>
+        <w:rPr>
+          <w:rStyle w:val="Strong"/>
+          <w:sz w:val="22"/>
+        </w:rPr>
+        <w:t xml:space="preserve">Certified </w:t>
       </w:r>
       <w:proofErr w:type="spellStart"/>
       <w:r>
         <w:rPr>
           <w:rStyle w:val="Strong"/>
-          <w:color w:val="000000" w:themeColor="text1"/>
-          <w:sz w:val="20"/>
-        </w:rPr>
-        <w:t>Terraform</w:t>
+          <w:sz w:val="22"/>
+        </w:rPr>
+        <w:t>Kubernetes</w:t>
       </w:r>
       <w:proofErr w:type="spellEnd"/>
       <w:r>
         <w:rPr>
           <w:rStyle w:val="Strong"/>
-          <w:color w:val="000000" w:themeColor="text1"/>
-          <w:sz w:val="20"/>
-        </w:rPr>
-        <w:t xml:space="preserve"> (0.13-1.x)</w:t>
-      </w:r>
-      <w:r>
-        <w:rPr>
-          <w:color w:val="000000" w:themeColor="text1"/>
-          <w:sz w:val="20"/>
-        </w:rPr>
-        <w:t xml:space="preserve"> infrastructure modules and </w:t>
-      </w:r>
-      <w:r>
-        <w:rPr>
-          <w:rStyle w:val="Strong"/>
-          <w:color w:val="000000" w:themeColor="text1"/>
-          <w:sz w:val="20"/>
-        </w:rPr>
-        <w:t xml:space="preserve">Prometheus + </w:t>
-      </w:r>
-      <w:proofErr w:type="spellStart"/>
-      <w:r>
-        <w:rPr>
-          <w:rStyle w:val="Strong"/>
-          <w:color w:val="000000" w:themeColor="text1"/>
-          <w:sz w:val="20"/>
-        </w:rPr>
-        <w:t>Grafana</w:t>
-      </w:r>
-      <w:proofErr w:type="spellEnd"/>
-      <w:r>
-        <w:rPr>
-          <w:rStyle w:val="Strong"/>
-          <w:color w:val="000000" w:themeColor="text1"/>
-          <w:sz w:val="20"/>
-        </w:rPr>
-        <w:t xml:space="preserve"> monitoring</w:t>
-      </w:r>
-      <w:r>
-        <w:rPr>
-          <w:color w:val="000000" w:themeColor="text1"/>
-          <w:sz w:val="20"/>
-        </w:rPr>
-        <w:t xml:space="preserve">, enabling automated environment provisioning and real-time infrastructure </w:t>
-      </w:r>
-      <w:proofErr w:type="spellStart"/>
-      <w:r>
-        <w:rPr>
-          <w:color w:val="000000" w:themeColor="text1"/>
-          <w:sz w:val="20"/>
-        </w:rPr>
-        <w:t>observability</w:t>
-      </w:r>
-      <w:proofErr w:type="spellEnd"/>
-      <w:r>
-        <w:rPr>
-          <w:color w:val="000000" w:themeColor="text1"/>
-          <w:sz w:val="20"/>
-        </w:rPr>
-        <w:t xml:space="preserve"> while improving deployment reliability and reducing release time through fully automated </w:t>
-      </w:r>
-      <w:r>
-        <w:rPr>
-          <w:rStyle w:val="Strong"/>
-          <w:color w:val="000000" w:themeColor="text1"/>
-          <w:sz w:val="20"/>
-        </w:rPr>
-        <w:t>CI/CD pipelines</w:t>
-      </w:r>
-      <w:r>
-        <w:rPr>
-          <w:color w:val="000000" w:themeColor="text1"/>
-          <w:sz w:val="20"/>
-        </w:rPr>
-        <w:t xml:space="preserve"> running on </w:t>
-      </w:r>
-      <w:r>
-        <w:rPr>
-          <w:rStyle w:val="Strong"/>
-          <w:color w:val="000000" w:themeColor="text1"/>
-          <w:sz w:val="20"/>
-        </w:rPr>
-        <w:t>AWS EKS</w:t>
-      </w:r>
-      <w:r>
-        <w:rPr>
-          <w:color w:val="000000" w:themeColor="text1"/>
-          <w:sz w:val="20"/>
-        </w:rPr>
-        <w:t>.</w:t>
+          <w:sz w:val="22"/>
+        </w:rPr>
+        <w:t xml:space="preserve"> Administrator (CKA)</w:t>
       </w:r>
     </w:p>
     <w:p>
       <w:pPr>
-        <w:pStyle w:val="Heading3"/>
+        <w:pStyle w:val="NormalWeb"/>
+        <w:spacing w:before="0" w:beforeAutospacing="0" w:after="0" w:afterAutospacing="0"/>
+        <w:ind w:left="360"/>
         <w:jc w:val="both"/>
         <w:rPr>
-          <w:rFonts w:ascii="Arial" w:hAnsi="Arial" w:cs="Arial"/>
-          <w:sz w:val="18"/>
-        </w:rPr>
-      </w:pPr>
+          <w:sz w:val="22"/>
+        </w:rPr>
+      </w:pPr>
+      <w:r>
+        <w:rPr>
+          <w:sz w:val="22"/>
+        </w:rPr>
+        <w:t xml:space="preserve">Strong match because you list deep </w:t>
+      </w:r>
+      <w:proofErr w:type="spellStart"/>
+      <w:r>
+        <w:rPr>
+          <w:rStyle w:val="Strong"/>
+          <w:sz w:val="22"/>
+        </w:rPr>
+        <w:t>Kubernetes</w:t>
+      </w:r>
+      <w:proofErr w:type="spellEnd"/>
+      <w:r>
+        <w:rPr>
+          <w:sz w:val="22"/>
+        </w:rPr>
+        <w:t xml:space="preserve"> experience, plus </w:t>
+      </w:r>
+      <w:r>
+        <w:rPr>
+          <w:rStyle w:val="Strong"/>
+          <w:sz w:val="22"/>
+        </w:rPr>
+        <w:t>Helm</w:t>
+      </w:r>
+      <w:r>
+        <w:rPr>
+          <w:sz w:val="22"/>
+        </w:rPr>
+        <w:t xml:space="preserve">, </w:t>
+      </w:r>
+      <w:proofErr w:type="spellStart"/>
+      <w:r>
+        <w:rPr>
+          <w:rStyle w:val="Strong"/>
+          <w:sz w:val="22"/>
+        </w:rPr>
+        <w:t>microservices</w:t>
+      </w:r>
+      <w:proofErr w:type="spellEnd"/>
+      <w:r>
+        <w:rPr>
+          <w:rStyle w:val="Strong"/>
+          <w:sz w:val="22"/>
+        </w:rPr>
+        <w:t xml:space="preserve"> deployment</w:t>
+      </w:r>
+      <w:r>
+        <w:rPr>
+          <w:sz w:val="22"/>
+        </w:rPr>
+        <w:t xml:space="preserve">, </w:t>
+      </w:r>
+      <w:proofErr w:type="spellStart"/>
+      <w:r>
+        <w:rPr>
+          <w:sz w:val="22"/>
+        </w:rPr>
+        <w:t>observability</w:t>
+      </w:r>
+      <w:proofErr w:type="spellEnd"/>
+      <w:r>
+        <w:rPr>
+          <w:sz w:val="22"/>
+        </w:rPr>
+        <w:t xml:space="preserve">, and cluster operations. The CKA is a </w:t>
+      </w:r>
+      <w:r>
+        <w:rPr>
+          <w:rStyle w:val="Strong"/>
+          <w:sz w:val="22"/>
+        </w:rPr>
+        <w:t>performance-based</w:t>
+      </w:r>
+      <w:r>
+        <w:rPr>
+          <w:sz w:val="22"/>
+        </w:rPr>
+        <w:t xml:space="preserve"> exam focused on real </w:t>
+      </w:r>
+      <w:proofErr w:type="spellStart"/>
+      <w:r>
+        <w:rPr>
+          <w:sz w:val="22"/>
+        </w:rPr>
+        <w:t>Kubernetes</w:t>
+      </w:r>
+      <w:proofErr w:type="spellEnd"/>
+      <w:r>
+        <w:rPr>
+          <w:sz w:val="22"/>
+        </w:rPr>
+        <w:t xml:space="preserve"> administration tasks. </w:t>
+      </w:r>
+    </w:p>
+    <w:p>
+      <w:pPr>
+        <w:pStyle w:val="NormalWeb"/>
+        <w:numPr>
+          <w:ilvl w:val="0"/>
+          <w:numId w:val="24"/>
+        </w:numPr>
+        <w:spacing w:before="0" w:beforeAutospacing="0" w:after="0" w:afterAutospacing="0"/>
+        <w:jc w:val="both"/>
+        <w:rPr>
+          <w:rStyle w:val="Strong"/>
+          <w:b w:val="0"/>
+          <w:bCs w:val="0"/>
+          <w:sz w:val="22"/>
+        </w:rPr>
+      </w:pPr>
+      <w:proofErr w:type="spellStart"/>
+      <w:r>
+        <w:rPr>
+          <w:rStyle w:val="Strong"/>
+          <w:sz w:val="22"/>
+        </w:rPr>
+        <w:t>HashiCorp</w:t>
+      </w:r>
+      <w:proofErr w:type="spellEnd"/>
+      <w:r>
+        <w:rPr>
+          <w:rStyle w:val="Strong"/>
+          <w:sz w:val="22"/>
+        </w:rPr>
+        <w:t xml:space="preserve"> Certified: </w:t>
+      </w:r>
+      <w:proofErr w:type="spellStart"/>
+      <w:r>
+        <w:rPr>
+          <w:rStyle w:val="Strong"/>
+          <w:sz w:val="22"/>
+        </w:rPr>
+        <w:t>Terraform</w:t>
+      </w:r>
+      <w:proofErr w:type="spellEnd"/>
+      <w:r>
+        <w:rPr>
+          <w:rStyle w:val="Strong"/>
+          <w:sz w:val="22"/>
+        </w:rPr>
+        <w:t xml:space="preserve"> Associate (004)</w:t>
+      </w:r>
+    </w:p>
+    <w:p>
+      <w:pPr>
+        <w:pStyle w:val="NormalWeb"/>
+        <w:spacing w:before="0" w:beforeAutospacing="0" w:after="0" w:afterAutospacing="0"/>
+        <w:ind w:left="360"/>
+        <w:jc w:val="both"/>
+        <w:rPr>
+          <w:sz w:val="22"/>
+        </w:rPr>
+      </w:pPr>
+      <w:r>
+        <w:rPr>
+          <w:sz w:val="22"/>
+        </w:rPr>
+        <w:t xml:space="preserve">Best certification for your </w:t>
+      </w:r>
+      <w:proofErr w:type="spellStart"/>
+      <w:r>
+        <w:rPr>
+          <w:rStyle w:val="Strong"/>
+          <w:sz w:val="22"/>
+        </w:rPr>
+        <w:t>Terraform</w:t>
+      </w:r>
+      <w:proofErr w:type="spellEnd"/>
+      <w:r>
+        <w:rPr>
+          <w:rStyle w:val="Strong"/>
+          <w:sz w:val="22"/>
+        </w:rPr>
+        <w:t xml:space="preserve"> / Infrastructure as Code</w:t>
+      </w:r>
+      <w:r>
+        <w:rPr>
+          <w:sz w:val="22"/>
+        </w:rPr>
+        <w:t xml:space="preserve"> background. </w:t>
+      </w:r>
+      <w:proofErr w:type="spellStart"/>
+      <w:r>
+        <w:rPr>
+          <w:sz w:val="22"/>
+        </w:rPr>
+        <w:t>HashiCorp</w:t>
+      </w:r>
+      <w:proofErr w:type="spellEnd"/>
+      <w:r>
+        <w:rPr>
+          <w:sz w:val="22"/>
+        </w:rPr>
+        <w:t xml:space="preserve"> positions it as validation of </w:t>
+      </w:r>
+      <w:r>
+        <w:rPr>
+          <w:rStyle w:val="Strong"/>
+          <w:sz w:val="22"/>
+        </w:rPr>
+        <w:t xml:space="preserve">foundational </w:t>
+      </w:r>
+      <w:proofErr w:type="spellStart"/>
+      <w:r>
+        <w:rPr>
+          <w:rStyle w:val="Strong"/>
+          <w:sz w:val="22"/>
+        </w:rPr>
+        <w:t>Terraform</w:t>
+      </w:r>
+      <w:proofErr w:type="spellEnd"/>
+      <w:r>
+        <w:rPr>
+          <w:rStyle w:val="Strong"/>
+          <w:sz w:val="22"/>
+        </w:rPr>
+        <w:t xml:space="preserve"> knowledge and skills</w:t>
+      </w:r>
+      <w:r>
+        <w:rPr>
+          <w:sz w:val="22"/>
+        </w:rPr>
+        <w:t xml:space="preserve">, which aligns well with your </w:t>
+      </w:r>
+      <w:proofErr w:type="spellStart"/>
+      <w:r>
+        <w:rPr>
+          <w:sz w:val="22"/>
+        </w:rPr>
+        <w:t>IaC</w:t>
+      </w:r>
+      <w:proofErr w:type="spellEnd"/>
+      <w:r>
+        <w:rPr>
+          <w:sz w:val="22"/>
+        </w:rPr>
+        <w:t xml:space="preserve"> and automation profile. </w:t>
+      </w:r>
     </w:p>
     <w:sectPr>
       <w:pgSz w:w="11906" w:h="16838"/>
-      <w:pgMar w:top="863" w:right="863" w:bottom="863" w:left="863" w:header="708" w:footer="708" w:gutter="0"/>
+      <w:pgMar w:top="720" w:right="720" w:bottom="720" w:left="720" w:header="708" w:footer="708" w:gutter="0"/>
       <w:cols w:space="720"/>
       <w:docGrid w:linePitch="360"/>
     </w:sectPr>
@@ -3339,6 +3693,344 @@
 <file path=word/numbering.xml><?xml version="1.0" encoding="utf-8"?>
 <w:numbering xmlns:wpc="http://schemas.microsoft.com/office/word/2010/wordprocessingCanvas" xmlns:mc="http://schemas.openxmlformats.org/markup-compatibility/2006" xmlns:o="urn:schemas-microsoft-com:office:office" xmlns:r="http://schemas.openxmlformats.org/officeDocument/2006/relationships" xmlns:m="http://schemas.openxmlformats.org/officeDocument/2006/math" xmlns:v="urn:schemas-microsoft-com:vml" xmlns:wp14="http://schemas.microsoft.com/office/word/2010/wordprocessingDrawing" xmlns:wp="http://schemas.openxmlformats.org/drawingml/2006/wordprocessingDrawing" xmlns:w10="urn:schemas-microsoft-com:office:word" xmlns:w="http://schemas.openxmlformats.org/wordprocessingml/2006/main" xmlns:w14="http://schemas.microsoft.com/office/word/2010/wordml" xmlns:wpg="http://schemas.microsoft.com/office/word/2010/wordprocessingGroup" xmlns:wpi="http://schemas.microsoft.com/office/word/2010/wordprocessingInk" xmlns:wne="http://schemas.microsoft.com/office/word/2006/wordml" xmlns:wps="http://schemas.microsoft.com/office/word/2010/wordprocessingShape" mc:Ignorable="w14 wp14">
   <w:abstractNum w:abstractNumId="0">
+    <w:nsid w:val="01332484"/>
+    <w:multiLevelType w:val="hybridMultilevel"/>
+    <w:tmpl w:val="124EB96A"/>
+    <w:lvl w:ilvl="0" w:tplc="04090001">
+      <w:numFmt w:val="bullet"/>
+      <w:lvlText w:val=""/>
+      <w:lvlJc w:val="left"/>
+      <w:pPr>
+        <w:ind w:left="720" w:hanging="360"/>
+      </w:pPr>
+      <w:rPr>
+        <w:rFonts w:ascii="Symbol" w:eastAsia="Times New Roman" w:hAnsi="Symbol" w:cs="Times New Roman" w:hint="default"/>
+      </w:rPr>
+    </w:lvl>
+    <w:lvl w:ilvl="1" w:tplc="04090003" w:tentative="1">
+      <w:start w:val="1"/>
+      <w:numFmt w:val="bullet"/>
+      <w:lvlText w:val="o"/>
+      <w:lvlJc w:val="left"/>
+      <w:pPr>
+        <w:ind w:left="1440" w:hanging="360"/>
+      </w:pPr>
+      <w:rPr>
+        <w:rFonts w:ascii="Courier New" w:hAnsi="Courier New" w:cs="Courier New" w:hint="default"/>
+      </w:rPr>
+    </w:lvl>
+    <w:lvl w:ilvl="2" w:tplc="04090005" w:tentative="1">
+      <w:start w:val="1"/>
+      <w:numFmt w:val="bullet"/>
+      <w:lvlText w:val=""/>
+      <w:lvlJc w:val="left"/>
+      <w:pPr>
+        <w:ind w:left="2160" w:hanging="360"/>
+      </w:pPr>
+      <w:rPr>
+        <w:rFonts w:ascii="Wingdings" w:hAnsi="Wingdings" w:hint="default"/>
+      </w:rPr>
+    </w:lvl>
+    <w:lvl w:ilvl="3" w:tplc="04090001" w:tentative="1">
+      <w:start w:val="1"/>
+      <w:numFmt w:val="bullet"/>
+      <w:lvlText w:val=""/>
+      <w:lvlJc w:val="left"/>
+      <w:pPr>
+        <w:ind w:left="2880" w:hanging="360"/>
+      </w:pPr>
+      <w:rPr>
+        <w:rFonts w:ascii="Symbol" w:hAnsi="Symbol" w:hint="default"/>
+      </w:rPr>
+    </w:lvl>
+    <w:lvl w:ilvl="4" w:tplc="04090003" w:tentative="1">
+      <w:start w:val="1"/>
+      <w:numFmt w:val="bullet"/>
+      <w:lvlText w:val="o"/>
+      <w:lvlJc w:val="left"/>
+      <w:pPr>
+        <w:ind w:left="3600" w:hanging="360"/>
+      </w:pPr>
+      <w:rPr>
+        <w:rFonts w:ascii="Courier New" w:hAnsi="Courier New" w:cs="Courier New" w:hint="default"/>
+      </w:rPr>
+    </w:lvl>
+    <w:lvl w:ilvl="5" w:tplc="04090005" w:tentative="1">
+      <w:start w:val="1"/>
+      <w:numFmt w:val="bullet"/>
+      <w:lvlText w:val=""/>
+      <w:lvlJc w:val="left"/>
+      <w:pPr>
+        <w:ind w:left="4320" w:hanging="360"/>
+      </w:pPr>
+      <w:rPr>
+        <w:rFonts w:ascii="Wingdings" w:hAnsi="Wingdings" w:hint="default"/>
+      </w:rPr>
+    </w:lvl>
+    <w:lvl w:ilvl="6" w:tplc="04090001" w:tentative="1">
+      <w:start w:val="1"/>
+      <w:numFmt w:val="bullet"/>
+      <w:lvlText w:val=""/>
+      <w:lvlJc w:val="left"/>
+      <w:pPr>
+        <w:ind w:left="5040" w:hanging="360"/>
+      </w:pPr>
+      <w:rPr>
+        <w:rFonts w:ascii="Symbol" w:hAnsi="Symbol" w:hint="default"/>
+      </w:rPr>
+    </w:lvl>
+    <w:lvl w:ilvl="7" w:tplc="04090003" w:tentative="1">
+      <w:start w:val="1"/>
+      <w:numFmt w:val="bullet"/>
+      <w:lvlText w:val="o"/>
+      <w:lvlJc w:val="left"/>
+      <w:pPr>
+        <w:ind w:left="5760" w:hanging="360"/>
+      </w:pPr>
+      <w:rPr>
+        <w:rFonts w:ascii="Courier New" w:hAnsi="Courier New" w:cs="Courier New" w:hint="default"/>
+      </w:rPr>
+    </w:lvl>
+    <w:lvl w:ilvl="8" w:tplc="04090005" w:tentative="1">
+      <w:start w:val="1"/>
+      <w:numFmt w:val="bullet"/>
+      <w:lvlText w:val=""/>
+      <w:lvlJc w:val="left"/>
+      <w:pPr>
+        <w:ind w:left="6480" w:hanging="360"/>
+      </w:pPr>
+      <w:rPr>
+        <w:rFonts w:ascii="Wingdings" w:hAnsi="Wingdings" w:hint="default"/>
+      </w:rPr>
+    </w:lvl>
+  </w:abstractNum>
+  <w:abstractNum w:abstractNumId="1">
+    <w:nsid w:val="175B23B9"/>
+    <w:multiLevelType w:val="hybridMultilevel"/>
+    <w:tmpl w:val="5B8EBEF8"/>
+    <w:lvl w:ilvl="0" w:tplc="D320F798">
+      <w:start w:val="1"/>
+      <w:numFmt w:val="bullet"/>
+      <w:lvlText w:val="-"/>
+      <w:lvlJc w:val="left"/>
+      <w:pPr>
+        <w:ind w:left="360" w:hanging="360"/>
+      </w:pPr>
+      <w:rPr>
+        <w:rFonts w:ascii="Yu Gothic" w:eastAsia="Yu Gothic" w:hAnsi="Yu Gothic" w:hint="eastAsia"/>
+      </w:rPr>
+    </w:lvl>
+    <w:lvl w:ilvl="1" w:tplc="04090003" w:tentative="1">
+      <w:start w:val="1"/>
+      <w:numFmt w:val="bullet"/>
+      <w:lvlText w:val="o"/>
+      <w:lvlJc w:val="left"/>
+      <w:pPr>
+        <w:ind w:left="1080" w:hanging="360"/>
+      </w:pPr>
+      <w:rPr>
+        <w:rFonts w:ascii="Courier New" w:hAnsi="Courier New" w:cs="Courier New" w:hint="default"/>
+      </w:rPr>
+    </w:lvl>
+    <w:lvl w:ilvl="2" w:tplc="04090005" w:tentative="1">
+      <w:start w:val="1"/>
+      <w:numFmt w:val="bullet"/>
+      <w:lvlText w:val=""/>
+      <w:lvlJc w:val="left"/>
+      <w:pPr>
+        <w:ind w:left="1800" w:hanging="360"/>
+      </w:pPr>
+      <w:rPr>
+        <w:rFonts w:ascii="Wingdings" w:hAnsi="Wingdings" w:hint="default"/>
+      </w:rPr>
+    </w:lvl>
+    <w:lvl w:ilvl="3" w:tplc="04090001" w:tentative="1">
+      <w:start w:val="1"/>
+      <w:numFmt w:val="bullet"/>
+      <w:lvlText w:val=""/>
+      <w:lvlJc w:val="left"/>
+      <w:pPr>
+        <w:ind w:left="2520" w:hanging="360"/>
+      </w:pPr>
+      <w:rPr>
+        <w:rFonts w:ascii="Symbol" w:hAnsi="Symbol" w:hint="default"/>
+      </w:rPr>
+    </w:lvl>
+    <w:lvl w:ilvl="4" w:tplc="04090003" w:tentative="1">
+      <w:start w:val="1"/>
+      <w:numFmt w:val="bullet"/>
+      <w:lvlText w:val="o"/>
+      <w:lvlJc w:val="left"/>
+      <w:pPr>
+        <w:ind w:left="3240" w:hanging="360"/>
+      </w:pPr>
+      <w:rPr>
+        <w:rFonts w:ascii="Courier New" w:hAnsi="Courier New" w:cs="Courier New" w:hint="default"/>
+      </w:rPr>
+    </w:lvl>
+    <w:lvl w:ilvl="5" w:tplc="04090005" w:tentative="1">
+      <w:start w:val="1"/>
+      <w:numFmt w:val="bullet"/>
+      <w:lvlText w:val=""/>
+      <w:lvlJc w:val="left"/>
+      <w:pPr>
+        <w:ind w:left="3960" w:hanging="360"/>
+      </w:pPr>
+      <w:rPr>
+        <w:rFonts w:ascii="Wingdings" w:hAnsi="Wingdings" w:hint="default"/>
+      </w:rPr>
+    </w:lvl>
+    <w:lvl w:ilvl="6" w:tplc="04090001" w:tentative="1">
+      <w:start w:val="1"/>
+      <w:numFmt w:val="bullet"/>
+      <w:lvlText w:val=""/>
+      <w:lvlJc w:val="left"/>
+      <w:pPr>
+        <w:ind w:left="4680" w:hanging="360"/>
+      </w:pPr>
+      <w:rPr>
+        <w:rFonts w:ascii="Symbol" w:hAnsi="Symbol" w:hint="default"/>
+      </w:rPr>
+    </w:lvl>
+    <w:lvl w:ilvl="7" w:tplc="04090003" w:tentative="1">
+      <w:start w:val="1"/>
+      <w:numFmt w:val="bullet"/>
+      <w:lvlText w:val="o"/>
+      <w:lvlJc w:val="left"/>
+      <w:pPr>
+        <w:ind w:left="5400" w:hanging="360"/>
+      </w:pPr>
+      <w:rPr>
+        <w:rFonts w:ascii="Courier New" w:hAnsi="Courier New" w:cs="Courier New" w:hint="default"/>
+      </w:rPr>
+    </w:lvl>
+    <w:lvl w:ilvl="8" w:tplc="04090005" w:tentative="1">
+      <w:start w:val="1"/>
+      <w:numFmt w:val="bullet"/>
+      <w:lvlText w:val=""/>
+      <w:lvlJc w:val="left"/>
+      <w:pPr>
+        <w:ind w:left="6120" w:hanging="360"/>
+      </w:pPr>
+      <w:rPr>
+        <w:rFonts w:ascii="Wingdings" w:hAnsi="Wingdings" w:hint="default"/>
+      </w:rPr>
+    </w:lvl>
+  </w:abstractNum>
+  <w:abstractNum w:abstractNumId="2">
+    <w:nsid w:val="19797C5F"/>
+    <w:multiLevelType w:val="hybridMultilevel"/>
+    <w:tmpl w:val="271A5C60"/>
+    <w:lvl w:ilvl="0" w:tplc="D320F798">
+      <w:start w:val="1"/>
+      <w:numFmt w:val="bullet"/>
+      <w:lvlText w:val="-"/>
+      <w:lvlJc w:val="left"/>
+      <w:pPr>
+        <w:ind w:left="360" w:hanging="360"/>
+      </w:pPr>
+      <w:rPr>
+        <w:rFonts w:ascii="Yu Gothic" w:eastAsia="Yu Gothic" w:hAnsi="Yu Gothic" w:hint="eastAsia"/>
+      </w:rPr>
+    </w:lvl>
+    <w:lvl w:ilvl="1" w:tplc="04090003" w:tentative="1">
+      <w:start w:val="1"/>
+      <w:numFmt w:val="bullet"/>
+      <w:lvlText w:val="o"/>
+      <w:lvlJc w:val="left"/>
+      <w:pPr>
+        <w:ind w:left="1080" w:hanging="360"/>
+      </w:pPr>
+      <w:rPr>
+        <w:rFonts w:ascii="Courier New" w:hAnsi="Courier New" w:cs="Courier New" w:hint="default"/>
+      </w:rPr>
+    </w:lvl>
+    <w:lvl w:ilvl="2" w:tplc="04090005" w:tentative="1">
+      <w:start w:val="1"/>
+      <w:numFmt w:val="bullet"/>
+      <w:lvlText w:val=""/>
+      <w:lvlJc w:val="left"/>
+      <w:pPr>
+        <w:ind w:left="1800" w:hanging="360"/>
+      </w:pPr>
+      <w:rPr>
+        <w:rFonts w:ascii="Wingdings" w:hAnsi="Wingdings" w:hint="default"/>
+      </w:rPr>
+    </w:lvl>
+    <w:lvl w:ilvl="3" w:tplc="04090001" w:tentative="1">
+      <w:start w:val="1"/>
+      <w:numFmt w:val="bullet"/>
+      <w:lvlText w:val=""/>
+      <w:lvlJc w:val="left"/>
+      <w:pPr>
+        <w:ind w:left="2520" w:hanging="360"/>
+      </w:pPr>
+      <w:rPr>
+        <w:rFonts w:ascii="Symbol" w:hAnsi="Symbol" w:hint="default"/>
+      </w:rPr>
+    </w:lvl>
+    <w:lvl w:ilvl="4" w:tplc="04090003" w:tentative="1">
+      <w:start w:val="1"/>
+      <w:numFmt w:val="bullet"/>
+      <w:lvlText w:val="o"/>
+      <w:lvlJc w:val="left"/>
+      <w:pPr>
+        <w:ind w:left="3240" w:hanging="360"/>
+      </w:pPr>
+      <w:rPr>
+        <w:rFonts w:ascii="Courier New" w:hAnsi="Courier New" w:cs="Courier New" w:hint="default"/>
+      </w:rPr>
+    </w:lvl>
+    <w:lvl w:ilvl="5" w:tplc="04090005" w:tentative="1">
+      <w:start w:val="1"/>
+      <w:numFmt w:val="bullet"/>
+      <w:lvlText w:val=""/>
+      <w:lvlJc w:val="left"/>
+      <w:pPr>
+        <w:ind w:left="3960" w:hanging="360"/>
+      </w:pPr>
+      <w:rPr>
+        <w:rFonts w:ascii="Wingdings" w:hAnsi="Wingdings" w:hint="default"/>
+      </w:rPr>
+    </w:lvl>
+    <w:lvl w:ilvl="6" w:tplc="04090001" w:tentative="1">
+      <w:start w:val="1"/>
+      <w:numFmt w:val="bullet"/>
+      <w:lvlText w:val=""/>
+      <w:lvlJc w:val="left"/>
+      <w:pPr>
+        <w:ind w:left="4680" w:hanging="360"/>
+      </w:pPr>
+      <w:rPr>
+        <w:rFonts w:ascii="Symbol" w:hAnsi="Symbol" w:hint="default"/>
+      </w:rPr>
+    </w:lvl>
+    <w:lvl w:ilvl="7" w:tplc="04090003" w:tentative="1">
+      <w:start w:val="1"/>
+      <w:numFmt w:val="bullet"/>
+      <w:lvlText w:val="o"/>
+      <w:lvlJc w:val="left"/>
+      <w:pPr>
+        <w:ind w:left="5400" w:hanging="360"/>
+      </w:pPr>
+      <w:rPr>
+        <w:rFonts w:ascii="Courier New" w:hAnsi="Courier New" w:cs="Courier New" w:hint="default"/>
+      </w:rPr>
+    </w:lvl>
+    <w:lvl w:ilvl="8" w:tplc="04090005" w:tentative="1">
+      <w:start w:val="1"/>
+      <w:numFmt w:val="bullet"/>
+      <w:lvlText w:val=""/>
+      <w:lvlJc w:val="left"/>
+      <w:pPr>
+        <w:ind w:left="6120" w:hanging="360"/>
+      </w:pPr>
+      <w:rPr>
+        <w:rFonts w:ascii="Wingdings" w:hAnsi="Wingdings" w:hint="default"/>
+      </w:rPr>
+    </w:lvl>
+  </w:abstractNum>
+  <w:abstractNum w:abstractNumId="3">
     <w:nsid w:val="1CCF5818"/>
     <w:multiLevelType w:val="hybridMultilevel"/>
     <w:tmpl w:val="A3A0AED4"/>
@@ -3451,7 +4143,7 @@
       </w:rPr>
     </w:lvl>
   </w:abstractNum>
-  <w:abstractNum w:abstractNumId="1">
+  <w:abstractNum w:abstractNumId="4">
     <w:nsid w:val="1E3D523D"/>
     <w:multiLevelType w:val="hybridMultilevel"/>
     <w:tmpl w:val="8B106F5E"/>
@@ -3564,7 +4256,234 @@
       </w:rPr>
     </w:lvl>
   </w:abstractNum>
-  <w:abstractNum w:abstractNumId="2">
+  <w:abstractNum w:abstractNumId="5">
+    <w:nsid w:val="204374B5"/>
+    <w:multiLevelType w:val="hybridMultilevel"/>
+    <w:tmpl w:val="31B2079E"/>
+    <w:lvl w:ilvl="0" w:tplc="04090001">
+      <w:start w:val="1"/>
+      <w:numFmt w:val="bullet"/>
+      <w:lvlText w:val=""/>
+      <w:lvlJc w:val="left"/>
+      <w:pPr>
+        <w:ind w:left="720" w:hanging="360"/>
+      </w:pPr>
+      <w:rPr>
+        <w:rFonts w:ascii="Symbol" w:hAnsi="Symbol" w:hint="default"/>
+      </w:rPr>
+    </w:lvl>
+    <w:lvl w:ilvl="1" w:tplc="04090003" w:tentative="1">
+      <w:start w:val="1"/>
+      <w:numFmt w:val="bullet"/>
+      <w:lvlText w:val="o"/>
+      <w:lvlJc w:val="left"/>
+      <w:pPr>
+        <w:ind w:left="1440" w:hanging="360"/>
+      </w:pPr>
+      <w:rPr>
+        <w:rFonts w:ascii="Courier New" w:hAnsi="Courier New" w:cs="Courier New" w:hint="default"/>
+      </w:rPr>
+    </w:lvl>
+    <w:lvl w:ilvl="2" w:tplc="04090005" w:tentative="1">
+      <w:start w:val="1"/>
+      <w:numFmt w:val="bullet"/>
+      <w:lvlText w:val=""/>
+      <w:lvlJc w:val="left"/>
+      <w:pPr>
+        <w:ind w:left="2160" w:hanging="360"/>
+      </w:pPr>
+      <w:rPr>
+        <w:rFonts w:ascii="Wingdings" w:hAnsi="Wingdings" w:hint="default"/>
+      </w:rPr>
+    </w:lvl>
+    <w:lvl w:ilvl="3" w:tplc="04090001" w:tentative="1">
+      <w:start w:val="1"/>
+      <w:numFmt w:val="bullet"/>
+      <w:lvlText w:val=""/>
+      <w:lvlJc w:val="left"/>
+      <w:pPr>
+        <w:ind w:left="2880" w:hanging="360"/>
+      </w:pPr>
+      <w:rPr>
+        <w:rFonts w:ascii="Symbol" w:hAnsi="Symbol" w:hint="default"/>
+      </w:rPr>
+    </w:lvl>
+    <w:lvl w:ilvl="4" w:tplc="04090003" w:tentative="1">
+      <w:start w:val="1"/>
+      <w:numFmt w:val="bullet"/>
+      <w:lvlText w:val="o"/>
+      <w:lvlJc w:val="left"/>
+      <w:pPr>
+        <w:ind w:left="3600" w:hanging="360"/>
+      </w:pPr>
+      <w:rPr>
+        <w:rFonts w:ascii="Courier New" w:hAnsi="Courier New" w:cs="Courier New" w:hint="default"/>
+      </w:rPr>
+    </w:lvl>
+    <w:lvl w:ilvl="5" w:tplc="04090005" w:tentative="1">
+      <w:start w:val="1"/>
+      <w:numFmt w:val="bullet"/>
+      <w:lvlText w:val=""/>
+      <w:lvlJc w:val="left"/>
+      <w:pPr>
+        <w:ind w:left="4320" w:hanging="360"/>
+      </w:pPr>
+      <w:rPr>
+        <w:rFonts w:ascii="Wingdings" w:hAnsi="Wingdings" w:hint="default"/>
+      </w:rPr>
+    </w:lvl>
+    <w:lvl w:ilvl="6" w:tplc="04090001" w:tentative="1">
+      <w:start w:val="1"/>
+      <w:numFmt w:val="bullet"/>
+      <w:lvlText w:val=""/>
+      <w:lvlJc w:val="left"/>
+      <w:pPr>
+        <w:ind w:left="5040" w:hanging="360"/>
+      </w:pPr>
+      <w:rPr>
+        <w:rFonts w:ascii="Symbol" w:hAnsi="Symbol" w:hint="default"/>
+      </w:rPr>
+    </w:lvl>
+    <w:lvl w:ilvl="7" w:tplc="04090003" w:tentative="1">
+      <w:start w:val="1"/>
+      <w:numFmt w:val="bullet"/>
+      <w:lvlText w:val="o"/>
+      <w:lvlJc w:val="left"/>
+      <w:pPr>
+        <w:ind w:left="5760" w:hanging="360"/>
+      </w:pPr>
+      <w:rPr>
+        <w:rFonts w:ascii="Courier New" w:hAnsi="Courier New" w:cs="Courier New" w:hint="default"/>
+      </w:rPr>
+    </w:lvl>
+    <w:lvl w:ilvl="8" w:tplc="04090005" w:tentative="1">
+      <w:start w:val="1"/>
+      <w:numFmt w:val="bullet"/>
+      <w:lvlText w:val=""/>
+      <w:lvlJc w:val="left"/>
+      <w:pPr>
+        <w:ind w:left="6480" w:hanging="360"/>
+      </w:pPr>
+      <w:rPr>
+        <w:rFonts w:ascii="Wingdings" w:hAnsi="Wingdings" w:hint="default"/>
+      </w:rPr>
+    </w:lvl>
+  </w:abstractNum>
+  <w:abstractNum w:abstractNumId="6">
+    <w:nsid w:val="28B84688"/>
+    <w:multiLevelType w:val="hybridMultilevel"/>
+    <w:tmpl w:val="A2F05C2E"/>
+    <w:lvl w:ilvl="0" w:tplc="B2EA5730">
+      <w:start w:val="1"/>
+      <w:numFmt w:val="bullet"/>
+      <w:lvlText w:val="-"/>
+      <w:lvlJc w:val="left"/>
+      <w:pPr>
+        <w:ind w:left="360" w:hanging="360"/>
+      </w:pPr>
+      <w:rPr>
+        <w:rFonts w:ascii="Yu Gothic" w:eastAsia="Yu Gothic" w:hAnsi="Yu Gothic" w:hint="eastAsia"/>
+        <w:sz w:val="22"/>
+      </w:rPr>
+    </w:lvl>
+    <w:lvl w:ilvl="1" w:tplc="04090003" w:tentative="1">
+      <w:start w:val="1"/>
+      <w:numFmt w:val="bullet"/>
+      <w:lvlText w:val="o"/>
+      <w:lvlJc w:val="left"/>
+      <w:pPr>
+        <w:ind w:left="1080" w:hanging="360"/>
+      </w:pPr>
+      <w:rPr>
+        <w:rFonts w:ascii="Courier New" w:hAnsi="Courier New" w:cs="Courier New" w:hint="default"/>
+      </w:rPr>
+    </w:lvl>
+    <w:lvl w:ilvl="2" w:tplc="04090005" w:tentative="1">
+      <w:start w:val="1"/>
+      <w:numFmt w:val="bullet"/>
+      <w:lvlText w:val=""/>
+      <w:lvlJc w:val="left"/>
+      <w:pPr>
+        <w:ind w:left="1800" w:hanging="360"/>
+      </w:pPr>
+      <w:rPr>
+        <w:rFonts w:ascii="Wingdings" w:hAnsi="Wingdings" w:hint="default"/>
+      </w:rPr>
+    </w:lvl>
+    <w:lvl w:ilvl="3" w:tplc="04090001" w:tentative="1">
+      <w:start w:val="1"/>
+      <w:numFmt w:val="bullet"/>
+      <w:lvlText w:val=""/>
+      <w:lvlJc w:val="left"/>
+      <w:pPr>
+        <w:ind w:left="2520" w:hanging="360"/>
+      </w:pPr>
+      <w:rPr>
+        <w:rFonts w:ascii="Symbol" w:hAnsi="Symbol" w:hint="default"/>
+      </w:rPr>
+    </w:lvl>
+    <w:lvl w:ilvl="4" w:tplc="04090003" w:tentative="1">
+      <w:start w:val="1"/>
+      <w:numFmt w:val="bullet"/>
+      <w:lvlText w:val="o"/>
+      <w:lvlJc w:val="left"/>
+      <w:pPr>
+        <w:ind w:left="3240" w:hanging="360"/>
+      </w:pPr>
+      <w:rPr>
+        <w:rFonts w:ascii="Courier New" w:hAnsi="Courier New" w:cs="Courier New" w:hint="default"/>
+      </w:rPr>
+    </w:lvl>
+    <w:lvl w:ilvl="5" w:tplc="04090005" w:tentative="1">
+      <w:start w:val="1"/>
+      <w:numFmt w:val="bullet"/>
+      <w:lvlText w:val=""/>
+      <w:lvlJc w:val="left"/>
+      <w:pPr>
+        <w:ind w:left="3960" w:hanging="360"/>
+      </w:pPr>
+      <w:rPr>
+        <w:rFonts w:ascii="Wingdings" w:hAnsi="Wingdings" w:hint="default"/>
+      </w:rPr>
+    </w:lvl>
+    <w:lvl w:ilvl="6" w:tplc="04090001" w:tentative="1">
+      <w:start w:val="1"/>
+      <w:numFmt w:val="bullet"/>
+      <w:lvlText w:val=""/>
+      <w:lvlJc w:val="left"/>
+      <w:pPr>
+        <w:ind w:left="4680" w:hanging="360"/>
+      </w:pPr>
+      <w:rPr>
+        <w:rFonts w:ascii="Symbol" w:hAnsi="Symbol" w:hint="default"/>
+      </w:rPr>
+    </w:lvl>
+    <w:lvl w:ilvl="7" w:tplc="04090003" w:tentative="1">
+      <w:start w:val="1"/>
+      <w:numFmt w:val="bullet"/>
+      <w:lvlText w:val="o"/>
+      <w:lvlJc w:val="left"/>
+      <w:pPr>
+        <w:ind w:left="5400" w:hanging="360"/>
+      </w:pPr>
+      <w:rPr>
+        <w:rFonts w:ascii="Courier New" w:hAnsi="Courier New" w:cs="Courier New" w:hint="default"/>
+      </w:rPr>
+    </w:lvl>
+    <w:lvl w:ilvl="8" w:tplc="04090005" w:tentative="1">
+      <w:start w:val="1"/>
+      <w:numFmt w:val="bullet"/>
+      <w:lvlText w:val=""/>
+      <w:lvlJc w:val="left"/>
+      <w:pPr>
+        <w:ind w:left="6120" w:hanging="360"/>
+      </w:pPr>
+      <w:rPr>
+        <w:rFonts w:ascii="Wingdings" w:hAnsi="Wingdings" w:hint="default"/>
+      </w:rPr>
+    </w:lvl>
+  </w:abstractNum>
+  <w:abstractNum w:abstractNumId="7">
     <w:nsid w:val="2F742FD4"/>
     <w:multiLevelType w:val="hybridMultilevel"/>
     <w:tmpl w:val="2AB8566C"/>
@@ -3677,7 +4596,7 @@
       </w:rPr>
     </w:lvl>
   </w:abstractNum>
-  <w:abstractNum w:abstractNumId="3">
+  <w:abstractNum w:abstractNumId="8">
     <w:nsid w:val="349F0629"/>
     <w:multiLevelType w:val="multilevel"/>
     <w:tmpl w:val="E9BC94C6"/>
@@ -3826,7 +4745,7 @@
       </w:rPr>
     </w:lvl>
   </w:abstractNum>
-  <w:abstractNum w:abstractNumId="4">
+  <w:abstractNum w:abstractNumId="9">
     <w:nsid w:val="383E5FEB"/>
     <w:multiLevelType w:val="hybridMultilevel"/>
     <w:tmpl w:val="ED4412EE"/>
@@ -3939,7 +4858,7 @@
       </w:rPr>
     </w:lvl>
   </w:abstractNum>
-  <w:abstractNum w:abstractNumId="5">
+  <w:abstractNum w:abstractNumId="10">
     <w:nsid w:val="41714812"/>
     <w:multiLevelType w:val="multilevel"/>
     <w:tmpl w:val="3A38CDC2"/>
@@ -4088,7 +5007,232 @@
       </w:rPr>
     </w:lvl>
   </w:abstractNum>
-  <w:abstractNum w:abstractNumId="6">
+  <w:abstractNum w:abstractNumId="11">
+    <w:nsid w:val="45191476"/>
+    <w:multiLevelType w:val="hybridMultilevel"/>
+    <w:tmpl w:val="46F233C8"/>
+    <w:lvl w:ilvl="0" w:tplc="D320F798">
+      <w:start w:val="1"/>
+      <w:numFmt w:val="bullet"/>
+      <w:lvlText w:val="-"/>
+      <w:lvlJc w:val="left"/>
+      <w:pPr>
+        <w:ind w:left="360" w:hanging="360"/>
+      </w:pPr>
+      <w:rPr>
+        <w:rFonts w:ascii="Yu Gothic" w:eastAsia="Yu Gothic" w:hAnsi="Yu Gothic" w:hint="eastAsia"/>
+      </w:rPr>
+    </w:lvl>
+    <w:lvl w:ilvl="1" w:tplc="04090003" w:tentative="1">
+      <w:start w:val="1"/>
+      <w:numFmt w:val="bullet"/>
+      <w:lvlText w:val="o"/>
+      <w:lvlJc w:val="left"/>
+      <w:pPr>
+        <w:ind w:left="1080" w:hanging="360"/>
+      </w:pPr>
+      <w:rPr>
+        <w:rFonts w:ascii="Courier New" w:hAnsi="Courier New" w:cs="Courier New" w:hint="default"/>
+      </w:rPr>
+    </w:lvl>
+    <w:lvl w:ilvl="2" w:tplc="04090005" w:tentative="1">
+      <w:start w:val="1"/>
+      <w:numFmt w:val="bullet"/>
+      <w:lvlText w:val=""/>
+      <w:lvlJc w:val="left"/>
+      <w:pPr>
+        <w:ind w:left="1800" w:hanging="360"/>
+      </w:pPr>
+      <w:rPr>
+        <w:rFonts w:ascii="Wingdings" w:hAnsi="Wingdings" w:hint="default"/>
+      </w:rPr>
+    </w:lvl>
+    <w:lvl w:ilvl="3" w:tplc="04090001" w:tentative="1">
+      <w:start w:val="1"/>
+      <w:numFmt w:val="bullet"/>
+      <w:lvlText w:val=""/>
+      <w:lvlJc w:val="left"/>
+      <w:pPr>
+        <w:ind w:left="2520" w:hanging="360"/>
+      </w:pPr>
+      <w:rPr>
+        <w:rFonts w:ascii="Symbol" w:hAnsi="Symbol" w:hint="default"/>
+      </w:rPr>
+    </w:lvl>
+    <w:lvl w:ilvl="4" w:tplc="04090003" w:tentative="1">
+      <w:start w:val="1"/>
+      <w:numFmt w:val="bullet"/>
+      <w:lvlText w:val="o"/>
+      <w:lvlJc w:val="left"/>
+      <w:pPr>
+        <w:ind w:left="3240" w:hanging="360"/>
+      </w:pPr>
+      <w:rPr>
+        <w:rFonts w:ascii="Courier New" w:hAnsi="Courier New" w:cs="Courier New" w:hint="default"/>
+      </w:rPr>
+    </w:lvl>
+    <w:lvl w:ilvl="5" w:tplc="04090005" w:tentative="1">
+      <w:start w:val="1"/>
+      <w:numFmt w:val="bullet"/>
+      <w:lvlText w:val=""/>
+      <w:lvlJc w:val="left"/>
+      <w:pPr>
+        <w:ind w:left="3960" w:hanging="360"/>
+      </w:pPr>
+      <w:rPr>
+        <w:rFonts w:ascii="Wingdings" w:hAnsi="Wingdings" w:hint="default"/>
+      </w:rPr>
+    </w:lvl>
+    <w:lvl w:ilvl="6" w:tplc="04090001" w:tentative="1">
+      <w:start w:val="1"/>
+      <w:numFmt w:val="bullet"/>
+      <w:lvlText w:val=""/>
+      <w:lvlJc w:val="left"/>
+      <w:pPr>
+        <w:ind w:left="4680" w:hanging="360"/>
+      </w:pPr>
+      <w:rPr>
+        <w:rFonts w:ascii="Symbol" w:hAnsi="Symbol" w:hint="default"/>
+      </w:rPr>
+    </w:lvl>
+    <w:lvl w:ilvl="7" w:tplc="04090003" w:tentative="1">
+      <w:start w:val="1"/>
+      <w:numFmt w:val="bullet"/>
+      <w:lvlText w:val="o"/>
+      <w:lvlJc w:val="left"/>
+      <w:pPr>
+        <w:ind w:left="5400" w:hanging="360"/>
+      </w:pPr>
+      <w:rPr>
+        <w:rFonts w:ascii="Courier New" w:hAnsi="Courier New" w:cs="Courier New" w:hint="default"/>
+      </w:rPr>
+    </w:lvl>
+    <w:lvl w:ilvl="8" w:tplc="04090005" w:tentative="1">
+      <w:start w:val="1"/>
+      <w:numFmt w:val="bullet"/>
+      <w:lvlText w:val=""/>
+      <w:lvlJc w:val="left"/>
+      <w:pPr>
+        <w:ind w:left="6120" w:hanging="360"/>
+      </w:pPr>
+      <w:rPr>
+        <w:rFonts w:ascii="Wingdings" w:hAnsi="Wingdings" w:hint="default"/>
+      </w:rPr>
+    </w:lvl>
+  </w:abstractNum>
+  <w:abstractNum w:abstractNumId="12">
+    <w:nsid w:val="45631FED"/>
+    <w:multiLevelType w:val="hybridMultilevel"/>
+    <w:tmpl w:val="C84206EE"/>
+    <w:lvl w:ilvl="0" w:tplc="04090001">
+      <w:numFmt w:val="bullet"/>
+      <w:lvlText w:val=""/>
+      <w:lvlJc w:val="left"/>
+      <w:pPr>
+        <w:ind w:left="360" w:hanging="360"/>
+      </w:pPr>
+      <w:rPr>
+        <w:rFonts w:ascii="Symbol" w:eastAsia="Times New Roman" w:hAnsi="Symbol" w:cs="Times New Roman" w:hint="default"/>
+      </w:rPr>
+    </w:lvl>
+    <w:lvl w:ilvl="1" w:tplc="04090003" w:tentative="1">
+      <w:start w:val="1"/>
+      <w:numFmt w:val="bullet"/>
+      <w:lvlText w:val="o"/>
+      <w:lvlJc w:val="left"/>
+      <w:pPr>
+        <w:ind w:left="1080" w:hanging="360"/>
+      </w:pPr>
+      <w:rPr>
+        <w:rFonts w:ascii="Courier New" w:hAnsi="Courier New" w:cs="Courier New" w:hint="default"/>
+      </w:rPr>
+    </w:lvl>
+    <w:lvl w:ilvl="2" w:tplc="04090005" w:tentative="1">
+      <w:start w:val="1"/>
+      <w:numFmt w:val="bullet"/>
+      <w:lvlText w:val=""/>
+      <w:lvlJc w:val="left"/>
+      <w:pPr>
+        <w:ind w:left="1800" w:hanging="360"/>
+      </w:pPr>
+      <w:rPr>
+        <w:rFonts w:ascii="Wingdings" w:hAnsi="Wingdings" w:hint="default"/>
+      </w:rPr>
+    </w:lvl>
+    <w:lvl w:ilvl="3" w:tplc="04090001" w:tentative="1">
+      <w:start w:val="1"/>
+      <w:numFmt w:val="bullet"/>
+      <w:lvlText w:val=""/>
+      <w:lvlJc w:val="left"/>
+      <w:pPr>
+        <w:ind w:left="2520" w:hanging="360"/>
+      </w:pPr>
+      <w:rPr>
+        <w:rFonts w:ascii="Symbol" w:hAnsi="Symbol" w:hint="default"/>
+      </w:rPr>
+    </w:lvl>
+    <w:lvl w:ilvl="4" w:tplc="04090003" w:tentative="1">
+      <w:start w:val="1"/>
+      <w:numFmt w:val="bullet"/>
+      <w:lvlText w:val="o"/>
+      <w:lvlJc w:val="left"/>
+      <w:pPr>
+        <w:ind w:left="3240" w:hanging="360"/>
+      </w:pPr>
+      <w:rPr>
+        <w:rFonts w:ascii="Courier New" w:hAnsi="Courier New" w:cs="Courier New" w:hint="default"/>
+      </w:rPr>
+    </w:lvl>
+    <w:lvl w:ilvl="5" w:tplc="04090005" w:tentative="1">
+      <w:start w:val="1"/>
+      <w:numFmt w:val="bullet"/>
+      <w:lvlText w:val=""/>
+      <w:lvlJc w:val="left"/>
+      <w:pPr>
+        <w:ind w:left="3960" w:hanging="360"/>
+      </w:pPr>
+      <w:rPr>
+        <w:rFonts w:ascii="Wingdings" w:hAnsi="Wingdings" w:hint="default"/>
+      </w:rPr>
+    </w:lvl>
+    <w:lvl w:ilvl="6" w:tplc="04090001" w:tentative="1">
+      <w:start w:val="1"/>
+      <w:numFmt w:val="bullet"/>
+      <w:lvlText w:val=""/>
+      <w:lvlJc w:val="left"/>
+      <w:pPr>
+        <w:ind w:left="4680" w:hanging="360"/>
+      </w:pPr>
+      <w:rPr>
+        <w:rFonts w:ascii="Symbol" w:hAnsi="Symbol" w:hint="default"/>
+      </w:rPr>
+    </w:lvl>
+    <w:lvl w:ilvl="7" w:tplc="04090003" w:tentative="1">
+      <w:start w:val="1"/>
+      <w:numFmt w:val="bullet"/>
+      <w:lvlText w:val="o"/>
+      <w:lvlJc w:val="left"/>
+      <w:pPr>
+        <w:ind w:left="5400" w:hanging="360"/>
+      </w:pPr>
+      <w:rPr>
+        <w:rFonts w:ascii="Courier New" w:hAnsi="Courier New" w:cs="Courier New" w:hint="default"/>
+      </w:rPr>
+    </w:lvl>
+    <w:lvl w:ilvl="8" w:tplc="04090005" w:tentative="1">
+      <w:start w:val="1"/>
+      <w:numFmt w:val="bullet"/>
+      <w:lvlText w:val=""/>
+      <w:lvlJc w:val="left"/>
+      <w:pPr>
+        <w:ind w:left="6120" w:hanging="360"/>
+      </w:pPr>
+      <w:rPr>
+        <w:rFonts w:ascii="Wingdings" w:hAnsi="Wingdings" w:hint="default"/>
+      </w:rPr>
+    </w:lvl>
+  </w:abstractNum>
+  <w:abstractNum w:abstractNumId="13">
     <w:nsid w:val="4730430D"/>
     <w:multiLevelType w:val="hybridMultilevel"/>
     <w:tmpl w:val="2B666046"/>
@@ -4201,7 +5345,233 @@
       </w:rPr>
     </w:lvl>
   </w:abstractNum>
-  <w:abstractNum w:abstractNumId="7">
+  <w:abstractNum w:abstractNumId="14">
+    <w:nsid w:val="4B0F51C8"/>
+    <w:multiLevelType w:val="hybridMultilevel"/>
+    <w:tmpl w:val="5BF400C0"/>
+    <w:lvl w:ilvl="0" w:tplc="D320F798">
+      <w:start w:val="1"/>
+      <w:numFmt w:val="bullet"/>
+      <w:lvlText w:val="-"/>
+      <w:lvlJc w:val="left"/>
+      <w:pPr>
+        <w:ind w:left="360" w:hanging="360"/>
+      </w:pPr>
+      <w:rPr>
+        <w:rFonts w:ascii="Yu Gothic" w:eastAsia="Yu Gothic" w:hAnsi="Yu Gothic" w:hint="eastAsia"/>
+      </w:rPr>
+    </w:lvl>
+    <w:lvl w:ilvl="1" w:tplc="04090003" w:tentative="1">
+      <w:start w:val="1"/>
+      <w:numFmt w:val="bullet"/>
+      <w:lvlText w:val="o"/>
+      <w:lvlJc w:val="left"/>
+      <w:pPr>
+        <w:ind w:left="1080" w:hanging="360"/>
+      </w:pPr>
+      <w:rPr>
+        <w:rFonts w:ascii="Courier New" w:hAnsi="Courier New" w:cs="Courier New" w:hint="default"/>
+      </w:rPr>
+    </w:lvl>
+    <w:lvl w:ilvl="2" w:tplc="04090005" w:tentative="1">
+      <w:start w:val="1"/>
+      <w:numFmt w:val="bullet"/>
+      <w:lvlText w:val=""/>
+      <w:lvlJc w:val="left"/>
+      <w:pPr>
+        <w:ind w:left="1800" w:hanging="360"/>
+      </w:pPr>
+      <w:rPr>
+        <w:rFonts w:ascii="Wingdings" w:hAnsi="Wingdings" w:hint="default"/>
+      </w:rPr>
+    </w:lvl>
+    <w:lvl w:ilvl="3" w:tplc="04090001" w:tentative="1">
+      <w:start w:val="1"/>
+      <w:numFmt w:val="bullet"/>
+      <w:lvlText w:val=""/>
+      <w:lvlJc w:val="left"/>
+      <w:pPr>
+        <w:ind w:left="2520" w:hanging="360"/>
+      </w:pPr>
+      <w:rPr>
+        <w:rFonts w:ascii="Symbol" w:hAnsi="Symbol" w:hint="default"/>
+      </w:rPr>
+    </w:lvl>
+    <w:lvl w:ilvl="4" w:tplc="04090003" w:tentative="1">
+      <w:start w:val="1"/>
+      <w:numFmt w:val="bullet"/>
+      <w:lvlText w:val="o"/>
+      <w:lvlJc w:val="left"/>
+      <w:pPr>
+        <w:ind w:left="3240" w:hanging="360"/>
+      </w:pPr>
+      <w:rPr>
+        <w:rFonts w:ascii="Courier New" w:hAnsi="Courier New" w:cs="Courier New" w:hint="default"/>
+      </w:rPr>
+    </w:lvl>
+    <w:lvl w:ilvl="5" w:tplc="04090005" w:tentative="1">
+      <w:start w:val="1"/>
+      <w:numFmt w:val="bullet"/>
+      <w:lvlText w:val=""/>
+      <w:lvlJc w:val="left"/>
+      <w:pPr>
+        <w:ind w:left="3960" w:hanging="360"/>
+      </w:pPr>
+      <w:rPr>
+        <w:rFonts w:ascii="Wingdings" w:hAnsi="Wingdings" w:hint="default"/>
+      </w:rPr>
+    </w:lvl>
+    <w:lvl w:ilvl="6" w:tplc="04090001" w:tentative="1">
+      <w:start w:val="1"/>
+      <w:numFmt w:val="bullet"/>
+      <w:lvlText w:val=""/>
+      <w:lvlJc w:val="left"/>
+      <w:pPr>
+        <w:ind w:left="4680" w:hanging="360"/>
+      </w:pPr>
+      <w:rPr>
+        <w:rFonts w:ascii="Symbol" w:hAnsi="Symbol" w:hint="default"/>
+      </w:rPr>
+    </w:lvl>
+    <w:lvl w:ilvl="7" w:tplc="04090003" w:tentative="1">
+      <w:start w:val="1"/>
+      <w:numFmt w:val="bullet"/>
+      <w:lvlText w:val="o"/>
+      <w:lvlJc w:val="left"/>
+      <w:pPr>
+        <w:ind w:left="5400" w:hanging="360"/>
+      </w:pPr>
+      <w:rPr>
+        <w:rFonts w:ascii="Courier New" w:hAnsi="Courier New" w:cs="Courier New" w:hint="default"/>
+      </w:rPr>
+    </w:lvl>
+    <w:lvl w:ilvl="8" w:tplc="04090005" w:tentative="1">
+      <w:start w:val="1"/>
+      <w:numFmt w:val="bullet"/>
+      <w:lvlText w:val=""/>
+      <w:lvlJc w:val="left"/>
+      <w:pPr>
+        <w:ind w:left="6120" w:hanging="360"/>
+      </w:pPr>
+      <w:rPr>
+        <w:rFonts w:ascii="Wingdings" w:hAnsi="Wingdings" w:hint="default"/>
+      </w:rPr>
+    </w:lvl>
+  </w:abstractNum>
+  <w:abstractNum w:abstractNumId="15">
+    <w:nsid w:val="4D9F7F27"/>
+    <w:multiLevelType w:val="hybridMultilevel"/>
+    <w:tmpl w:val="B220215C"/>
+    <w:lvl w:ilvl="0" w:tplc="D320F798">
+      <w:start w:val="1"/>
+      <w:numFmt w:val="bullet"/>
+      <w:lvlText w:val="-"/>
+      <w:lvlJc w:val="left"/>
+      <w:pPr>
+        <w:ind w:left="360" w:hanging="360"/>
+      </w:pPr>
+      <w:rPr>
+        <w:rFonts w:ascii="Yu Gothic" w:eastAsia="Yu Gothic" w:hAnsi="Yu Gothic" w:hint="eastAsia"/>
+      </w:rPr>
+    </w:lvl>
+    <w:lvl w:ilvl="1" w:tplc="04090003" w:tentative="1">
+      <w:start w:val="1"/>
+      <w:numFmt w:val="bullet"/>
+      <w:lvlText w:val="o"/>
+      <w:lvlJc w:val="left"/>
+      <w:pPr>
+        <w:ind w:left="1080" w:hanging="360"/>
+      </w:pPr>
+      <w:rPr>
+        <w:rFonts w:ascii="Courier New" w:hAnsi="Courier New" w:cs="Courier New" w:hint="default"/>
+      </w:rPr>
+    </w:lvl>
+    <w:lvl w:ilvl="2" w:tplc="04090005" w:tentative="1">
+      <w:start w:val="1"/>
+      <w:numFmt w:val="bullet"/>
+      <w:lvlText w:val=""/>
+      <w:lvlJc w:val="left"/>
+      <w:pPr>
+        <w:ind w:left="1800" w:hanging="360"/>
+      </w:pPr>
+      <w:rPr>
+        <w:rFonts w:ascii="Wingdings" w:hAnsi="Wingdings" w:hint="default"/>
+      </w:rPr>
+    </w:lvl>
+    <w:lvl w:ilvl="3" w:tplc="04090001" w:tentative="1">
+      <w:start w:val="1"/>
+      <w:numFmt w:val="bullet"/>
+      <w:lvlText w:val=""/>
+      <w:lvlJc w:val="left"/>
+      <w:pPr>
+        <w:ind w:left="2520" w:hanging="360"/>
+      </w:pPr>
+      <w:rPr>
+        <w:rFonts w:ascii="Symbol" w:hAnsi="Symbol" w:hint="default"/>
+      </w:rPr>
+    </w:lvl>
+    <w:lvl w:ilvl="4" w:tplc="04090003" w:tentative="1">
+      <w:start w:val="1"/>
+      <w:numFmt w:val="bullet"/>
+      <w:lvlText w:val="o"/>
+      <w:lvlJc w:val="left"/>
+      <w:pPr>
+        <w:ind w:left="3240" w:hanging="360"/>
+      </w:pPr>
+      <w:rPr>
+        <w:rFonts w:ascii="Courier New" w:hAnsi="Courier New" w:cs="Courier New" w:hint="default"/>
+      </w:rPr>
+    </w:lvl>
+    <w:lvl w:ilvl="5" w:tplc="04090005" w:tentative="1">
+      <w:start w:val="1"/>
+      <w:numFmt w:val="bullet"/>
+      <w:lvlText w:val=""/>
+      <w:lvlJc w:val="left"/>
+      <w:pPr>
+        <w:ind w:left="3960" w:hanging="360"/>
+      </w:pPr>
+      <w:rPr>
+        <w:rFonts w:ascii="Wingdings" w:hAnsi="Wingdings" w:hint="default"/>
+      </w:rPr>
+    </w:lvl>
+    <w:lvl w:ilvl="6" w:tplc="04090001" w:tentative="1">
+      <w:start w:val="1"/>
+      <w:numFmt w:val="bullet"/>
+      <w:lvlText w:val=""/>
+      <w:lvlJc w:val="left"/>
+      <w:pPr>
+        <w:ind w:left="4680" w:hanging="360"/>
+      </w:pPr>
+      <w:rPr>
+        <w:rFonts w:ascii="Symbol" w:hAnsi="Symbol" w:hint="default"/>
+      </w:rPr>
+    </w:lvl>
+    <w:lvl w:ilvl="7" w:tplc="04090003" w:tentative="1">
+      <w:start w:val="1"/>
+      <w:numFmt w:val="bullet"/>
+      <w:lvlText w:val="o"/>
+      <w:lvlJc w:val="left"/>
+      <w:pPr>
+        <w:ind w:left="5400" w:hanging="360"/>
+      </w:pPr>
+      <w:rPr>
+        <w:rFonts w:ascii="Courier New" w:hAnsi="Courier New" w:cs="Courier New" w:hint="default"/>
+      </w:rPr>
+    </w:lvl>
+    <w:lvl w:ilvl="8" w:tplc="04090005" w:tentative="1">
+      <w:start w:val="1"/>
+      <w:numFmt w:val="bullet"/>
+      <w:lvlText w:val=""/>
+      <w:lvlJc w:val="left"/>
+      <w:pPr>
+        <w:ind w:left="6120" w:hanging="360"/>
+      </w:pPr>
+      <w:rPr>
+        <w:rFonts w:ascii="Wingdings" w:hAnsi="Wingdings" w:hint="default"/>
+      </w:rPr>
+    </w:lvl>
+  </w:abstractNum>
+  <w:abstractNum w:abstractNumId="16">
     <w:nsid w:val="503E20E9"/>
     <w:multiLevelType w:val="hybridMultilevel"/>
     <w:tmpl w:val="A07C1B9A"/>
@@ -4314,7 +5684,121 @@
       </w:rPr>
     </w:lvl>
   </w:abstractNum>
-  <w:abstractNum w:abstractNumId="8">
+  <w:abstractNum w:abstractNumId="17">
+    <w:nsid w:val="5D5F4D4E"/>
+    <w:multiLevelType w:val="hybridMultilevel"/>
+    <w:tmpl w:val="E1F28F2E"/>
+    <w:lvl w:ilvl="0" w:tplc="4AA2BFCC">
+      <w:start w:val="1"/>
+      <w:numFmt w:val="bullet"/>
+      <w:lvlText w:val="-"/>
+      <w:lvlJc w:val="left"/>
+      <w:pPr>
+        <w:ind w:left="360" w:hanging="360"/>
+      </w:pPr>
+      <w:rPr>
+        <w:rFonts w:ascii="Yu Gothic" w:eastAsia="Yu Gothic" w:hAnsi="Yu Gothic" w:hint="eastAsia"/>
+        <w:sz w:val="22"/>
+      </w:rPr>
+    </w:lvl>
+    <w:lvl w:ilvl="1" w:tplc="04090003" w:tentative="1">
+      <w:start w:val="1"/>
+      <w:numFmt w:val="bullet"/>
+      <w:lvlText w:val="o"/>
+      <w:lvlJc w:val="left"/>
+      <w:pPr>
+        <w:ind w:left="1080" w:hanging="360"/>
+      </w:pPr>
+      <w:rPr>
+        <w:rFonts w:ascii="Courier New" w:hAnsi="Courier New" w:cs="Courier New" w:hint="default"/>
+      </w:rPr>
+    </w:lvl>
+    <w:lvl w:ilvl="2" w:tplc="04090005" w:tentative="1">
+      <w:start w:val="1"/>
+      <w:numFmt w:val="bullet"/>
+      <w:lvlText w:val=""/>
+      <w:lvlJc w:val="left"/>
+      <w:pPr>
+        <w:ind w:left="1800" w:hanging="360"/>
+      </w:pPr>
+      <w:rPr>
+        <w:rFonts w:ascii="Wingdings" w:hAnsi="Wingdings" w:hint="default"/>
+      </w:rPr>
+    </w:lvl>
+    <w:lvl w:ilvl="3" w:tplc="04090001" w:tentative="1">
+      <w:start w:val="1"/>
+      <w:numFmt w:val="bullet"/>
+      <w:lvlText w:val=""/>
+      <w:lvlJc w:val="left"/>
+      <w:pPr>
+        <w:ind w:left="2520" w:hanging="360"/>
+      </w:pPr>
+      <w:rPr>
+        <w:rFonts w:ascii="Symbol" w:hAnsi="Symbol" w:hint="default"/>
+      </w:rPr>
+    </w:lvl>
+    <w:lvl w:ilvl="4" w:tplc="04090003" w:tentative="1">
+      <w:start w:val="1"/>
+      <w:numFmt w:val="bullet"/>
+      <w:lvlText w:val="o"/>
+      <w:lvlJc w:val="left"/>
+      <w:pPr>
+        <w:ind w:left="3240" w:hanging="360"/>
+      </w:pPr>
+      <w:rPr>
+        <w:rFonts w:ascii="Courier New" w:hAnsi="Courier New" w:cs="Courier New" w:hint="default"/>
+      </w:rPr>
+    </w:lvl>
+    <w:lvl w:ilvl="5" w:tplc="04090005" w:tentative="1">
+      <w:start w:val="1"/>
+      <w:numFmt w:val="bullet"/>
+      <w:lvlText w:val=""/>
+      <w:lvlJc w:val="left"/>
+      <w:pPr>
+        <w:ind w:left="3960" w:hanging="360"/>
+      </w:pPr>
+      <w:rPr>
+        <w:rFonts w:ascii="Wingdings" w:hAnsi="Wingdings" w:hint="default"/>
+      </w:rPr>
+    </w:lvl>
+    <w:lvl w:ilvl="6" w:tplc="04090001" w:tentative="1">
+      <w:start w:val="1"/>
+      <w:numFmt w:val="bullet"/>
+      <w:lvlText w:val=""/>
+      <w:lvlJc w:val="left"/>
+      <w:pPr>
+        <w:ind w:left="4680" w:hanging="360"/>
+      </w:pPr>
+      <w:rPr>
+        <w:rFonts w:ascii="Symbol" w:hAnsi="Symbol" w:hint="default"/>
+      </w:rPr>
+    </w:lvl>
+    <w:lvl w:ilvl="7" w:tplc="04090003" w:tentative="1">
+      <w:start w:val="1"/>
+      <w:numFmt w:val="bullet"/>
+      <w:lvlText w:val="o"/>
+      <w:lvlJc w:val="left"/>
+      <w:pPr>
+        <w:ind w:left="5400" w:hanging="360"/>
+      </w:pPr>
+      <w:rPr>
+        <w:rFonts w:ascii="Courier New" w:hAnsi="Courier New" w:cs="Courier New" w:hint="default"/>
+      </w:rPr>
+    </w:lvl>
+    <w:lvl w:ilvl="8" w:tplc="04090005" w:tentative="1">
+      <w:start w:val="1"/>
+      <w:numFmt w:val="bullet"/>
+      <w:lvlText w:val=""/>
+      <w:lvlJc w:val="left"/>
+      <w:pPr>
+        <w:ind w:left="6120" w:hanging="360"/>
+      </w:pPr>
+      <w:rPr>
+        <w:rFonts w:ascii="Wingdings" w:hAnsi="Wingdings" w:hint="default"/>
+      </w:rPr>
+    </w:lvl>
+  </w:abstractNum>
+  <w:abstractNum w:abstractNumId="18">
     <w:nsid w:val="5D857FFA"/>
     <w:multiLevelType w:val="multilevel"/>
     <w:tmpl w:val="E84C61CA"/>
@@ -4463,7 +5947,7 @@
       </w:rPr>
     </w:lvl>
   </w:abstractNum>
-  <w:abstractNum w:abstractNumId="9">
+  <w:abstractNum w:abstractNumId="19">
     <w:nsid w:val="61AB3520"/>
     <w:multiLevelType w:val="hybridMultilevel"/>
     <w:tmpl w:val="C58C16E4"/>
@@ -4577,7 +6061,7 @@
       </w:rPr>
     </w:lvl>
   </w:abstractNum>
-  <w:abstractNum w:abstractNumId="10">
+  <w:abstractNum w:abstractNumId="20">
     <w:nsid w:val="69A773F4"/>
     <w:multiLevelType w:val="hybridMultilevel"/>
     <w:tmpl w:val="44F848E2"/>
@@ -4690,7 +6174,7 @@
       </w:rPr>
     </w:lvl>
   </w:abstractNum>
-  <w:abstractNum w:abstractNumId="11">
+  <w:abstractNum w:abstractNumId="21">
     <w:nsid w:val="71772A0C"/>
     <w:multiLevelType w:val="hybridMultilevel"/>
     <w:tmpl w:val="87DEF9DA"/>
@@ -4803,7 +6287,7 @@
       </w:rPr>
     </w:lvl>
   </w:abstractNum>
-  <w:abstractNum w:abstractNumId="12">
+  <w:abstractNum w:abstractNumId="22">
     <w:nsid w:val="77913A53"/>
     <w:multiLevelType w:val="hybridMultilevel"/>
     <w:tmpl w:val="B388E67A"/>
@@ -4917,7 +6401,7 @@
       </w:rPr>
     </w:lvl>
   </w:abstractNum>
-  <w:abstractNum w:abstractNumId="13">
+  <w:abstractNum w:abstractNumId="23">
     <w:nsid w:val="78AD503A"/>
     <w:multiLevelType w:val="multilevel"/>
     <w:tmpl w:val="E9FAC37A"/>
@@ -5066,47 +6550,193 @@
       </w:rPr>
     </w:lvl>
   </w:abstractNum>
+  <w:abstractNum w:abstractNumId="24">
+    <w:nsid w:val="7D416B5F"/>
+    <w:multiLevelType w:val="hybridMultilevel"/>
+    <w:tmpl w:val="BCCA13C4"/>
+    <w:lvl w:ilvl="0" w:tplc="D320F798">
+      <w:start w:val="1"/>
+      <w:numFmt w:val="bullet"/>
+      <w:lvlText w:val="-"/>
+      <w:lvlJc w:val="left"/>
+      <w:pPr>
+        <w:ind w:left="360" w:hanging="360"/>
+      </w:pPr>
+      <w:rPr>
+        <w:rFonts w:ascii="Yu Gothic" w:eastAsia="Yu Gothic" w:hAnsi="Yu Gothic" w:hint="eastAsia"/>
+      </w:rPr>
+    </w:lvl>
+    <w:lvl w:ilvl="1" w:tplc="04090003" w:tentative="1">
+      <w:start w:val="1"/>
+      <w:numFmt w:val="bullet"/>
+      <w:lvlText w:val="o"/>
+      <w:lvlJc w:val="left"/>
+      <w:pPr>
+        <w:ind w:left="1080" w:hanging="360"/>
+      </w:pPr>
+      <w:rPr>
+        <w:rFonts w:ascii="Courier New" w:hAnsi="Courier New" w:cs="Courier New" w:hint="default"/>
+      </w:rPr>
+    </w:lvl>
+    <w:lvl w:ilvl="2" w:tplc="04090005" w:tentative="1">
+      <w:start w:val="1"/>
+      <w:numFmt w:val="bullet"/>
+      <w:lvlText w:val=""/>
+      <w:lvlJc w:val="left"/>
+      <w:pPr>
+        <w:ind w:left="1800" w:hanging="360"/>
+      </w:pPr>
+      <w:rPr>
+        <w:rFonts w:ascii="Wingdings" w:hAnsi="Wingdings" w:hint="default"/>
+      </w:rPr>
+    </w:lvl>
+    <w:lvl w:ilvl="3" w:tplc="04090001" w:tentative="1">
+      <w:start w:val="1"/>
+      <w:numFmt w:val="bullet"/>
+      <w:lvlText w:val=""/>
+      <w:lvlJc w:val="left"/>
+      <w:pPr>
+        <w:ind w:left="2520" w:hanging="360"/>
+      </w:pPr>
+      <w:rPr>
+        <w:rFonts w:ascii="Symbol" w:hAnsi="Symbol" w:hint="default"/>
+      </w:rPr>
+    </w:lvl>
+    <w:lvl w:ilvl="4" w:tplc="04090003" w:tentative="1">
+      <w:start w:val="1"/>
+      <w:numFmt w:val="bullet"/>
+      <w:lvlText w:val="o"/>
+      <w:lvlJc w:val="left"/>
+      <w:pPr>
+        <w:ind w:left="3240" w:hanging="360"/>
+      </w:pPr>
+      <w:rPr>
+        <w:rFonts w:ascii="Courier New" w:hAnsi="Courier New" w:cs="Courier New" w:hint="default"/>
+      </w:rPr>
+    </w:lvl>
+    <w:lvl w:ilvl="5" w:tplc="04090005" w:tentative="1">
+      <w:start w:val="1"/>
+      <w:numFmt w:val="bullet"/>
+      <w:lvlText w:val=""/>
+      <w:lvlJc w:val="left"/>
+      <w:pPr>
+        <w:ind w:left="3960" w:hanging="360"/>
+      </w:pPr>
+      <w:rPr>
+        <w:rFonts w:ascii="Wingdings" w:hAnsi="Wingdings" w:hint="default"/>
+      </w:rPr>
+    </w:lvl>
+    <w:lvl w:ilvl="6" w:tplc="04090001" w:tentative="1">
+      <w:start w:val="1"/>
+      <w:numFmt w:val="bullet"/>
+      <w:lvlText w:val=""/>
+      <w:lvlJc w:val="left"/>
+      <w:pPr>
+        <w:ind w:left="4680" w:hanging="360"/>
+      </w:pPr>
+      <w:rPr>
+        <w:rFonts w:ascii="Symbol" w:hAnsi="Symbol" w:hint="default"/>
+      </w:rPr>
+    </w:lvl>
+    <w:lvl w:ilvl="7" w:tplc="04090003" w:tentative="1">
+      <w:start w:val="1"/>
+      <w:numFmt w:val="bullet"/>
+      <w:lvlText w:val="o"/>
+      <w:lvlJc w:val="left"/>
+      <w:pPr>
+        <w:ind w:left="5400" w:hanging="360"/>
+      </w:pPr>
+      <w:rPr>
+        <w:rFonts w:ascii="Courier New" w:hAnsi="Courier New" w:cs="Courier New" w:hint="default"/>
+      </w:rPr>
+    </w:lvl>
+    <w:lvl w:ilvl="8" w:tplc="04090005" w:tentative="1">
+      <w:start w:val="1"/>
+      <w:numFmt w:val="bullet"/>
+      <w:lvlText w:val=""/>
+      <w:lvlJc w:val="left"/>
+      <w:pPr>
+        <w:ind w:left="6120" w:hanging="360"/>
+      </w:pPr>
+      <w:rPr>
+        <w:rFonts w:ascii="Wingdings" w:hAnsi="Wingdings" w:hint="default"/>
+      </w:rPr>
+    </w:lvl>
+  </w:abstractNum>
   <w:num w:numId="1">
+    <w:abstractNumId w:val="7"/>
+  </w:num>
+  <w:num w:numId="2">
+    <w:abstractNumId w:val="9"/>
+  </w:num>
+  <w:num w:numId="3">
+    <w:abstractNumId w:val="10"/>
+  </w:num>
+  <w:num w:numId="4">
+    <w:abstractNumId w:val="3"/>
+  </w:num>
+  <w:num w:numId="5">
+    <w:abstractNumId w:val="8"/>
+  </w:num>
+  <w:num w:numId="6">
+    <w:abstractNumId w:val="21"/>
+  </w:num>
+  <w:num w:numId="7">
+    <w:abstractNumId w:val="18"/>
+  </w:num>
+  <w:num w:numId="8">
+    <w:abstractNumId w:val="23"/>
+  </w:num>
+  <w:num w:numId="9">
+    <w:abstractNumId w:val="20"/>
+  </w:num>
+  <w:num w:numId="10">
+    <w:abstractNumId w:val="22"/>
+  </w:num>
+  <w:num w:numId="11">
+    <w:abstractNumId w:val="13"/>
+  </w:num>
+  <w:num w:numId="12">
+    <w:abstractNumId w:val="19"/>
+  </w:num>
+  <w:num w:numId="13">
+    <w:abstractNumId w:val="16"/>
+  </w:num>
+  <w:num w:numId="14">
+    <w:abstractNumId w:val="4"/>
+  </w:num>
+  <w:num w:numId="15">
     <w:abstractNumId w:val="2"/>
   </w:num>
-  <w:num w:numId="2">
-    <w:abstractNumId w:val="4"/>
+  <w:num w:numId="16">
+    <w:abstractNumId w:val="17"/>
   </w:num>
-  <w:num w:numId="3">
+  <w:num w:numId="17">
+    <w:abstractNumId w:val="15"/>
+  </w:num>
+  <w:num w:numId="18">
+    <w:abstractNumId w:val="6"/>
+  </w:num>
+  <w:num w:numId="19">
+    <w:abstractNumId w:val="1"/>
+  </w:num>
+  <w:num w:numId="20">
+    <w:abstractNumId w:val="24"/>
+  </w:num>
+  <w:num w:numId="21">
     <w:abstractNumId w:val="5"/>
   </w:num>
-  <w:num w:numId="4">
-    <w:abstractNumId w:val="0"/>
+  <w:num w:numId="22">
+    <w:abstractNumId w:val="12"/>
   </w:num>
-  <w:num w:numId="5">
-    <w:abstractNumId w:val="3"/>
-  </w:num>
-  <w:num w:numId="6">
+  <w:num w:numId="23">
     <w:abstractNumId w:val="11"/>
   </w:num>
-  <w:num w:numId="7">
-    <w:abstractNumId w:val="8"/>
+  <w:num w:numId="24">
+    <w:abstractNumId w:val="14"/>
   </w:num>
-  <w:num w:numId="8">
-    <w:abstractNumId w:val="13"/>
-  </w:num>
-  <w:num w:numId="9">
-    <w:abstractNumId w:val="10"/>
-  </w:num>
-  <w:num w:numId="10">
-    <w:abstractNumId w:val="12"/>
-  </w:num>
-  <w:num w:numId="11">
-    <w:abstractNumId w:val="6"/>
-  </w:num>
-  <w:num w:numId="12">
-    <w:abstractNumId w:val="9"/>
-  </w:num>
-  <w:num w:numId="13">
-    <w:abstractNumId w:val="7"/>
-  </w:num>
-  <w:num w:numId="14">
-    <w:abstractNumId w:val="1"/>
+  <w:num w:numId="25">
+    <w:abstractNumId w:val="0"/>
   </w:num>
   <w:numIdMacAtCleanup w:val="8"/>
 </w:numbering>
@@ -6102,7 +7732,7 @@
 </file>
 
 <file path=customXml/itemProps1.xml><?xml version="1.0" encoding="utf-8"?>
-<ds:datastoreItem xmlns:ds="http://schemas.openxmlformats.org/officeDocument/2006/customXml" ds:itemID="{F0631CDA-2F56-49AF-BE9A-D0CA7A1AE55D}">
+<ds:datastoreItem xmlns:ds="http://schemas.openxmlformats.org/officeDocument/2006/customXml" ds:itemID="{5540C9C9-38AB-4931-A393-3D977B5EE657}">
   <ds:schemaRefs>
     <ds:schemaRef ds:uri="http://schemas.openxmlformats.org/officeDocument/2006/bibliography"/>
   </ds:schemaRefs>

--- a/William/DevOps/William_Jackson.docx
+++ b/William/DevOps/William_Jackson.docx
@@ -133,7 +133,7 @@
                 <w:sz w:val="17"/>
                 <w:szCs w:val="17"/>
               </w:rPr>
-              <w:t>Wellington, Nevada, United States</w:t>
+              <w:t xml:space="preserve">Wellington, Nevada, United States | </w:t>
             </w:r>
             <w:r>
               <w:rPr>
@@ -142,34 +142,7 @@
                 <w:sz w:val="17"/>
                 <w:szCs w:val="17"/>
               </w:rPr>
-              <w:t xml:space="preserve"> |</w:t>
-            </w:r>
-            <w:r>
-              <w:rPr>
-                <w:rFonts w:ascii="Arial" w:eastAsia="Arial" w:hAnsi="Arial" w:cs="Arial"/>
-                <w:color w:val="FFFFFF"/>
-                <w:sz w:val="17"/>
-                <w:szCs w:val="17"/>
-              </w:rPr>
-              <w:t xml:space="preserve"> </w:t>
-            </w:r>
-            <w:r>
-              <w:rPr>
-                <w:rFonts w:ascii="Arial" w:eastAsia="Arial" w:hAnsi="Arial" w:cs="Arial"/>
-                <w:color w:val="FFFFFF"/>
-                <w:sz w:val="17"/>
-                <w:szCs w:val="17"/>
-              </w:rPr>
-              <w:t>+1 (725) 258-7943</w:t>
-            </w:r>
-            <w:r>
-              <w:rPr>
-                <w:rFonts w:ascii="Arial" w:eastAsia="Arial" w:hAnsi="Arial" w:cs="Arial"/>
-                <w:color w:val="FFFFFF"/>
-                <w:sz w:val="17"/>
-                <w:szCs w:val="17"/>
-              </w:rPr>
-              <w:t xml:space="preserve"> </w:t>
+              <w:t>+1 (786) 949-7561</w:t>
             </w:r>
             <w:r>
               <w:rPr>
@@ -196,16 +169,7 @@
                 <w:sz w:val="17"/>
                 <w:szCs w:val="17"/>
               </w:rPr>
-              <w:t xml:space="preserve"> </w:t>
-            </w:r>
-            <w:r>
-              <w:rPr>
-                <w:rFonts w:ascii="Arial" w:eastAsia="Arial" w:hAnsi="Arial" w:cs="Arial"/>
-                <w:color w:val="FFFFFF"/>
-                <w:sz w:val="17"/>
-                <w:szCs w:val="17"/>
-              </w:rPr>
-              <w:t xml:space="preserve">| </w:t>
+              <w:t xml:space="preserve"> | </w:t>
             </w:r>
             <w:r>
               <w:rPr>
@@ -225,6 +189,8 @@
               </w:rPr>
               <w:t>75b9343b6</w:t>
             </w:r>
+            <w:bookmarkStart w:id="0" w:name="_GoBack"/>
+            <w:bookmarkEnd w:id="0"/>
           </w:p>
         </w:tc>
       </w:tr>
@@ -2758,8 +2724,6 @@
           <w:sz w:val="28"/>
         </w:rPr>
       </w:pPr>
-      <w:bookmarkStart w:id="0" w:name="_GoBack"/>
-      <w:bookmarkEnd w:id="0"/>
     </w:p>
     <w:tbl>
       <w:tblPr>
@@ -7732,7 +7696,7 @@
 </file>
 
 <file path=customXml/itemProps1.xml><?xml version="1.0" encoding="utf-8"?>
-<ds:datastoreItem xmlns:ds="http://schemas.openxmlformats.org/officeDocument/2006/customXml" ds:itemID="{5540C9C9-38AB-4931-A393-3D977B5EE657}">
+<ds:datastoreItem xmlns:ds="http://schemas.openxmlformats.org/officeDocument/2006/customXml" ds:itemID="{2720A901-6278-4C85-828A-3F0D35AF0918}">
   <ds:schemaRefs>
     <ds:schemaRef ds:uri="http://schemas.openxmlformats.org/officeDocument/2006/bibliography"/>
   </ds:schemaRefs>

--- a/William/DevOps/William_Jackson.docx
+++ b/William/DevOps/William_Jackson.docx
@@ -133,61 +133,7 @@
                 <w:sz w:val="17"/>
                 <w:szCs w:val="17"/>
               </w:rPr>
-              <w:t xml:space="preserve">Wellington, Nevada, United States | </w:t>
-            </w:r>
-            <w:r>
-              <w:rPr>
-                <w:rFonts w:ascii="Arial" w:eastAsia="Arial" w:hAnsi="Arial" w:cs="Arial"/>
-                <w:color w:val="FFFFFF"/>
-                <w:sz w:val="17"/>
-                <w:szCs w:val="17"/>
-              </w:rPr>
-              <w:t>+1 (786) 949-7561</w:t>
-            </w:r>
-            <w:r>
-              <w:rPr>
-                <w:rFonts w:ascii="Arial" w:eastAsia="Arial" w:hAnsi="Arial" w:cs="Arial"/>
-                <w:color w:val="FFFFFF"/>
-                <w:sz w:val="17"/>
-                <w:szCs w:val="17"/>
-              </w:rPr>
-              <w:t xml:space="preserve">| </w:t>
-            </w:r>
-            <w:r>
-              <w:rPr>
-                <w:rFonts w:ascii="Arial" w:eastAsia="Arial" w:hAnsi="Arial" w:cs="Arial"/>
-                <w:color w:val="FFFFFF"/>
-                <w:sz w:val="17"/>
-                <w:szCs w:val="17"/>
-              </w:rPr>
-              <w:t>williamjackson.pro@outlook.com</w:t>
-            </w:r>
-            <w:r>
-              <w:rPr>
-                <w:rFonts w:ascii="Arial" w:eastAsia="Arial" w:hAnsi="Arial" w:cs="Arial"/>
-                <w:color w:val="FFFFFF"/>
-                <w:sz w:val="17"/>
-                <w:szCs w:val="17"/>
-              </w:rPr>
-              <w:t xml:space="preserve"> | </w:t>
-            </w:r>
-            <w:r>
-              <w:rPr>
-                <w:rFonts w:ascii="Arial" w:eastAsia="Arial" w:hAnsi="Arial" w:cs="Arial"/>
-                <w:color w:val="FFFFFF"/>
-                <w:sz w:val="17"/>
-                <w:szCs w:val="17"/>
-              </w:rPr>
-              <w:t>linkedin.com/in/william-jackson-</w:t>
-            </w:r>
-            <w:r>
-              <w:rPr>
-                <w:rFonts w:ascii="Arial" w:eastAsia="Arial" w:hAnsi="Arial" w:cs="Arial"/>
-                <w:color w:val="FFFFFF"/>
-                <w:sz w:val="17"/>
-                <w:szCs w:val="17"/>
-              </w:rPr>
-              <w:t>75b9343b6</w:t>
+              <w:t>Wellington, Nevada, United States | +1 (786) 949-7561| williamjdev@outlook.com | linkedin.com/in/william-jackson-40036a3ba</w:t>
             </w:r>
             <w:bookmarkStart w:id="0" w:name="_GoBack"/>
             <w:bookmarkEnd w:id="0"/>
@@ -7696,7 +7642,7 @@
 </file>
 
 <file path=customXml/itemProps1.xml><?xml version="1.0" encoding="utf-8"?>
-<ds:datastoreItem xmlns:ds="http://schemas.openxmlformats.org/officeDocument/2006/customXml" ds:itemID="{2720A901-6278-4C85-828A-3F0D35AF0918}">
+<ds:datastoreItem xmlns:ds="http://schemas.openxmlformats.org/officeDocument/2006/customXml" ds:itemID="{9F6AD1EF-0495-4961-BFF5-230B5DF6AA8D}">
   <ds:schemaRefs>
     <ds:schemaRef ds:uri="http://schemas.openxmlformats.org/officeDocument/2006/bibliography"/>
   </ds:schemaRefs>

--- a/William/DevOps/William_Jackson.docx
+++ b/William/DevOps/William_Jackson.docx
@@ -59,27 +59,7 @@
           <w:sz w:val="19"/>
           <w:szCs w:val="19"/>
         </w:rPr>
-        <w:t xml:space="preserve"> - </w:t>
-      </w:r>
-      <w:proofErr w:type="spellStart"/>
-      <w:r>
-        <w:rPr>
-          <w:rFonts w:ascii="Arial" w:eastAsia="Arial" w:hAnsi="Arial" w:cs="Arial"/>
-          <w:color w:val="555555"/>
-          <w:sz w:val="19"/>
-          <w:szCs w:val="19"/>
-        </w:rPr>
-        <w:t>DevOps</w:t>
-      </w:r>
-      <w:proofErr w:type="spellEnd"/>
-      <w:r>
-        <w:rPr>
-          <w:rFonts w:ascii="Arial" w:eastAsia="Arial" w:hAnsi="Arial" w:cs="Arial"/>
-          <w:color w:val="555555"/>
-          <w:sz w:val="19"/>
-          <w:szCs w:val="19"/>
-        </w:rPr>
-        <w:t>/Cloud Infrastructure</w:t>
+        <w:t xml:space="preserve"> - DevOps/Cloud Infrastructure</w:t>
       </w:r>
     </w:p>
     <w:tbl>
@@ -135,8 +115,6 @@
               </w:rPr>
               <w:t>Wellington, Nevada, United States | +1 (786) 949-7561| williamjdev@outlook.com | linkedin.com/in/william-jackson-40036a3ba</w:t>
             </w:r>
-            <w:bookmarkStart w:id="0" w:name="_GoBack"/>
-            <w:bookmarkEnd w:id="0"/>
           </w:p>
         </w:tc>
       </w:tr>
@@ -170,57 +148,138 @@
           <w:rFonts w:ascii="Arial" w:hAnsi="Arial" w:cs="Arial"/>
         </w:rPr>
       </w:pPr>
+      <w:r>
+        <w:rPr>
+          <w:b/>
+          <w:sz w:val="22"/>
+        </w:rPr>
+        <w:t>DevOps</w:t>
+      </w:r>
+      <w:r>
+        <w:rPr>
+          <w:sz w:val="22"/>
+        </w:rPr>
+        <w:t xml:space="preserve"> and </w:t>
+      </w:r>
+      <w:r>
+        <w:rPr>
+          <w:b/>
+          <w:sz w:val="22"/>
+        </w:rPr>
+        <w:t>cloud infrastructure</w:t>
+      </w:r>
+      <w:r>
+        <w:rPr>
+          <w:sz w:val="22"/>
+        </w:rPr>
+        <w:t xml:space="preserve"> engineer with strong experience building scalable delivery platforms and production automation across modern SaaS and distributed systems environments. Over years of working in high-traffic software and platform engineering teams, expertise developed around </w:t>
+      </w:r>
+      <w:r>
+        <w:rPr>
+          <w:rStyle w:val="Strong"/>
+          <w:sz w:val="22"/>
+        </w:rPr>
+        <w:t>DevOps</w:t>
+      </w:r>
+      <w:r>
+        <w:rPr>
+          <w:sz w:val="22"/>
+        </w:rPr>
+        <w:t xml:space="preserve">, </w:t>
+      </w:r>
+      <w:r>
+        <w:rPr>
+          <w:rStyle w:val="Strong"/>
+          <w:sz w:val="22"/>
+        </w:rPr>
+        <w:t>AWS Cloud</w:t>
+      </w:r>
+      <w:r>
+        <w:rPr>
+          <w:sz w:val="22"/>
+        </w:rPr>
+        <w:t xml:space="preserve">, </w:t>
+      </w:r>
+      <w:r>
+        <w:rPr>
+          <w:rStyle w:val="Strong"/>
+          <w:sz w:val="22"/>
+        </w:rPr>
+        <w:t>Docker</w:t>
+      </w:r>
+      <w:r>
+        <w:rPr>
+          <w:sz w:val="22"/>
+        </w:rPr>
+        <w:t xml:space="preserve">, </w:t>
+      </w:r>
+      <w:r>
+        <w:rPr>
+          <w:rStyle w:val="Strong"/>
+          <w:sz w:val="22"/>
+        </w:rPr>
+        <w:t>Kubernetes</w:t>
+      </w:r>
+      <w:r>
+        <w:rPr>
+          <w:sz w:val="22"/>
+        </w:rPr>
+        <w:t xml:space="preserve">, </w:t>
+      </w:r>
+      <w:r>
+        <w:rPr>
+          <w:rStyle w:val="Strong"/>
+          <w:sz w:val="22"/>
+        </w:rPr>
+        <w:t>CI/CD automation</w:t>
+      </w:r>
+      <w:r>
+        <w:rPr>
+          <w:sz w:val="22"/>
+        </w:rPr>
+        <w:t xml:space="preserve">, and </w:t>
+      </w:r>
+      <w:r>
+        <w:rPr>
+          <w:rStyle w:val="Strong"/>
+          <w:sz w:val="22"/>
+        </w:rPr>
+        <w:t>Infrastructure as Code</w:t>
+      </w:r>
+      <w:r>
+        <w:rPr>
+          <w:sz w:val="22"/>
+        </w:rPr>
+        <w:t xml:space="preserve"> while supporting backend engineering teams delivering </w:t>
+      </w:r>
       <w:proofErr w:type="spellStart"/>
       <w:r>
         <w:rPr>
-          <w:b/>
-          <w:sz w:val="22"/>
-        </w:rPr>
-        <w:t>DevOps</w:t>
+          <w:sz w:val="22"/>
+        </w:rPr>
+        <w:t>microservices</w:t>
       </w:r>
       <w:proofErr w:type="spellEnd"/>
       <w:r>
         <w:rPr>
           <w:sz w:val="22"/>
         </w:rPr>
-        <w:t xml:space="preserve"> and </w:t>
-      </w:r>
-      <w:r>
-        <w:rPr>
-          <w:b/>
-          <w:sz w:val="22"/>
-        </w:rPr>
-        <w:t>cloud infrastructure</w:t>
-      </w:r>
-      <w:r>
-        <w:rPr>
-          <w:sz w:val="22"/>
-        </w:rPr>
-        <w:t xml:space="preserve"> engineer with strong experience building scalable delivery platforms and production automation across modern </w:t>
-      </w:r>
-      <w:proofErr w:type="spellStart"/>
-      <w:r>
-        <w:rPr>
-          <w:sz w:val="22"/>
-        </w:rPr>
-        <w:t>SaaS</w:t>
-      </w:r>
-      <w:proofErr w:type="spellEnd"/>
-      <w:r>
-        <w:rPr>
-          <w:sz w:val="22"/>
-        </w:rPr>
-        <w:t xml:space="preserve"> and distributed systems environments. Over years of working in high-traffic software and platform engineering teams, expertise developed around </w:t>
-      </w:r>
-      <w:proofErr w:type="spellStart"/>
-      <w:r>
-        <w:rPr>
-          <w:rStyle w:val="Strong"/>
-          <w:sz w:val="22"/>
-        </w:rPr>
-        <w:t>DevOps</w:t>
-      </w:r>
-      <w:proofErr w:type="spellEnd"/>
+        <w:t xml:space="preserve"> and API platforms. </w:t>
+      </w:r>
+      <w:proofErr w:type="gramStart"/>
+      <w:r>
+        <w:rPr>
+          <w:sz w:val="22"/>
+        </w:rPr>
+        <w:t xml:space="preserve">Extensive hands-on work modernizing legacy deployment systems into cloud-native environments using </w:t>
+      </w:r>
+      <w:r>
+        <w:rPr>
+          <w:rStyle w:val="Strong"/>
+          <w:sz w:val="22"/>
+        </w:rPr>
+        <w:t>Terraform</w:t>
+      </w:r>
       <w:r>
         <w:rPr>
           <w:sz w:val="22"/>
@@ -232,121 +291,7 @@
           <w:rStyle w:val="Strong"/>
           <w:sz w:val="22"/>
         </w:rPr>
-        <w:t>AWS Cloud</w:t>
-      </w:r>
-      <w:r>
-        <w:rPr>
-          <w:sz w:val="22"/>
-        </w:rPr>
-        <w:t xml:space="preserve">, </w:t>
-      </w:r>
-      <w:proofErr w:type="spellStart"/>
-      <w:r>
-        <w:rPr>
-          <w:rStyle w:val="Strong"/>
-          <w:sz w:val="22"/>
-        </w:rPr>
-        <w:t>Docker</w:t>
-      </w:r>
-      <w:proofErr w:type="spellEnd"/>
-      <w:r>
-        <w:rPr>
-          <w:sz w:val="22"/>
-        </w:rPr>
-        <w:t xml:space="preserve">, </w:t>
-      </w:r>
-      <w:proofErr w:type="spellStart"/>
-      <w:r>
-        <w:rPr>
-          <w:rStyle w:val="Strong"/>
-          <w:sz w:val="22"/>
-        </w:rPr>
-        <w:t>Kubernetes</w:t>
-      </w:r>
-      <w:proofErr w:type="spellEnd"/>
-      <w:r>
-        <w:rPr>
-          <w:sz w:val="22"/>
-        </w:rPr>
-        <w:t xml:space="preserve">, </w:t>
-      </w:r>
-      <w:r>
-        <w:rPr>
-          <w:rStyle w:val="Strong"/>
-          <w:sz w:val="22"/>
-        </w:rPr>
-        <w:t>CI/CD automation</w:t>
-      </w:r>
-      <w:r>
-        <w:rPr>
-          <w:sz w:val="22"/>
-        </w:rPr>
-        <w:t xml:space="preserve">, and </w:t>
-      </w:r>
-      <w:r>
-        <w:rPr>
-          <w:rStyle w:val="Strong"/>
-          <w:sz w:val="22"/>
-        </w:rPr>
-        <w:t>Infrastructure as Code</w:t>
-      </w:r>
-      <w:r>
-        <w:rPr>
-          <w:sz w:val="22"/>
-        </w:rPr>
-        <w:t xml:space="preserve"> while supporting backend engineering teams delivering </w:t>
-      </w:r>
-      <w:proofErr w:type="spellStart"/>
-      <w:r>
-        <w:rPr>
-          <w:sz w:val="22"/>
-        </w:rPr>
-        <w:t>microservices</w:t>
-      </w:r>
-      <w:proofErr w:type="spellEnd"/>
-      <w:r>
-        <w:rPr>
-          <w:sz w:val="22"/>
-        </w:rPr>
-        <w:t xml:space="preserve"> and API platforms. </w:t>
-      </w:r>
-      <w:proofErr w:type="gramStart"/>
-      <w:r>
-        <w:rPr>
-          <w:sz w:val="22"/>
-        </w:rPr>
-        <w:t xml:space="preserve">Extensive hands-on work modernizing legacy deployment systems into cloud-native environments using </w:t>
-      </w:r>
-      <w:proofErr w:type="spellStart"/>
-      <w:r>
-        <w:rPr>
-          <w:rStyle w:val="Strong"/>
-          <w:sz w:val="22"/>
-        </w:rPr>
-        <w:t>Terraform</w:t>
-      </w:r>
-      <w:proofErr w:type="spellEnd"/>
-      <w:r>
-        <w:rPr>
-          <w:sz w:val="22"/>
-        </w:rPr>
-        <w:t xml:space="preserve">, </w:t>
-      </w:r>
-      <w:proofErr w:type="spellStart"/>
-      <w:r>
-        <w:rPr>
-          <w:rStyle w:val="Strong"/>
-          <w:sz w:val="22"/>
-        </w:rPr>
-        <w:t>GitHub</w:t>
-      </w:r>
-      <w:proofErr w:type="spellEnd"/>
-      <w:r>
-        <w:rPr>
-          <w:rStyle w:val="Strong"/>
-          <w:sz w:val="22"/>
-        </w:rPr>
-        <w:t xml:space="preserve"> Actions</w:t>
+        <w:t>GitHub Actions</w:t>
       </w:r>
       <w:r>
         <w:rPr>
@@ -359,21 +304,7 @@
         <w:rPr>
           <w:sz w:val="22"/>
         </w:rPr>
-        <w:t xml:space="preserve"> Proven ability to troubleshoot complex deployment failures, resolve infrastructure incidents, and optimize system </w:t>
-      </w:r>
-      <w:proofErr w:type="spellStart"/>
-      <w:r>
-        <w:rPr>
-          <w:sz w:val="22"/>
-        </w:rPr>
-        <w:t>observability</w:t>
-      </w:r>
-      <w:proofErr w:type="spellEnd"/>
-      <w:r>
-        <w:rPr>
-          <w:sz w:val="22"/>
-        </w:rPr>
-        <w:t xml:space="preserve"> using modern monitoring stacks, enabling highly resilient production environments and faster engineering delivery cycles.</w:t>
+        <w:t xml:space="preserve"> Proven ability to troubleshoot complex deployment failures, resolve infrastructure incidents, and optimize system observability using modern monitoring stacks, enabling highly resilient production environments and faster engineering delivery cycles.</w:t>
       </w:r>
       <w:r>
         <w:rPr>
@@ -416,21 +347,12 @@
           <w:sz w:val="22"/>
         </w:rPr>
       </w:pPr>
-      <w:proofErr w:type="spellStart"/>
-      <w:r>
-        <w:rPr>
-          <w:rStyle w:val="Strong"/>
-          <w:sz w:val="22"/>
-        </w:rPr>
-        <w:t>DevOps</w:t>
-      </w:r>
-      <w:proofErr w:type="spellEnd"/>
-      <w:r>
-        <w:rPr>
-          <w:rStyle w:val="Strong"/>
-          <w:sz w:val="22"/>
-        </w:rPr>
-        <w:t xml:space="preserve"> &amp; Infrastructure:</w:t>
+      <w:r>
+        <w:rPr>
+          <w:rStyle w:val="Strong"/>
+          <w:sz w:val="22"/>
+        </w:rPr>
+        <w:t>DevOps &amp; Infrastructure:</w:t>
       </w:r>
       <w:r>
         <w:rPr>
@@ -438,21 +360,12 @@
         </w:rPr>
         <w:t xml:space="preserve"> </w:t>
       </w:r>
-      <w:proofErr w:type="spellStart"/>
-      <w:r>
-        <w:rPr>
-          <w:rStyle w:val="Strong"/>
-          <w:sz w:val="22"/>
-        </w:rPr>
-        <w:t>Docker</w:t>
-      </w:r>
-      <w:proofErr w:type="spellEnd"/>
-      <w:r>
-        <w:rPr>
-          <w:rStyle w:val="Strong"/>
-          <w:sz w:val="22"/>
-        </w:rPr>
-        <w:t xml:space="preserve"> (18-24)</w:t>
+      <w:r>
+        <w:rPr>
+          <w:rStyle w:val="Strong"/>
+          <w:sz w:val="22"/>
+        </w:rPr>
+        <w:t>Docker (18-24)</w:t>
       </w:r>
       <w:r>
         <w:rPr>
@@ -460,21 +373,12 @@
         </w:rPr>
         <w:t xml:space="preserve">, </w:t>
       </w:r>
-      <w:proofErr w:type="spellStart"/>
-      <w:r>
-        <w:rPr>
-          <w:rStyle w:val="Strong"/>
-          <w:sz w:val="22"/>
-        </w:rPr>
-        <w:t>Kubernetes</w:t>
-      </w:r>
-      <w:proofErr w:type="spellEnd"/>
-      <w:r>
-        <w:rPr>
-          <w:rStyle w:val="Strong"/>
-          <w:sz w:val="22"/>
-        </w:rPr>
-        <w:t xml:space="preserve"> (1.18-1.29)</w:t>
+      <w:r>
+        <w:rPr>
+          <w:rStyle w:val="Strong"/>
+          <w:sz w:val="22"/>
+        </w:rPr>
+        <w:t>Kubernetes (1.18-1.29)</w:t>
       </w:r>
       <w:r>
         <w:rPr>
@@ -482,21 +386,12 @@
         </w:rPr>
         <w:t xml:space="preserve">, </w:t>
       </w:r>
-      <w:proofErr w:type="spellStart"/>
-      <w:r>
-        <w:rPr>
-          <w:rStyle w:val="Strong"/>
-          <w:sz w:val="22"/>
-        </w:rPr>
-        <w:t>Terraform</w:t>
-      </w:r>
-      <w:proofErr w:type="spellEnd"/>
-      <w:r>
-        <w:rPr>
-          <w:rStyle w:val="Strong"/>
-          <w:sz w:val="22"/>
-        </w:rPr>
-        <w:t xml:space="preserve"> (0.12-1.x)</w:t>
+      <w:r>
+        <w:rPr>
+          <w:rStyle w:val="Strong"/>
+          <w:sz w:val="22"/>
+        </w:rPr>
+        <w:t>Terraform (0.12-1.x)</w:t>
       </w:r>
       <w:r>
         <w:rPr>
@@ -677,21 +572,12 @@
         </w:rPr>
         <w:t xml:space="preserve"> </w:t>
       </w:r>
-      <w:proofErr w:type="spellStart"/>
-      <w:r>
-        <w:rPr>
-          <w:rStyle w:val="Strong"/>
-          <w:sz w:val="22"/>
-        </w:rPr>
-        <w:t>GitHub</w:t>
-      </w:r>
-      <w:proofErr w:type="spellEnd"/>
-      <w:r>
-        <w:rPr>
-          <w:rStyle w:val="Strong"/>
-          <w:sz w:val="22"/>
-        </w:rPr>
-        <w:t xml:space="preserve"> Actions</w:t>
+      <w:r>
+        <w:rPr>
+          <w:rStyle w:val="Strong"/>
+          <w:sz w:val="22"/>
+        </w:rPr>
+        <w:t>GitHub Actions</w:t>
       </w:r>
       <w:r>
         <w:rPr>
@@ -766,23 +652,7 @@
           <w:rStyle w:val="Strong"/>
           <w:sz w:val="22"/>
         </w:rPr>
-        <w:t xml:space="preserve">Monitoring &amp; </w:t>
-      </w:r>
-      <w:proofErr w:type="spellStart"/>
-      <w:r>
-        <w:rPr>
-          <w:rStyle w:val="Strong"/>
-          <w:sz w:val="22"/>
-        </w:rPr>
-        <w:t>Observability</w:t>
-      </w:r>
-      <w:proofErr w:type="spellEnd"/>
-      <w:r>
-        <w:rPr>
-          <w:rStyle w:val="Strong"/>
-          <w:sz w:val="22"/>
-        </w:rPr>
-        <w:t>:</w:t>
+        <w:t>Monitoring &amp; Observability:</w:t>
       </w:r>
       <w:r>
         <w:rPr>
@@ -954,7 +824,6 @@
         </w:rPr>
         <w:t xml:space="preserve"> </w:t>
       </w:r>
-      <w:proofErr w:type="spellStart"/>
       <w:r>
         <w:rPr>
           <w:rStyle w:val="Strong"/>
@@ -962,7 +831,6 @@
         </w:rPr>
         <w:t>PostgreSQL</w:t>
       </w:r>
-      <w:proofErr w:type="spellEnd"/>
       <w:r>
         <w:rPr>
           <w:sz w:val="22"/>
@@ -1189,21 +1057,12 @@
         </w:rPr>
         <w:t xml:space="preserve"> using </w:t>
       </w:r>
-      <w:proofErr w:type="spellStart"/>
-      <w:r>
-        <w:rPr>
-          <w:rStyle w:val="Strong"/>
-          <w:sz w:val="22"/>
-        </w:rPr>
-        <w:t>GitHub</w:t>
-      </w:r>
-      <w:proofErr w:type="spellEnd"/>
-      <w:r>
-        <w:rPr>
-          <w:rStyle w:val="Strong"/>
-          <w:sz w:val="22"/>
-        </w:rPr>
-        <w:t xml:space="preserve"> Actions</w:t>
+      <w:r>
+        <w:rPr>
+          <w:rStyle w:val="Strong"/>
+          <w:sz w:val="22"/>
+        </w:rPr>
+        <w:t>GitHub Actions</w:t>
       </w:r>
       <w:r>
         <w:rPr>
@@ -1211,21 +1070,12 @@
         </w:rPr>
         <w:t xml:space="preserve"> and </w:t>
       </w:r>
-      <w:proofErr w:type="spellStart"/>
-      <w:r>
-        <w:rPr>
-          <w:rStyle w:val="Strong"/>
-          <w:sz w:val="22"/>
-        </w:rPr>
-        <w:t>Docker</w:t>
-      </w:r>
-      <w:proofErr w:type="spellEnd"/>
-      <w:r>
-        <w:rPr>
-          <w:rStyle w:val="Strong"/>
-          <w:sz w:val="22"/>
-        </w:rPr>
-        <w:t xml:space="preserve"> (19-24)</w:t>
+      <w:r>
+        <w:rPr>
+          <w:rStyle w:val="Strong"/>
+          <w:sz w:val="22"/>
+        </w:rPr>
+        <w:t>Docker (19-24)</w:t>
       </w:r>
       <w:r>
         <w:rPr>
@@ -1266,21 +1116,12 @@
         </w:rPr>
         <w:t xml:space="preserve">Designed and implemented production-grade </w:t>
       </w:r>
-      <w:proofErr w:type="spellStart"/>
-      <w:r>
-        <w:rPr>
-          <w:rStyle w:val="Strong"/>
-          <w:sz w:val="22"/>
-        </w:rPr>
-        <w:t>Kubernetes</w:t>
-      </w:r>
-      <w:proofErr w:type="spellEnd"/>
-      <w:r>
-        <w:rPr>
-          <w:rStyle w:val="Strong"/>
-          <w:sz w:val="22"/>
-        </w:rPr>
-        <w:t xml:space="preserve"> (1.20-1.28)</w:t>
+      <w:r>
+        <w:rPr>
+          <w:rStyle w:val="Strong"/>
+          <w:sz w:val="22"/>
+        </w:rPr>
+        <w:t>Kubernetes (1.20-1.28)</w:t>
       </w:r>
       <w:r>
         <w:rPr>
@@ -1334,21 +1175,12 @@
         </w:rPr>
         <w:t xml:space="preserve">Modernized infrastructure provisioning by migrating manually configured cloud environments into </w:t>
       </w:r>
-      <w:proofErr w:type="spellStart"/>
-      <w:r>
-        <w:rPr>
-          <w:rStyle w:val="Strong"/>
-          <w:sz w:val="22"/>
-        </w:rPr>
-        <w:t>Terraform</w:t>
-      </w:r>
-      <w:proofErr w:type="spellEnd"/>
-      <w:r>
-        <w:rPr>
-          <w:rStyle w:val="Strong"/>
-          <w:sz w:val="22"/>
-        </w:rPr>
-        <w:t xml:space="preserve"> (0.12-1.x)</w:t>
+      <w:r>
+        <w:rPr>
+          <w:rStyle w:val="Strong"/>
+          <w:sz w:val="22"/>
+        </w:rPr>
+        <w:t>Terraform (0.12-1.x)</w:t>
       </w:r>
       <w:r>
         <w:rPr>
@@ -1462,21 +1294,12 @@
         </w:rPr>
         <w:t xml:space="preserve">Optimized container build pipelines by introducing layered </w:t>
       </w:r>
-      <w:proofErr w:type="spellStart"/>
-      <w:r>
-        <w:rPr>
-          <w:rStyle w:val="Strong"/>
-          <w:sz w:val="22"/>
-        </w:rPr>
-        <w:t>Docker</w:t>
-      </w:r>
-      <w:proofErr w:type="spellEnd"/>
-      <w:r>
-        <w:rPr>
-          <w:rStyle w:val="Strong"/>
-          <w:sz w:val="22"/>
-        </w:rPr>
-        <w:t xml:space="preserve"> caching strategies</w:t>
+      <w:r>
+        <w:rPr>
+          <w:rStyle w:val="Strong"/>
+          <w:sz w:val="22"/>
+        </w:rPr>
+        <w:t>Docker caching strategies</w:t>
       </w:r>
       <w:r>
         <w:rPr>
@@ -1731,41 +1554,18 @@
         </w:rPr>
         <w:t xml:space="preserve">Mentored engineers across development teams on </w:t>
       </w:r>
-      <w:proofErr w:type="spellStart"/>
-      <w:r>
-        <w:rPr>
-          <w:rStyle w:val="Strong"/>
-          <w:sz w:val="22"/>
-        </w:rPr>
-        <w:t>DevOps</w:t>
-      </w:r>
-      <w:proofErr w:type="spellEnd"/>
-      <w:r>
-        <w:rPr>
-          <w:rStyle w:val="Strong"/>
-          <w:sz w:val="22"/>
-        </w:rPr>
-        <w:t xml:space="preserve"> practices</w:t>
-      </w:r>
-      <w:r>
-        <w:rPr>
-          <w:sz w:val="22"/>
-        </w:rPr>
-        <w:t xml:space="preserve">, helping teams design deployment-ready services and maintain infrastructure </w:t>
-      </w:r>
-      <w:proofErr w:type="spellStart"/>
-      <w:r>
-        <w:rPr>
-          <w:sz w:val="22"/>
-        </w:rPr>
-        <w:t>observability</w:t>
-      </w:r>
-      <w:proofErr w:type="spellEnd"/>
-      <w:r>
-        <w:rPr>
-          <w:sz w:val="22"/>
-        </w:rPr>
-        <w:t xml:space="preserve"> standards.</w:t>
+      <w:r>
+        <w:rPr>
+          <w:rStyle w:val="Strong"/>
+          <w:sz w:val="22"/>
+        </w:rPr>
+        <w:t>DevOps practices</w:t>
+      </w:r>
+      <w:r>
+        <w:rPr>
+          <w:sz w:val="22"/>
+        </w:rPr>
+        <w:t>, helping teams design deployment-ready services and maintain infrastructure observability standards.</w:t>
       </w:r>
     </w:p>
     <w:tbl>
@@ -1923,21 +1723,12 @@
         </w:rPr>
         <w:t xml:space="preserve"> integrated with </w:t>
       </w:r>
-      <w:proofErr w:type="spellStart"/>
-      <w:r>
-        <w:rPr>
-          <w:rStyle w:val="Strong"/>
-          <w:sz w:val="22"/>
-        </w:rPr>
-        <w:t>Docker</w:t>
-      </w:r>
-      <w:proofErr w:type="spellEnd"/>
-      <w:r>
-        <w:rPr>
-          <w:rStyle w:val="Strong"/>
-          <w:sz w:val="22"/>
-        </w:rPr>
-        <w:t xml:space="preserve"> (17-20)</w:t>
+      <w:r>
+        <w:rPr>
+          <w:rStyle w:val="Strong"/>
+          <w:sz w:val="22"/>
+        </w:rPr>
+        <w:t>Docker (17-20)</w:t>
       </w:r>
       <w:r>
         <w:rPr>
@@ -2116,21 +1907,12 @@
         </w:rPr>
         <w:t xml:space="preserve">Built automated database backup pipelines for </w:t>
       </w:r>
-      <w:proofErr w:type="spellStart"/>
-      <w:r>
-        <w:rPr>
-          <w:rStyle w:val="Strong"/>
-          <w:sz w:val="22"/>
-        </w:rPr>
-        <w:t>PostgreSQL</w:t>
-      </w:r>
-      <w:proofErr w:type="spellEnd"/>
-      <w:r>
-        <w:rPr>
-          <w:rStyle w:val="Strong"/>
-          <w:sz w:val="22"/>
-        </w:rPr>
-        <w:t xml:space="preserve"> and MySQL</w:t>
+      <w:r>
+        <w:rPr>
+          <w:rStyle w:val="Strong"/>
+          <w:sz w:val="22"/>
+        </w:rPr>
+        <w:t>PostgreSQL and MySQL</w:t>
       </w:r>
       <w:r>
         <w:rPr>
@@ -2483,21 +2265,12 @@
         </w:rPr>
         <w:t xml:space="preserve">Introduced basic </w:t>
       </w:r>
-      <w:proofErr w:type="spellStart"/>
-      <w:r>
-        <w:rPr>
-          <w:rStyle w:val="Strong"/>
-          <w:sz w:val="22"/>
-        </w:rPr>
-        <w:t>Docker</w:t>
-      </w:r>
-      <w:proofErr w:type="spellEnd"/>
-      <w:r>
-        <w:rPr>
-          <w:rStyle w:val="Strong"/>
-          <w:sz w:val="22"/>
-        </w:rPr>
-        <w:t xml:space="preserve"> containerization</w:t>
+      <w:r>
+        <w:rPr>
+          <w:rStyle w:val="Strong"/>
+          <w:sz w:val="22"/>
+        </w:rPr>
+        <w:t>Docker containerization</w:t>
       </w:r>
       <w:r>
         <w:rPr>
@@ -3077,15 +2850,17 @@
       </w:pPr>
       <w:r>
         <w:rPr>
-          <w:rFonts w:ascii="Arial" w:eastAsia="Arial" w:hAnsi="Arial" w:cs="Arial"/>
+          <w:rFonts w:ascii="Arial" w:hAnsi="Arial" w:cs="Arial"/>
           <w:b/>
           <w:bCs/>
-          <w:color w:val="111111"/>
-          <w:sz w:val="22"/>
-          <w:szCs w:val="18"/>
-        </w:rPr>
-        <w:t>Stanford University Department of Computer Science</w:t>
-      </w:r>
+          <w:color w:val="000000"/>
+          <w:sz w:val="22"/>
+          <w:szCs w:val="23"/>
+        </w:rPr>
+        <w:t>Harvard University</w:t>
+      </w:r>
+      <w:bookmarkStart w:id="0" w:name="_GoBack"/>
+      <w:bookmarkEnd w:id="0"/>
     </w:p>
     <w:p>
       <w:pPr>
@@ -3197,23 +2972,7 @@
           <w:rStyle w:val="Strong"/>
           <w:sz w:val="22"/>
         </w:rPr>
-        <w:t xml:space="preserve">AWS Certified </w:t>
-      </w:r>
-      <w:proofErr w:type="spellStart"/>
-      <w:r>
-        <w:rPr>
-          <w:rStyle w:val="Strong"/>
-          <w:sz w:val="22"/>
-        </w:rPr>
-        <w:t>DevOps</w:t>
-      </w:r>
-      <w:proofErr w:type="spellEnd"/>
-      <w:r>
-        <w:rPr>
-          <w:rStyle w:val="Strong"/>
-          <w:sz w:val="22"/>
-        </w:rPr>
-        <w:t xml:space="preserve"> Engineer – Professional</w:t>
+        <w:t>AWS Certified DevOps Engineer – Professional</w:t>
       </w:r>
     </w:p>
     <w:p>
@@ -3318,23 +3077,7 @@
           <w:rStyle w:val="Strong"/>
           <w:sz w:val="22"/>
         </w:rPr>
-        <w:t xml:space="preserve">Certified </w:t>
-      </w:r>
-      <w:proofErr w:type="spellStart"/>
-      <w:r>
-        <w:rPr>
-          <w:rStyle w:val="Strong"/>
-          <w:sz w:val="22"/>
-        </w:rPr>
-        <w:t>Kubernetes</w:t>
-      </w:r>
-      <w:proofErr w:type="spellEnd"/>
-      <w:r>
-        <w:rPr>
-          <w:rStyle w:val="Strong"/>
-          <w:sz w:val="22"/>
-        </w:rPr>
-        <w:t xml:space="preserve"> Administrator (CKA)</w:t>
+        <w:t>Certified Kubernetes Administrator (CKA)</w:t>
       </w:r>
     </w:p>
     <w:p>
@@ -3353,45 +3096,43 @@
         </w:rPr>
         <w:t xml:space="preserve">Strong match because you list deep </w:t>
       </w:r>
+      <w:r>
+        <w:rPr>
+          <w:rStyle w:val="Strong"/>
+          <w:sz w:val="22"/>
+        </w:rPr>
+        <w:t>Kubernetes</w:t>
+      </w:r>
+      <w:r>
+        <w:rPr>
+          <w:sz w:val="22"/>
+        </w:rPr>
+        <w:t xml:space="preserve"> experience, plus </w:t>
+      </w:r>
+      <w:r>
+        <w:rPr>
+          <w:rStyle w:val="Strong"/>
+          <w:sz w:val="22"/>
+        </w:rPr>
+        <w:t>Helm</w:t>
+      </w:r>
+      <w:r>
+        <w:rPr>
+          <w:sz w:val="22"/>
+        </w:rPr>
+        <w:t xml:space="preserve">, </w:t>
+      </w:r>
       <w:proofErr w:type="spellStart"/>
       <w:r>
         <w:rPr>
           <w:rStyle w:val="Strong"/>
           <w:sz w:val="22"/>
         </w:rPr>
-        <w:t>Kubernetes</w:t>
+        <w:t>microservices</w:t>
       </w:r>
       <w:proofErr w:type="spellEnd"/>
       <w:r>
         <w:rPr>
-          <w:sz w:val="22"/>
-        </w:rPr>
-        <w:t xml:space="preserve"> experience, plus </w:t>
-      </w:r>
-      <w:r>
-        <w:rPr>
-          <w:rStyle w:val="Strong"/>
-          <w:sz w:val="22"/>
-        </w:rPr>
-        <w:t>Helm</w:t>
-      </w:r>
-      <w:r>
-        <w:rPr>
-          <w:sz w:val="22"/>
-        </w:rPr>
-        <w:t xml:space="preserve">, </w:t>
-      </w:r>
-      <w:proofErr w:type="spellStart"/>
-      <w:r>
-        <w:rPr>
-          <w:rStyle w:val="Strong"/>
-          <w:sz w:val="22"/>
-        </w:rPr>
-        <w:t>microservices</w:t>
-      </w:r>
-      <w:proofErr w:type="spellEnd"/>
-      <w:r>
-        <w:rPr>
           <w:rStyle w:val="Strong"/>
           <w:sz w:val="22"/>
         </w:rPr>
@@ -3401,21 +3142,7 @@
         <w:rPr>
           <w:sz w:val="22"/>
         </w:rPr>
-        <w:t xml:space="preserve">, </w:t>
-      </w:r>
-      <w:proofErr w:type="spellStart"/>
-      <w:r>
-        <w:rPr>
-          <w:sz w:val="22"/>
-        </w:rPr>
-        <w:t>observability</w:t>
-      </w:r>
-      <w:proofErr w:type="spellEnd"/>
-      <w:r>
-        <w:rPr>
-          <w:sz w:val="22"/>
-        </w:rPr>
-        <w:t xml:space="preserve">, and cluster operations. The CKA is a </w:t>
+        <w:t xml:space="preserve">, observability, and cluster operations. The CKA is a </w:t>
       </w:r>
       <w:r>
         <w:rPr>
@@ -3428,21 +3155,7 @@
         <w:rPr>
           <w:sz w:val="22"/>
         </w:rPr>
-        <w:t xml:space="preserve"> exam focused on real </w:t>
-      </w:r>
-      <w:proofErr w:type="spellStart"/>
-      <w:r>
-        <w:rPr>
-          <w:sz w:val="22"/>
-        </w:rPr>
-        <w:t>Kubernetes</w:t>
-      </w:r>
-      <w:proofErr w:type="spellEnd"/>
-      <w:r>
-        <w:rPr>
-          <w:sz w:val="22"/>
-        </w:rPr>
-        <w:t xml:space="preserve"> administration tasks. </w:t>
+        <w:t xml:space="preserve"> exam focused on real Kubernetes administration tasks. </w:t>
       </w:r>
     </w:p>
     <w:p>
@@ -3475,23 +3188,7 @@
           <w:rStyle w:val="Strong"/>
           <w:sz w:val="22"/>
         </w:rPr>
-        <w:t xml:space="preserve"> Certified: </w:t>
-      </w:r>
-      <w:proofErr w:type="spellStart"/>
-      <w:r>
-        <w:rPr>
-          <w:rStyle w:val="Strong"/>
-          <w:sz w:val="22"/>
-        </w:rPr>
-        <w:t>Terraform</w:t>
-      </w:r>
-      <w:proofErr w:type="spellEnd"/>
-      <w:r>
-        <w:rPr>
-          <w:rStyle w:val="Strong"/>
-          <w:sz w:val="22"/>
-        </w:rPr>
-        <w:t xml:space="preserve"> Associate (004)</w:t>
+        <w:t xml:space="preserve"> Certified: Terraform Associate (004)</w:t>
       </w:r>
     </w:p>
     <w:p>
@@ -3510,38 +3207,29 @@
         </w:rPr>
         <w:t xml:space="preserve">Best certification for your </w:t>
       </w:r>
+      <w:r>
+        <w:rPr>
+          <w:rStyle w:val="Strong"/>
+          <w:sz w:val="22"/>
+        </w:rPr>
+        <w:t>Terraform / Infrastructure as Code</w:t>
+      </w:r>
+      <w:r>
+        <w:rPr>
+          <w:sz w:val="22"/>
+        </w:rPr>
+        <w:t xml:space="preserve"> background. </w:t>
+      </w:r>
       <w:proofErr w:type="spellStart"/>
       <w:r>
         <w:rPr>
-          <w:rStyle w:val="Strong"/>
-          <w:sz w:val="22"/>
-        </w:rPr>
-        <w:t>Terraform</w:t>
+          <w:sz w:val="22"/>
+        </w:rPr>
+        <w:t>HashiCorp</w:t>
       </w:r>
       <w:proofErr w:type="spellEnd"/>
       <w:r>
         <w:rPr>
-          <w:rStyle w:val="Strong"/>
-          <w:sz w:val="22"/>
-        </w:rPr>
-        <w:t xml:space="preserve"> / Infrastructure as Code</w:t>
-      </w:r>
-      <w:r>
-        <w:rPr>
-          <w:sz w:val="22"/>
-        </w:rPr>
-        <w:t xml:space="preserve"> background. </w:t>
-      </w:r>
-      <w:proofErr w:type="spellStart"/>
-      <w:r>
-        <w:rPr>
-          <w:sz w:val="22"/>
-        </w:rPr>
-        <w:t>HashiCorp</w:t>
-      </w:r>
-      <w:proofErr w:type="spellEnd"/>
-      <w:r>
-        <w:rPr>
           <w:sz w:val="22"/>
         </w:rPr>
         <w:t xml:space="preserve"> positions it as validation of </w:t>
@@ -3551,23 +3239,7 @@
           <w:rStyle w:val="Strong"/>
           <w:sz w:val="22"/>
         </w:rPr>
-        <w:t xml:space="preserve">foundational </w:t>
-      </w:r>
-      <w:proofErr w:type="spellStart"/>
-      <w:r>
-        <w:rPr>
-          <w:rStyle w:val="Strong"/>
-          <w:sz w:val="22"/>
-        </w:rPr>
-        <w:t>Terraform</w:t>
-      </w:r>
-      <w:proofErr w:type="spellEnd"/>
-      <w:r>
-        <w:rPr>
-          <w:rStyle w:val="Strong"/>
-          <w:sz w:val="22"/>
-        </w:rPr>
-        <w:t xml:space="preserve"> knowledge and skills</w:t>
+        <w:t>foundational Terraform knowledge and skills</w:t>
       </w:r>
       <w:r>
         <w:rPr>
@@ -7642,7 +7314,7 @@
 </file>
 
 <file path=customXml/itemProps1.xml><?xml version="1.0" encoding="utf-8"?>
-<ds:datastoreItem xmlns:ds="http://schemas.openxmlformats.org/officeDocument/2006/customXml" ds:itemID="{9F6AD1EF-0495-4961-BFF5-230B5DF6AA8D}">
+<ds:datastoreItem xmlns:ds="http://schemas.openxmlformats.org/officeDocument/2006/customXml" ds:itemID="{9ECD0D56-0DC9-454E-96AD-D4C70522E00C}">
   <ds:schemaRefs>
     <ds:schemaRef ds:uri="http://schemas.openxmlformats.org/officeDocument/2006/bibliography"/>
   </ds:schemaRefs>
